--- a/report/冶金设施工程预测方法的建模及计算仿真报告202608.docx
+++ b/report/冶金设施工程预测方法的建模及计算仿真报告202608.docx
@@ -3079,18 +3079,8 @@
             <w:shd w:val="clear" w:color="auto" w:fill="FFFFFF"/>
           </w:tcPr>
           <w:p>
-            <w:pPr>
-              <w:pStyle w:val="54"/>
-              <w:bidi w:val="0"/>
-              <w:rPr>
-                <w:b w:val="0"/>
-              </w:rPr>
-            </w:pPr>
-            <w:r>
-              <w:rPr>
-                <w:b w:val="0"/>
-              </w:rPr>
-              <w:t>228</w:t>
+            <w:r>
+              <w:t>276</w:t>
             </w:r>
           </w:p>
         </w:tc>
@@ -3222,18 +3212,8 @@
             <w:shd w:val="clear" w:color="auto" w:fill="FFFFFF"/>
           </w:tcPr>
           <w:p>
-            <w:pPr>
-              <w:pStyle w:val="54"/>
-              <w:bidi w:val="0"/>
-              <w:rPr>
-                <w:b w:val="0"/>
-              </w:rPr>
-            </w:pPr>
-            <w:r>
-              <w:rPr>
-                <w:b w:val="0"/>
-              </w:rPr>
-              <w:t>108</w:t>
+            <w:r>
+              <w:t>204</w:t>
             </w:r>
           </w:p>
         </w:tc>
@@ -3365,17 +3345,7 @@
             <w:shd w:val="clear" w:color="auto" w:fill="FFFFFF"/>
           </w:tcPr>
           <w:p>
-            <w:pPr>
-              <w:pStyle w:val="54"/>
-              <w:bidi w:val="0"/>
-              <w:rPr>
-                <w:b w:val="0"/>
-              </w:rPr>
-            </w:pPr>
-            <w:r>
-              <w:rPr>
-                <w:b w:val="0"/>
-              </w:rPr>
+            <w:r>
               <w:t>108</w:t>
             </w:r>
           </w:p>
@@ -4338,7 +4308,7 @@
           </w:tcPr>
           <w:p>
             <w:r>
-              <w:t>实测平均 0.188 s，含模型加载</w:t>
+              <w:t>首次加载约数秒；本地热缓存平均约0.72 s，含依赖导入、模型加载、特征计算和推理</w:t>
             </w:r>
           </w:p>
         </w:tc>
@@ -13770,15 +13740,8 @@
             <w:vAlign w:val="top"/>
           </w:tcPr>
           <w:p>
-            <w:pPr>
-              <w:pStyle w:val="54"/>
-              <w:bidi w:val="0"/>
-              <w:rPr>
-                <w:rFonts w:hint="default"/>
-              </w:rPr>
-            </w:pPr>
-            <w:r>
-              <w:t>95.7657%</w:t>
+            <w:r>
+              <w:t>95.6389%</w:t>
             </w:r>
           </w:p>
         </w:tc>
@@ -13795,15 +13758,8 @@
             <w:vAlign w:val="top"/>
           </w:tcPr>
           <w:p>
-            <w:pPr>
-              <w:pStyle w:val="54"/>
-              <w:bidi w:val="0"/>
-              <w:rPr>
-                <w:rFonts w:hint="default"/>
-              </w:rPr>
-            </w:pPr>
-            <w:r>
-              <w:t>—</w:t>
+            <w:r>
+              <w:t>96.7547%</w:t>
             </w:r>
           </w:p>
         </w:tc>
@@ -13863,15 +13819,8 @@
             <w:vAlign w:val="top"/>
           </w:tcPr>
           <w:p>
-            <w:pPr>
-              <w:pStyle w:val="54"/>
-              <w:bidi w:val="0"/>
-              <w:rPr>
-                <w:rFonts w:hint="default"/>
-              </w:rPr>
-            </w:pPr>
-            <w:r>
-              <w:t>95.6561%</w:t>
+            <w:r>
+              <w:t>95.9591%</w:t>
             </w:r>
           </w:p>
         </w:tc>
@@ -13888,15 +13837,8 @@
             <w:vAlign w:val="top"/>
           </w:tcPr>
           <w:p>
-            <w:pPr>
-              <w:pStyle w:val="54"/>
-              <w:bidi w:val="0"/>
-              <w:rPr>
-                <w:rFonts w:hint="default"/>
-              </w:rPr>
-            </w:pPr>
-            <w:r>
-              <w:t>95.2555%</w:t>
+            <w:r>
+              <w:t>97.2075%</w:t>
             </w:r>
           </w:p>
         </w:tc>
@@ -14035,15 +13977,8 @@
             <w:vAlign w:val="top"/>
           </w:tcPr>
           <w:p>
-            <w:pPr>
-              <w:pStyle w:val="54"/>
-              <w:bidi w:val="0"/>
-              <w:rPr>
-                <w:rFonts w:hint="default"/>
-              </w:rPr>
-            </w:pPr>
-            <w:r>
-              <w:t>95.7657%</w:t>
+            <w:r>
+              <w:t>95.9134%</w:t>
             </w:r>
           </w:p>
         </w:tc>
@@ -14060,15 +13995,8 @@
             <w:vAlign w:val="top"/>
           </w:tcPr>
           <w:p>
-            <w:pPr>
-              <w:pStyle w:val="54"/>
-              <w:bidi w:val="0"/>
-              <w:rPr>
-                <w:rFonts w:hint="default"/>
-              </w:rPr>
-            </w:pPr>
-            <w:r>
-              <w:t>95.5292%</w:t>
+            <w:r>
+              <w:t>97.1321%</w:t>
             </w:r>
           </w:p>
         </w:tc>
@@ -14128,15 +14056,8 @@
             <w:vAlign w:val="top"/>
           </w:tcPr>
           <w:p>
-            <w:pPr>
-              <w:pStyle w:val="54"/>
-              <w:bidi w:val="0"/>
-              <w:rPr>
-                <w:rFonts w:hint="default"/>
-              </w:rPr>
-            </w:pPr>
-            <w:r>
-              <w:t>95.8204%</w:t>
+            <w:r>
+              <w:t>95.9591%</w:t>
             </w:r>
           </w:p>
         </w:tc>
@@ -14153,15 +14074,8 @@
             <w:vAlign w:val="top"/>
           </w:tcPr>
           <w:p>
-            <w:pPr>
-              <w:pStyle w:val="54"/>
-              <w:bidi w:val="0"/>
-              <w:rPr>
-                <w:rFonts w:hint="default"/>
-              </w:rPr>
-            </w:pPr>
-            <w:r>
-              <w:t>95.5292%</w:t>
+            <w:r>
+              <w:t>97.1321%</w:t>
             </w:r>
           </w:p>
         </w:tc>
@@ -14221,15 +14135,8 @@
             <w:vAlign w:val="top"/>
           </w:tcPr>
           <w:p>
-            <w:pPr>
-              <w:pStyle w:val="54"/>
-              <w:bidi w:val="0"/>
-              <w:rPr>
-                <w:rFonts w:hint="default"/>
-              </w:rPr>
-            </w:pPr>
-            <w:r>
-              <w:t>95.7839%</w:t>
+            <w:r>
+              <w:t>95.8981%</w:t>
             </w:r>
           </w:p>
         </w:tc>
@@ -14246,15 +14153,8 @@
             <w:vAlign w:val="top"/>
           </w:tcPr>
           <w:p>
-            <w:pPr>
-              <w:pStyle w:val="54"/>
-              <w:bidi w:val="0"/>
-              <w:rPr>
-                <w:rFonts w:hint="default"/>
-              </w:rPr>
-            </w:pPr>
-            <w:r>
-              <w:t>95.1642%</w:t>
+            <w:r>
+              <w:t>97.2075%</w:t>
             </w:r>
           </w:p>
         </w:tc>
@@ -14308,15 +14208,8 @@
             <w:vAlign w:val="top"/>
           </w:tcPr>
           <w:p>
-            <w:pPr>
-              <w:pStyle w:val="54"/>
-              <w:bidi w:val="0"/>
-              <w:rPr>
-                <w:rFonts w:hint="default"/>
-              </w:rPr>
-            </w:pPr>
-            <w:r>
-              <w:t>95.8204%</w:t>
+            <w:r>
+              <w:t>95.9134%</w:t>
             </w:r>
           </w:p>
         </w:tc>
@@ -14333,15 +14226,8 @@
             <w:vAlign w:val="top"/>
           </w:tcPr>
           <w:p>
-            <w:pPr>
-              <w:pStyle w:val="54"/>
-              <w:bidi w:val="0"/>
-              <w:rPr>
-                <w:rFonts w:hint="default"/>
-              </w:rPr>
-            </w:pPr>
-            <w:r>
-              <w:t>95.1642%</w:t>
+            <w:r>
+              <w:t>97.0566%</w:t>
             </w:r>
           </w:p>
         </w:tc>
@@ -17436,7 +17322,7 @@
           <w:rFonts w:hint="default" w:ascii="Times New Roman" w:hAnsi="Times New Roman" w:cs="Times New Roman"/>
           <w:lang w:val="en-US" w:eastAsia="zh-CN"/>
         </w:rPr>
-        <w:t>分设施结果显示，8 个冶金设施的独立测试等级准确率均接近或高于综合模型水平。美铝电解设施的 Dk 数值范围较集中，其等级判断稳定；冶金钢铁厂虽然 MAE 相对较高，但测试工况的等级判断保持一致。大型冶金等效设施有 1 条等级误判，整体准确率为 97.8261%。</w:t>
+        <w:t>分设施结果显示，8 个冶金设施的独立测试等级准确率均高于 95%。美铝电解设施的 Dk 数值范围较集中，其等级判断稳定；冶金钢铁厂虽然 MAE 相对较高，但测试工况的等级判断保持一致。大型冶金等效设施有 2 条等级误判，整体准确率为 96.4286%。</w:t>
       </w:r>
     </w:p>
     <w:p>
@@ -17533,17 +17419,11 @@
         <w:rPr>
           <w:rFonts w:hint="default" w:ascii="Times New Roman" w:hAnsi="Times New Roman" w:cs="Times New Roman"/>
         </w:rPr>
-        <w:t>预测结果界面以设施名称和本次热源工况为基础信息，突出显示设施整体毁伤等级，同时给出连续 Dk、模型综合验证准确率和计算耗时。热源参数区分别显示方位角、俯仰角、目标热通量和持续时间，使预测结果能够与具体工况对应。对于需要进一步分析的工况，可根据预测等级和 Dk 与阈值的距离，选择相应 FDS 方案开展精细计算。</w:t>
-      </w:r>
-      <w:r>
-        <w:t>实测 36 个设施参考工况的平均单次预测耗时为 0.188 秒，统计口径包含模型加载、特征计算与推理。</w:t>
-      </w:r>
-      <w:r>
-        <w:t>实测 36 个设施参考工况的平均单次预测耗时为 0.188 秒，统计口径包含模型加载、特征计算与推理。</w:t>
-      </w:r>
-      <w:r>
-        <w:t>实测 36 个设施参考工况的平均单次预测耗时为 0.188 秒，统计口径包含模型加载、特征计算与推理。</w:t>
-      </w:r>
+        <w:t>预测结果界面以设施名称和本次热源工况为基础信息，突出显示设施整体毁伤等级，同时显示本次模型加载和推理耗时。热源参数区分别显示方位角、俯仰角、目标热通量和持续时间。程序在预测过程中显示加载状态；首次模型加载通常为数秒，后续预测受缓存影响会明显加快。</w:t>
+      </w:r>
+      <w:r/>
+      <w:r/>
+      <w:r/>
     </w:p>
     <w:p>
       <w:pPr>

--- a/report/冶金设施工程预测方法的建模及计算仿真报告202608.docx
+++ b/report/冶金设施工程预测方法的建模及计算仿真报告202608.docx
@@ -1,6 +1,6 @@
 
 <file path=word/document.xml><?xml version="1.0" encoding="utf-8"?>
-<w:document xmlns:wpc="http://schemas.microsoft.com/office/word/2010/wordprocessingCanvas" xmlns:cx="http://schemas.microsoft.com/office/drawing/2014/chartex" xmlns:cx1="http://schemas.microsoft.com/office/drawing/2015/9/8/chartex" xmlns:cx2="http://schemas.microsoft.com/office/drawing/2015/10/21/chartex" xmlns:cx3="http://schemas.microsoft.com/office/drawing/2016/5/9/chartex" xmlns:cx4="http://schemas.microsoft.com/office/drawing/2016/5/10/chartex" xmlns:cx5="http://schemas.microsoft.com/office/drawing/2016/5/11/chartex" xmlns:cx6="http://schemas.microsoft.com/office/drawing/2016/5/12/chartex" xmlns:cx7="http://schemas.microsoft.com/office/drawing/2016/5/13/chartex" xmlns:cx8="http://schemas.microsoft.com/office/drawing/2016/5/14/chartex" xmlns:mc="http://schemas.openxmlformats.org/markup-compatibility/2006" xmlns:o="urn:schemas-microsoft-com:office:office" xmlns:r="http://schemas.openxmlformats.org/officeDocument/2006/relationships" xmlns:m="http://schemas.openxmlformats.org/officeDocument/2006/math" xmlns:v="urn:schemas-microsoft-com:vml" xmlns:wp14="http://schemas.microsoft.com/office/word/2010/wordprocessingDrawing" xmlns:wp="http://schemas.openxmlformats.org/drawingml/2006/wordprocessingDrawing" xmlns:w="http://schemas.openxmlformats.org/wordprocessingml/2006/main" xmlns:w14="http://schemas.microsoft.com/office/word/2010/wordml" xmlns:w10="urn:schemas-microsoft-com:office:word" xmlns:w15="http://schemas.microsoft.com/office/word/2012/wordml" xmlns:wpg="http://schemas.microsoft.com/office/word/2010/wordprocessingGroup" xmlns:wpi="http://schemas.microsoft.com/office/word/2010/wordprocessingInk" xmlns:wne="http://schemas.microsoft.com/office/word/2006/wordml" xmlns:wps="http://schemas.microsoft.com/office/word/2010/wordprocessingShape" xmlns:wpsCustomData="http://www.wps.cn/officeDocument/2013/wpsCustomData" mc:Ignorable="w14 w15 wp14">
+<w:document xmlns:a="http://schemas.openxmlformats.org/drawingml/2006/main" xmlns:mc="http://schemas.openxmlformats.org/markup-compatibility/2006" xmlns:ns8="http://schemas.openxmlformats.org/officeDocument/2006/math" xmlns:pic="http://schemas.openxmlformats.org/drawingml/2006/picture" xmlns:r="http://schemas.openxmlformats.org/officeDocument/2006/relationships" xmlns:w="http://schemas.openxmlformats.org/wordprocessingml/2006/main" xmlns:w14="http://schemas.microsoft.com/office/word/2010/wordml" xmlns:w15="http://schemas.microsoft.com/office/word/2012/wordml" xmlns:wp="http://schemas.openxmlformats.org/drawingml/2006/wordprocessingDrawing" mc:Ignorable="w14 w15 wp14">
   <w:background w:color="FFFFFF"/>
   <w:body>
     <w:p>
@@ -2159,7 +2159,7 @@
           <w:sz w:val="24"/>
           <w:szCs w:val="24"/>
         </w:rPr>
-        <w:t>冶金设施是工业体系中的基础性设施，承担金属冶炼、精炼以及生产所需能源保障等功能，任务连续性与上下游生产密切相关。本报告覆盖电解、专用发电、钢铁冶炼、金属精炼以及不同尺度的综合冶金厂房。各类对象在建筑体量、工艺空间、设备布置和可燃物组成方面差异显著：电解厂房通常呈长跨连续布置，钢铁厂房围绕高温熔炼与物料转运组织，专用电厂包含燃料与动力设备区域，金、钽精炼设施则具有更紧凑的工艺分区和频繁的物料流转。外部热辐射作用于不同朝向时，迎火侧墙面、门窗与通风开口、可燃物和敏感目标分布均会变化，使设施毁伤响应呈现显著的非线性、方向性和尺度效应。</w:t>
+        <w:t>冶金设施是工业体系中的基础性设施，承担金属冶炼、精炼以及生产所需能源保障等功能，任务连续性与上下游生产密切相关。本报告覆盖电解、专用发电、钢铁冶炼、金属精炼以及不同尺度的综合冶金厂房。各类对象在建筑体量、工艺空间、设备布置和可燃物组成方面差异显著：电解厂房通常呈长跨连续布置，钢铁厂房围绕高温熔炼与物料转运组织，专用电厂包含燃料与动力设备区域，金、钽精炼设施则具有更紧凑的工艺分区和频繁的物料流转。外部热辐射作用于不同朝向时，迎火侧墙面、门窗与通风开口、可燃物和敏感目标分布均会变化，使设施损伤响应呈现显著的非线性、方向性和尺度效应。</w:t>
       </w:r>
     </w:p>
     <w:p>
@@ -2193,7 +2193,7 @@
           <w:sz w:val="24"/>
           <w:szCs w:val="24"/>
         </w:rPr>
-        <w:t>本报告建立基于 FDS 数值模拟数据的冶金设施工程预测方法。模型以热源工况特征与设施构型及目标特征为输入，同时预测连续毁伤指数 Dk 和四级毁伤结果。通过等级约束机制，连续值与工程等级保持一致，可用于热辐射工况快速筛查、阈值方向分析和代表性工况选择。</w:t>
+        <w:t>本报告建立基于 FDS 数值模拟数据的冶金设施工程预测方法。模型以热源工况特征与设施构型及目标特征为输入，同时预测连续损伤指数 Dk 和四级损伤结果。通过等级约束机制，连续值与工程等级保持一致，可用于热辐射工况快速筛查、阈值方向分析和代表性工况选择。</w:t>
       </w:r>
     </w:p>
     <w:p>
@@ -3807,7 +3807,7 @@
           <w:rFonts w:hint="eastAsia" w:ascii="Times New Roman" w:hAnsi="Times New Roman" w:cs="Times New Roman"/>
           <w:lang w:val="en-US" w:eastAsia="zh-CN"/>
         </w:rPr>
-        <w:t>冶金设施的设施级毁伤主要受热源强度、作用时间、受热方向、建筑体量、迎火侧开口和敏感目标分布共同影响。热通量和热剂量决定外部能量输入；方位角和俯仰角决定受热墙面及开口位置；建筑平面面积、体积和高度通过迎火侧墙面面积、总开口比例等模型输入反映热量在设施空间中的分布条件；可燃物与敏感目标的密度及迎火侧比例则决定可能形成有效损伤的目标数量。</w:t>
+        <w:t>冶金设施的设施级损伤主要受热源强度、作用时间、受热方向、建筑体量、迎火侧开口和敏感目标分布共同影响。热通量和热剂量决定外部能量输入；方位角和俯仰角决定受热墙面及开口位置；建筑平面面积、体积和高度通过迎火侧墙面面积、总开口比例等模型输入反映热量在设施空间中的分布条件；可燃物与敏感目标的密度及迎火侧比例则决定可能形成有效损伤的目标数量。</w:t>
       </w:r>
     </w:p>
     <w:p>
@@ -3822,7 +3822,7 @@
           <w:rFonts w:hint="eastAsia" w:ascii="Times New Roman" w:hAnsi="Times New Roman" w:cs="Times New Roman"/>
           <w:lang w:val="en-US" w:eastAsia="zh-CN"/>
         </w:rPr>
-        <w:t>设施级毁伤并不是单一测点温度或局部设备损伤的直接替代。大型设施即使出现少量局部资产受损，其维修成本占设施总资产价值的比例仍可能较低；而目标较集中、迎火侧开口较大或敏感目标直接暴露的方向，则更容易跨越毁伤等级阈值。因此，阈值分析必须同时考虑热源条件、方向和设施工程特征。</w:t>
+        <w:t>设施级损伤并不是单一测点温度或局部设备损伤的直接替代。大型设施即使出现少量局部资产受损，其维修成本占设施总资产价值的比例仍可能较低；而目标较集中、迎火侧开口较大或敏感目标直接暴露的方向，则更容易跨越损伤等级阈值。因此，阈值分析必须同时考虑热源条件、方向和设施工程特征。</w:t>
       </w:r>
     </w:p>
     <w:p>
@@ -3865,7 +3865,7 @@
           <w:rFonts w:hint="default" w:ascii="Times New Roman" w:hAnsi="Times New Roman" w:cs="Times New Roman"/>
           <w:lang w:val="en-US" w:eastAsia="zh-CN"/>
         </w:rPr>
-        <w:t>本研究面向工程快速评估需求，在 FDS 计算结果基础上建立热辐射工况与设施级 Dk 之间的映射。模型既输出连续 Dk，用于同等级内部的风险排序，又输出基本完好、轻微破坏、中等破坏和严重破坏四级结果，用于工程判定。通过批量扫描热通量、方位角、俯仰角和持续时间，可形成各冶金设施在不同方向与工况下的毁伤响应规律，为进一步开展精细仿真提供依据。</w:t>
+        <w:t>本研究面向工程快速评估需求，在 FDS 计算结果基础上建立热辐射工况与设施级 Dk 之间的映射。模型既输出连续 Dk，用于同等级内部的风险排序，又输出基本完好、轻微破坏、中等破坏和严重破坏四级结果，用于工程判定。通过批量扫描热通量、方位角、俯仰角和持续时间，可形成各冶金设施在不同方向与工况下的损伤响应规律，为进一步开展精细仿真提供依据。</w:t>
       </w:r>
     </w:p>
     <w:p>
@@ -4653,7 +4653,7 @@
           <w:rFonts w:hint="default" w:ascii="Times New Roman" w:hAnsi="Times New Roman" w:cs="Times New Roman"/>
           <w:lang w:val="en-US" w:eastAsia="zh-CN"/>
         </w:rPr>
-        <w:t>每条工况由设施 FDS 模型和对应的损伤计算结果共同组成。FDS 模型提供建筑计算域、障碍物、门窗与通风口、设备测点、敏感目标位置以及热辐射输入；损伤计算结果提供设施修复成本、资产价值和连续毁伤指数 Dk。经过完整性、有效性和取值范围检查后，形成 6558 条合格工况，其中冶金设施 1512 条。</w:t>
+        <w:t>每条工况由设施 FDS 模型和对应的损伤计算结果共同组成。FDS 模型提供建筑计算域、障碍物、门窗与通风口、设备测点、敏感目标位置以及热辐射输入；损伤计算结果提供设施修复成本、资产价值和连续损伤指数 Dk。经过完整性、有效性和取值范围检查后，形成 6558 条合格工况，其中冶金设施 1512 条。</w:t>
       </w:r>
     </w:p>
     <w:p>
@@ -4724,6 +4724,30 @@
           <w:rFonts w:hint="eastAsia"/>
         </w:rPr>
         <w:t>冶金等效设施规模分级与典型几何参数</w:t>
+      </w:r>
+    </w:p>
+    <w:p>
+      <w:pPr>
+        <w:rPr>
+          <w:rFonts w:hint="default" w:ascii="Times New Roman" w:hAnsi="Times New Roman" w:cs="Times New Roman"/>
+          <w:lang w:val="en-US" w:eastAsia="zh-CN"/>
+        </w:rPr>
+      </w:pPr>
+      <w:r>
+        <w:rPr>
+          <w:rFonts w:hint="default" w:ascii="Times New Roman" w:hAnsi="Times New Roman" w:cs="Times New Roman"/>
+          <w:lang w:val="en-US" w:eastAsia="zh-CN"/>
+        </w:rPr>
+        <w:t>从规模分级看，电解工厂呈典型的狭长连续布置形态，长度远大于宽度，反映电解槽系列沿长轴排列的工艺特点；钢铁厂以冶炼与轧制为主，尺度随产能增加在长宽两个方向同步扩展；专用电厂体量相对紧凑，高度随规模增长较快，并在大型规模采用多层布置。三种工艺空间在大、中、小三个尺度下体现了冶金设施"工艺决定形态"的典型特征。模拟代表值即各规模档在 FDS 建模中实际采用的长宽高，相邻档位之间以代表值中点划分边界。</w:t>
+      </w:r>
+    </w:p>
+    <w:p>
+      <w:pPr>
+        <w:pStyle w:val="16"/>
+        <w:bidi w:val="0"/>
+      </w:pPr>
+      <w:r>
+        <w:t xml:space="preserve">表 2-2 等效设施整体建筑面积范围</w:t>
       </w:r>
     </w:p>
     <w:tbl>
@@ -4740,13 +4764,8 @@
         </w:tblCellMar>
       </w:tblPr>
       <w:tblGrid>
-        <w:gridCol w:w="826"/>
-        <w:gridCol w:w="579"/>
-        <w:gridCol w:w="1461"/>
-        <w:gridCol w:w="1376"/>
-        <w:gridCol w:w="1376"/>
-        <w:gridCol w:w="2324"/>
-        <w:gridCol w:w="580"/>
+        <w:gridCol w:w="1800"/>
+        <w:gridCol w:w="6200"/>
       </w:tblGrid>
       <w:tr>
         <w:tblPrEx>
@@ -4770,6 +4789,7 @@
               <w:tl2br w:val="nil"/>
             </w:tcBorders>
             <w:shd w:val="clear" w:color="auto" w:fill="FFFFFF"/>
+            <w:tcW w:w="1800" w:type="dxa"/>
           </w:tcPr>
           <w:p>
             <w:pPr>
@@ -4780,7 +4800,7 @@
               <w:rPr>
                 <w:rFonts w:hint="eastAsia"/>
               </w:rPr>
-              <w:t>建筑功能</w:t>
+              <w:t xml:space="preserve">规模</w:t>
             </w:r>
           </w:p>
         </w:tc>
@@ -4793,6 +4813,7 @@
               <w:right w:val="nil"/>
             </w:tcBorders>
             <w:shd w:val="clear" w:color="auto" w:fill="FFFFFF"/>
+            <w:tcW w:w="6200" w:type="dxa"/>
           </w:tcPr>
           <w:p>
             <w:pPr>
@@ -4803,122 +4824,7 @@
               <w:rPr>
                 <w:rFonts w:hint="eastAsia"/>
               </w:rPr>
-              <w:t>规模</w:t>
-            </w:r>
-          </w:p>
-        </w:tc>
-        <w:tc>
-          <w:tcPr>
-            <w:tcBorders>
-              <w:top w:val="single" w:color="000000" w:sz="12" w:space="0"/>
-              <w:left w:val="nil"/>
-              <w:bottom w:val="single" w:color="000000" w:sz="4" w:space="0"/>
-              <w:right w:val="nil"/>
-            </w:tcBorders>
-            <w:shd w:val="clear" w:color="auto" w:fill="FFFFFF"/>
-          </w:tcPr>
-          <w:p>
-            <w:pPr>
-              <w:pStyle w:val="54"/>
-              <w:bidi w:val="0"/>
-            </w:pPr>
-            <w:r>
-              <w:rPr>
-                <w:rFonts w:hint="eastAsia"/>
-              </w:rPr>
-              <w:t>长度范围（m）</w:t>
-            </w:r>
-          </w:p>
-        </w:tc>
-        <w:tc>
-          <w:tcPr>
-            <w:tcBorders>
-              <w:top w:val="single" w:color="000000" w:sz="12" w:space="0"/>
-              <w:left w:val="nil"/>
-              <w:bottom w:val="single" w:color="000000" w:sz="4" w:space="0"/>
-              <w:right w:val="nil"/>
-            </w:tcBorders>
-            <w:shd w:val="clear" w:color="auto" w:fill="FFFFFF"/>
-          </w:tcPr>
-          <w:p>
-            <w:pPr>
-              <w:pStyle w:val="54"/>
-              <w:bidi w:val="0"/>
-            </w:pPr>
-            <w:r>
-              <w:rPr>
-                <w:rFonts w:hint="eastAsia"/>
-              </w:rPr>
-              <w:t>宽度范围（m）</w:t>
-            </w:r>
-          </w:p>
-        </w:tc>
-        <w:tc>
-          <w:tcPr>
-            <w:tcBorders>
-              <w:top w:val="single" w:color="000000" w:sz="12" w:space="0"/>
-              <w:left w:val="nil"/>
-              <w:bottom w:val="single" w:color="000000" w:sz="4" w:space="0"/>
-              <w:right w:val="nil"/>
-            </w:tcBorders>
-            <w:shd w:val="clear" w:color="auto" w:fill="FFFFFF"/>
-          </w:tcPr>
-          <w:p>
-            <w:pPr>
-              <w:pStyle w:val="54"/>
-              <w:bidi w:val="0"/>
-            </w:pPr>
-            <w:r>
-              <w:rPr>
-                <w:rFonts w:hint="eastAsia"/>
-              </w:rPr>
-              <w:t>高度范围（m）</w:t>
-            </w:r>
-          </w:p>
-        </w:tc>
-        <w:tc>
-          <w:tcPr>
-            <w:tcBorders>
-              <w:top w:val="single" w:color="000000" w:sz="12" w:space="0"/>
-              <w:left w:val="nil"/>
-              <w:bottom w:val="single" w:color="000000" w:sz="4" w:space="0"/>
-              <w:right w:val="nil"/>
-            </w:tcBorders>
-            <w:shd w:val="clear" w:color="auto" w:fill="FFFFFF"/>
-          </w:tcPr>
-          <w:p>
-            <w:pPr>
-              <w:pStyle w:val="54"/>
-              <w:bidi w:val="0"/>
-            </w:pPr>
-            <w:r>
-              <w:rPr>
-                <w:rFonts w:hint="eastAsia"/>
-              </w:rPr>
-              <w:t>模拟代表值（长×宽×高）</w:t>
-            </w:r>
-          </w:p>
-        </w:tc>
-        <w:tc>
-          <w:tcPr>
-            <w:tcBorders>
-              <w:top w:val="single" w:color="000000" w:sz="12" w:space="0"/>
-              <w:left w:val="nil"/>
-              <w:bottom w:val="single" w:color="000000" w:sz="4" w:space="0"/>
-              <w:right w:val="nil"/>
-            </w:tcBorders>
-            <w:shd w:val="clear" w:color="auto" w:fill="FFFFFF"/>
-          </w:tcPr>
-          <w:p>
-            <w:pPr>
-              <w:pStyle w:val="54"/>
-              <w:bidi w:val="0"/>
-            </w:pPr>
-            <w:r>
-              <w:rPr>
-                <w:rFonts w:hint="eastAsia"/>
-              </w:rPr>
-              <w:t>层数</w:t>
+              <w:t xml:space="preserve">设施总建筑面积范围（m²）</w:t>
             </w:r>
           </w:p>
         </w:tc>
@@ -4941,6 +4847,7 @@
               <w:right w:val="nil"/>
             </w:tcBorders>
             <w:shd w:val="clear" w:color="auto" w:fill="FFFFFF"/>
+            <w:tcW w:w="1800" w:type="dxa"/>
           </w:tcPr>
           <w:p>
             <w:pPr>
@@ -4951,7 +4858,7 @@
               <w:rPr>
                 <w:rFonts w:hint="eastAsia"/>
               </w:rPr>
-              <w:t>电解工厂</w:t>
+              <w:t xml:space="preserve">小</w:t>
             </w:r>
           </w:p>
         </w:tc>
@@ -4964,6 +4871,7 @@
               <w:right w:val="nil"/>
             </w:tcBorders>
             <w:shd w:val="clear" w:color="auto" w:fill="FFFFFF"/>
+            <w:tcW w:w="6200" w:type="dxa"/>
           </w:tcPr>
           <w:p>
             <w:pPr>
@@ -4974,128 +4882,7 @@
               <w:rPr>
                 <w:rFonts w:hint="eastAsia"/>
               </w:rPr>
-              <w:t>小</w:t>
-            </w:r>
-          </w:p>
-        </w:tc>
-        <w:tc>
-          <w:tcPr>
-            <w:tcBorders>
-              <w:top w:val="single" w:color="000000" w:sz="4" w:space="0"/>
-              <w:left w:val="nil"/>
-              <w:bottom w:val="nil"/>
-              <w:right w:val="nil"/>
-            </w:tcBorders>
-            <w:shd w:val="clear" w:color="auto" w:fill="FFFFFF"/>
-          </w:tcPr>
-          <w:p>
-            <w:pPr>
-              <w:pStyle w:val="54"/>
-              <w:bidi w:val="0"/>
-            </w:pPr>
-            <w:r>
-              <w:rPr>
-                <w:rFonts w:hint="eastAsia"/>
-                <w:lang w:val="en-US" w:eastAsia="zh-CN"/>
-              </w:rPr>
-              <w:t>&lt;</w:t>
-            </w:r>
-            <w:r>
-              <w:t>200</w:t>
-            </w:r>
-          </w:p>
-        </w:tc>
-        <w:tc>
-          <w:tcPr>
-            <w:tcBorders>
-              <w:top w:val="single" w:color="000000" w:sz="4" w:space="0"/>
-              <w:left w:val="nil"/>
-              <w:bottom w:val="nil"/>
-              <w:right w:val="nil"/>
-            </w:tcBorders>
-            <w:shd w:val="clear" w:color="auto" w:fill="FFFFFF"/>
-          </w:tcPr>
-          <w:p>
-            <w:pPr>
-              <w:pStyle w:val="54"/>
-              <w:bidi w:val="0"/>
-            </w:pPr>
-            <w:r>
-              <w:rPr>
-                <w:rFonts w:hint="eastAsia"/>
-                <w:lang w:val="en-US" w:eastAsia="zh-CN"/>
-              </w:rPr>
-              <w:t>&lt;</w:t>
-            </w:r>
-            <w:r>
-              <w:t>18</w:t>
-            </w:r>
-          </w:p>
-        </w:tc>
-        <w:tc>
-          <w:tcPr>
-            <w:tcBorders>
-              <w:top w:val="single" w:color="000000" w:sz="4" w:space="0"/>
-              <w:left w:val="nil"/>
-              <w:bottom w:val="nil"/>
-              <w:right w:val="nil"/>
-            </w:tcBorders>
-            <w:shd w:val="clear" w:color="auto" w:fill="FFFFFF"/>
-          </w:tcPr>
-          <w:p>
-            <w:pPr>
-              <w:pStyle w:val="54"/>
-              <w:bidi w:val="0"/>
-            </w:pPr>
-            <w:r>
-              <w:rPr>
-                <w:rFonts w:hint="eastAsia"/>
-                <w:lang w:val="en-US" w:eastAsia="zh-CN"/>
-              </w:rPr>
-              <w:t>&lt;</w:t>
-            </w:r>
-            <w:r>
-              <w:t>13</w:t>
-            </w:r>
-          </w:p>
-        </w:tc>
-        <w:tc>
-          <w:tcPr>
-            <w:tcBorders>
-              <w:top w:val="single" w:color="000000" w:sz="4" w:space="0"/>
-              <w:left w:val="nil"/>
-              <w:bottom w:val="nil"/>
-              <w:right w:val="nil"/>
-            </w:tcBorders>
-            <w:shd w:val="clear" w:color="auto" w:fill="FFFFFF"/>
-          </w:tcPr>
-          <w:p>
-            <w:pPr>
-              <w:pStyle w:val="54"/>
-              <w:bidi w:val="0"/>
-            </w:pPr>
-            <w:r>
-              <w:t>180×16×12</w:t>
-            </w:r>
-          </w:p>
-        </w:tc>
-        <w:tc>
-          <w:tcPr>
-            <w:tcBorders>
-              <w:top w:val="single" w:color="000000" w:sz="4" w:space="0"/>
-              <w:left w:val="nil"/>
-              <w:bottom w:val="nil"/>
-              <w:right w:val="nil"/>
-            </w:tcBorders>
-            <w:shd w:val="clear" w:color="auto" w:fill="FFFFFF"/>
-          </w:tcPr>
-          <w:p>
-            <w:pPr>
-              <w:pStyle w:val="54"/>
-              <w:bidi w:val="0"/>
-            </w:pPr>
-            <w:r>
-              <w:t>1</w:t>
+              <w:t xml:space="preserve">≤10,008</w:t>
             </w:r>
           </w:p>
         </w:tc>
@@ -5118,6 +4905,7 @@
               <w:right w:val="nil"/>
             </w:tcBorders>
             <w:shd w:val="clear" w:color="auto" w:fill="FFFFFF"/>
+            <w:tcW w:w="1800" w:type="dxa"/>
           </w:tcPr>
           <w:p>
             <w:pPr>
@@ -5128,19 +4916,20 @@
               <w:rPr>
                 <w:rFonts w:hint="eastAsia"/>
               </w:rPr>
-              <w:t>电解工厂</w:t>
-            </w:r>
-          </w:p>
-        </w:tc>
-        <w:tc>
-          <w:tcPr>
-            <w:tcBorders>
-              <w:top w:val="nil"/>
-              <w:left w:val="nil"/>
-              <w:bottom w:val="nil"/>
-              <w:right w:val="nil"/>
-            </w:tcBorders>
-            <w:shd w:val="clear" w:color="auto" w:fill="FFFFFF"/>
+              <w:t xml:space="preserve">中</w:t>
+            </w:r>
+          </w:p>
+        </w:tc>
+        <w:tc>
+          <w:tcPr>
+            <w:tcBorders>
+              <w:top w:val="nil"/>
+              <w:left w:val="nil"/>
+              <w:bottom w:val="nil"/>
+              <w:right w:val="nil"/>
+            </w:tcBorders>
+            <w:shd w:val="clear" w:color="auto" w:fill="FFFFFF"/>
+            <w:tcW w:w="6200" w:type="dxa"/>
           </w:tcPr>
           <w:p>
             <w:pPr>
@@ -5151,107 +4940,7 @@
               <w:rPr>
                 <w:rFonts w:hint="eastAsia"/>
               </w:rPr>
-              <w:t>中</w:t>
-            </w:r>
-          </w:p>
-        </w:tc>
-        <w:tc>
-          <w:tcPr>
-            <w:tcBorders>
-              <w:top w:val="nil"/>
-              <w:left w:val="nil"/>
-              <w:bottom w:val="nil"/>
-              <w:right w:val="nil"/>
-            </w:tcBorders>
-            <w:shd w:val="clear" w:color="auto" w:fill="FFFFFF"/>
-          </w:tcPr>
-          <w:p>
-            <w:pPr>
-              <w:pStyle w:val="54"/>
-              <w:bidi w:val="0"/>
-            </w:pPr>
-            <w:r>
-              <w:t>200–260</w:t>
-            </w:r>
-          </w:p>
-        </w:tc>
-        <w:tc>
-          <w:tcPr>
-            <w:tcBorders>
-              <w:top w:val="nil"/>
-              <w:left w:val="nil"/>
-              <w:bottom w:val="nil"/>
-              <w:right w:val="nil"/>
-            </w:tcBorders>
-            <w:shd w:val="clear" w:color="auto" w:fill="FFFFFF"/>
-          </w:tcPr>
-          <w:p>
-            <w:pPr>
-              <w:pStyle w:val="54"/>
-              <w:bidi w:val="0"/>
-            </w:pPr>
-            <w:r>
-              <w:t>18–22</w:t>
-            </w:r>
-          </w:p>
-        </w:tc>
-        <w:tc>
-          <w:tcPr>
-            <w:tcBorders>
-              <w:top w:val="nil"/>
-              <w:left w:val="nil"/>
-              <w:bottom w:val="nil"/>
-              <w:right w:val="nil"/>
-            </w:tcBorders>
-            <w:shd w:val="clear" w:color="auto" w:fill="FFFFFF"/>
-          </w:tcPr>
-          <w:p>
-            <w:pPr>
-              <w:pStyle w:val="54"/>
-              <w:bidi w:val="0"/>
-            </w:pPr>
-            <w:r>
-              <w:t>13–16</w:t>
-            </w:r>
-          </w:p>
-        </w:tc>
-        <w:tc>
-          <w:tcPr>
-            <w:tcBorders>
-              <w:top w:val="nil"/>
-              <w:left w:val="nil"/>
-              <w:bottom w:val="nil"/>
-              <w:right w:val="nil"/>
-            </w:tcBorders>
-            <w:shd w:val="clear" w:color="auto" w:fill="FFFFFF"/>
-          </w:tcPr>
-          <w:p>
-            <w:pPr>
-              <w:pStyle w:val="54"/>
-              <w:bidi w:val="0"/>
-            </w:pPr>
-            <w:r>
-              <w:t>220×20×14</w:t>
-            </w:r>
-          </w:p>
-        </w:tc>
-        <w:tc>
-          <w:tcPr>
-            <w:tcBorders>
-              <w:top w:val="nil"/>
-              <w:left w:val="nil"/>
-              <w:bottom w:val="nil"/>
-              <w:right w:val="nil"/>
-            </w:tcBorders>
-            <w:shd w:val="clear" w:color="auto" w:fill="FFFFFF"/>
-          </w:tcPr>
-          <w:p>
-            <w:pPr>
-              <w:pStyle w:val="54"/>
-              <w:bidi w:val="0"/>
-            </w:pPr>
-            <w:r>
-              <w:t>1</w:t>
+              <w:t xml:space="preserve">10,008–16,280</w:t>
             </w:r>
           </w:p>
         </w:tc>
@@ -5266,6 +4955,7 @@
               <w:right w:val="nil"/>
             </w:tcBorders>
             <w:shd w:val="clear" w:color="auto" w:fill="FFFFFF"/>
+            <w:tcW w:w="1800" w:type="dxa"/>
           </w:tcPr>
           <w:p>
             <w:pPr>
@@ -5276,19 +4966,20 @@
               <w:rPr>
                 <w:rFonts w:hint="eastAsia"/>
               </w:rPr>
-              <w:t>电解工厂</w:t>
-            </w:r>
-          </w:p>
-        </w:tc>
-        <w:tc>
-          <w:tcPr>
-            <w:tcBorders>
-              <w:top w:val="nil"/>
-              <w:left w:val="nil"/>
-              <w:bottom w:val="nil"/>
-              <w:right w:val="nil"/>
-            </w:tcBorders>
-            <w:shd w:val="clear" w:color="auto" w:fill="FFFFFF"/>
+              <w:t xml:space="preserve">大</w:t>
+            </w:r>
+          </w:p>
+        </w:tc>
+        <w:tc>
+          <w:tcPr>
+            <w:tcBorders>
+              <w:top w:val="nil"/>
+              <w:left w:val="nil"/>
+              <w:bottom w:val="nil"/>
+              <w:right w:val="nil"/>
+            </w:tcBorders>
+            <w:shd w:val="clear" w:color="auto" w:fill="FFFFFF"/>
+            <w:tcW w:w="6200" w:type="dxa"/>
           </w:tcPr>
           <w:p>
             <w:pPr>
@@ -5299,1140 +4990,7 @@
               <w:rPr>
                 <w:rFonts w:hint="eastAsia"/>
               </w:rPr>
-              <w:t>大</w:t>
-            </w:r>
-          </w:p>
-        </w:tc>
-        <w:tc>
-          <w:tcPr>
-            <w:tcBorders>
-              <w:top w:val="nil"/>
-              <w:left w:val="nil"/>
-              <w:bottom w:val="nil"/>
-              <w:right w:val="nil"/>
-            </w:tcBorders>
-            <w:shd w:val="clear" w:color="auto" w:fill="FFFFFF"/>
-          </w:tcPr>
-          <w:p>
-            <w:pPr>
-              <w:pStyle w:val="54"/>
-              <w:bidi w:val="0"/>
-            </w:pPr>
-            <w:r>
-              <w:rPr>
-                <w:rFonts w:hint="eastAsia"/>
-                <w:lang w:val="en-US" w:eastAsia="zh-CN"/>
-              </w:rPr>
-              <w:t>&gt;</w:t>
-            </w:r>
-            <w:r>
-              <w:t>260</w:t>
-            </w:r>
-          </w:p>
-        </w:tc>
-        <w:tc>
-          <w:tcPr>
-            <w:tcBorders>
-              <w:top w:val="nil"/>
-              <w:left w:val="nil"/>
-              <w:bottom w:val="nil"/>
-              <w:right w:val="nil"/>
-            </w:tcBorders>
-            <w:shd w:val="clear" w:color="auto" w:fill="FFFFFF"/>
-          </w:tcPr>
-          <w:p>
-            <w:pPr>
-              <w:pStyle w:val="54"/>
-              <w:bidi w:val="0"/>
-            </w:pPr>
-            <w:r>
-              <w:rPr>
-                <w:rFonts w:hint="eastAsia"/>
-                <w:lang w:val="en-US" w:eastAsia="zh-CN"/>
-              </w:rPr>
-              <w:t>&gt;</w:t>
-            </w:r>
-            <w:r>
-              <w:t>22</w:t>
-            </w:r>
-          </w:p>
-        </w:tc>
-        <w:tc>
-          <w:tcPr>
-            <w:tcBorders>
-              <w:top w:val="nil"/>
-              <w:left w:val="nil"/>
-              <w:bottom w:val="nil"/>
-              <w:right w:val="nil"/>
-            </w:tcBorders>
-            <w:shd w:val="clear" w:color="auto" w:fill="FFFFFF"/>
-          </w:tcPr>
-          <w:p>
-            <w:pPr>
-              <w:pStyle w:val="54"/>
-              <w:bidi w:val="0"/>
-            </w:pPr>
-            <w:r>
-              <w:rPr>
-                <w:rFonts w:hint="eastAsia"/>
-                <w:lang w:val="en-US" w:eastAsia="zh-CN"/>
-              </w:rPr>
-              <w:t>&gt;</w:t>
-            </w:r>
-            <w:r>
-              <w:t>16</w:t>
-            </w:r>
-          </w:p>
-        </w:tc>
-        <w:tc>
-          <w:tcPr>
-            <w:tcBorders>
-              <w:top w:val="nil"/>
-              <w:left w:val="nil"/>
-              <w:bottom w:val="nil"/>
-              <w:right w:val="nil"/>
-            </w:tcBorders>
-            <w:shd w:val="clear" w:color="auto" w:fill="FFFFFF"/>
-          </w:tcPr>
-          <w:p>
-            <w:pPr>
-              <w:pStyle w:val="54"/>
-              <w:bidi w:val="0"/>
-            </w:pPr>
-            <w:r>
-              <w:t>300×24×18</w:t>
-            </w:r>
-          </w:p>
-        </w:tc>
-        <w:tc>
-          <w:tcPr>
-            <w:tcBorders>
-              <w:top w:val="nil"/>
-              <w:left w:val="nil"/>
-              <w:bottom w:val="nil"/>
-              <w:right w:val="nil"/>
-            </w:tcBorders>
-            <w:shd w:val="clear" w:color="auto" w:fill="FFFFFF"/>
-          </w:tcPr>
-          <w:p>
-            <w:pPr>
-              <w:pStyle w:val="54"/>
-              <w:bidi w:val="0"/>
-            </w:pPr>
-            <w:r>
-              <w:t>1</w:t>
-            </w:r>
-          </w:p>
-        </w:tc>
-      </w:tr>
-      <w:tr>
-        <w:tblPrEx>
-          <w:tblCellMar>
-            <w:top w:w="0" w:type="dxa"/>
-            <w:left w:w="108" w:type="dxa"/>
-            <w:bottom w:w="0" w:type="dxa"/>
-            <w:right w:w="108" w:type="dxa"/>
-          </w:tblCellMar>
-        </w:tblPrEx>
-        <w:tc>
-          <w:tcPr>
-            <w:tcBorders>
-              <w:top w:val="nil"/>
-              <w:left w:val="nil"/>
-              <w:bottom w:val="nil"/>
-              <w:right w:val="nil"/>
-            </w:tcBorders>
-            <w:shd w:val="clear" w:color="auto" w:fill="FFFFFF"/>
-          </w:tcPr>
-          <w:p>
-            <w:pPr>
-              <w:pStyle w:val="54"/>
-              <w:bidi w:val="0"/>
-            </w:pPr>
-            <w:r>
-              <w:rPr>
-                <w:rFonts w:hint="eastAsia"/>
-              </w:rPr>
-              <w:t>专用电厂</w:t>
-            </w:r>
-          </w:p>
-        </w:tc>
-        <w:tc>
-          <w:tcPr>
-            <w:tcBorders>
-              <w:top w:val="nil"/>
-              <w:left w:val="nil"/>
-              <w:bottom w:val="nil"/>
-              <w:right w:val="nil"/>
-            </w:tcBorders>
-            <w:shd w:val="clear" w:color="auto" w:fill="FFFFFF"/>
-          </w:tcPr>
-          <w:p>
-            <w:pPr>
-              <w:pStyle w:val="54"/>
-              <w:bidi w:val="0"/>
-            </w:pPr>
-            <w:r>
-              <w:rPr>
-                <w:rFonts w:hint="eastAsia"/>
-              </w:rPr>
-              <w:t>小</w:t>
-            </w:r>
-          </w:p>
-        </w:tc>
-        <w:tc>
-          <w:tcPr>
-            <w:tcBorders>
-              <w:top w:val="nil"/>
-              <w:left w:val="nil"/>
-              <w:bottom w:val="nil"/>
-              <w:right w:val="nil"/>
-            </w:tcBorders>
-            <w:shd w:val="clear" w:color="auto" w:fill="FFFFFF"/>
-          </w:tcPr>
-          <w:p>
-            <w:pPr>
-              <w:pStyle w:val="54"/>
-              <w:bidi w:val="0"/>
-            </w:pPr>
-            <w:r>
-              <w:rPr>
-                <w:rFonts w:hint="eastAsia"/>
-                <w:lang w:val="en-US" w:eastAsia="zh-CN"/>
-              </w:rPr>
-              <w:t>&lt;</w:t>
-            </w:r>
-            <w:r>
-              <w:t>36</w:t>
-            </w:r>
-          </w:p>
-        </w:tc>
-        <w:tc>
-          <w:tcPr>
-            <w:tcBorders>
-              <w:top w:val="nil"/>
-              <w:left w:val="nil"/>
-              <w:bottom w:val="nil"/>
-              <w:right w:val="nil"/>
-            </w:tcBorders>
-            <w:shd w:val="clear" w:color="auto" w:fill="FFFFFF"/>
-          </w:tcPr>
-          <w:p>
-            <w:pPr>
-              <w:pStyle w:val="54"/>
-              <w:bidi w:val="0"/>
-            </w:pPr>
-            <w:r>
-              <w:rPr>
-                <w:rFonts w:hint="eastAsia"/>
-                <w:lang w:val="en-US" w:eastAsia="zh-CN"/>
-              </w:rPr>
-              <w:t>&lt;</w:t>
-            </w:r>
-            <w:r>
-              <w:t>28</w:t>
-            </w:r>
-          </w:p>
-        </w:tc>
-        <w:tc>
-          <w:tcPr>
-            <w:tcBorders>
-              <w:top w:val="nil"/>
-              <w:left w:val="nil"/>
-              <w:bottom w:val="nil"/>
-              <w:right w:val="nil"/>
-            </w:tcBorders>
-            <w:shd w:val="clear" w:color="auto" w:fill="FFFFFF"/>
-          </w:tcPr>
-          <w:p>
-            <w:pPr>
-              <w:pStyle w:val="54"/>
-              <w:bidi w:val="0"/>
-            </w:pPr>
-            <w:r>
-              <w:rPr>
-                <w:rFonts w:hint="eastAsia"/>
-                <w:lang w:val="en-US" w:eastAsia="zh-CN"/>
-              </w:rPr>
-              <w:t>&lt;</w:t>
-            </w:r>
-            <w:r>
-              <w:t>21</w:t>
-            </w:r>
-          </w:p>
-        </w:tc>
-        <w:tc>
-          <w:tcPr>
-            <w:tcBorders>
-              <w:top w:val="nil"/>
-              <w:left w:val="nil"/>
-              <w:bottom w:val="nil"/>
-              <w:right w:val="nil"/>
-            </w:tcBorders>
-            <w:shd w:val="clear" w:color="auto" w:fill="FFFFFF"/>
-          </w:tcPr>
-          <w:p>
-            <w:pPr>
-              <w:pStyle w:val="54"/>
-              <w:bidi w:val="0"/>
-            </w:pPr>
-            <w:r>
-              <w:t>32×24×16</w:t>
-            </w:r>
-          </w:p>
-        </w:tc>
-        <w:tc>
-          <w:tcPr>
-            <w:tcBorders>
-              <w:top w:val="nil"/>
-              <w:left w:val="nil"/>
-              <w:bottom w:val="nil"/>
-              <w:right w:val="nil"/>
-            </w:tcBorders>
-            <w:shd w:val="clear" w:color="auto" w:fill="FFFFFF"/>
-          </w:tcPr>
-          <w:p>
-            <w:pPr>
-              <w:pStyle w:val="54"/>
-              <w:bidi w:val="0"/>
-            </w:pPr>
-            <w:r>
-              <w:t>1</w:t>
-            </w:r>
-          </w:p>
-        </w:tc>
-      </w:tr>
-      <w:tr>
-        <w:tblPrEx>
-          <w:tblCellMar>
-            <w:top w:w="0" w:type="dxa"/>
-            <w:left w:w="108" w:type="dxa"/>
-            <w:bottom w:w="0" w:type="dxa"/>
-            <w:right w:w="108" w:type="dxa"/>
-          </w:tblCellMar>
-        </w:tblPrEx>
-        <w:tc>
-          <w:tcPr>
-            <w:tcBorders>
-              <w:top w:val="nil"/>
-              <w:left w:val="nil"/>
-              <w:bottom w:val="nil"/>
-              <w:right w:val="nil"/>
-            </w:tcBorders>
-            <w:shd w:val="clear" w:color="auto" w:fill="FFFFFF"/>
-          </w:tcPr>
-          <w:p>
-            <w:pPr>
-              <w:pStyle w:val="54"/>
-              <w:bidi w:val="0"/>
-            </w:pPr>
-            <w:r>
-              <w:rPr>
-                <w:rFonts w:hint="eastAsia"/>
-              </w:rPr>
-              <w:t>专用电厂</w:t>
-            </w:r>
-          </w:p>
-        </w:tc>
-        <w:tc>
-          <w:tcPr>
-            <w:tcBorders>
-              <w:top w:val="nil"/>
-              <w:left w:val="nil"/>
-              <w:bottom w:val="nil"/>
-              <w:right w:val="nil"/>
-            </w:tcBorders>
-            <w:shd w:val="clear" w:color="auto" w:fill="FFFFFF"/>
-          </w:tcPr>
-          <w:p>
-            <w:pPr>
-              <w:pStyle w:val="54"/>
-              <w:bidi w:val="0"/>
-            </w:pPr>
-            <w:r>
-              <w:rPr>
-                <w:rFonts w:hint="eastAsia"/>
-              </w:rPr>
-              <w:t>中</w:t>
-            </w:r>
-          </w:p>
-        </w:tc>
-        <w:tc>
-          <w:tcPr>
-            <w:tcBorders>
-              <w:top w:val="nil"/>
-              <w:left w:val="nil"/>
-              <w:bottom w:val="nil"/>
-              <w:right w:val="nil"/>
-            </w:tcBorders>
-            <w:shd w:val="clear" w:color="auto" w:fill="FFFFFF"/>
-          </w:tcPr>
-          <w:p>
-            <w:pPr>
-              <w:pStyle w:val="54"/>
-              <w:bidi w:val="0"/>
-            </w:pPr>
-            <w:r>
-              <w:t>36–55</w:t>
-            </w:r>
-          </w:p>
-        </w:tc>
-        <w:tc>
-          <w:tcPr>
-            <w:tcBorders>
-              <w:top w:val="nil"/>
-              <w:left w:val="nil"/>
-              <w:bottom w:val="nil"/>
-              <w:right w:val="nil"/>
-            </w:tcBorders>
-            <w:shd w:val="clear" w:color="auto" w:fill="FFFFFF"/>
-          </w:tcPr>
-          <w:p>
-            <w:pPr>
-              <w:pStyle w:val="54"/>
-              <w:bidi w:val="0"/>
-            </w:pPr>
-            <w:r>
-              <w:t>28–36</w:t>
-            </w:r>
-          </w:p>
-        </w:tc>
-        <w:tc>
-          <w:tcPr>
-            <w:tcBorders>
-              <w:top w:val="nil"/>
-              <w:left w:val="nil"/>
-              <w:bottom w:val="nil"/>
-              <w:right w:val="nil"/>
-            </w:tcBorders>
-            <w:shd w:val="clear" w:color="auto" w:fill="FFFFFF"/>
-          </w:tcPr>
-          <w:p>
-            <w:pPr>
-              <w:pStyle w:val="54"/>
-              <w:bidi w:val="0"/>
-            </w:pPr>
-            <w:r>
-              <w:t>21–30</w:t>
-            </w:r>
-          </w:p>
-        </w:tc>
-        <w:tc>
-          <w:tcPr>
-            <w:tcBorders>
-              <w:top w:val="nil"/>
-              <w:left w:val="nil"/>
-              <w:bottom w:val="nil"/>
-              <w:right w:val="nil"/>
-            </w:tcBorders>
-            <w:shd w:val="clear" w:color="auto" w:fill="FFFFFF"/>
-          </w:tcPr>
-          <w:p>
-            <w:pPr>
-              <w:pStyle w:val="54"/>
-              <w:bidi w:val="0"/>
-            </w:pPr>
-            <w:r>
-              <w:t>40×32×25</w:t>
-            </w:r>
-          </w:p>
-        </w:tc>
-        <w:tc>
-          <w:tcPr>
-            <w:tcBorders>
-              <w:top w:val="nil"/>
-              <w:left w:val="nil"/>
-              <w:bottom w:val="nil"/>
-              <w:right w:val="nil"/>
-            </w:tcBorders>
-            <w:shd w:val="clear" w:color="auto" w:fill="FFFFFF"/>
-          </w:tcPr>
-          <w:p>
-            <w:pPr>
-              <w:pStyle w:val="54"/>
-              <w:bidi w:val="0"/>
-            </w:pPr>
-            <w:r>
-              <w:t>1</w:t>
-            </w:r>
-          </w:p>
-        </w:tc>
-      </w:tr>
-      <w:tr>
-        <w:tblPrEx>
-          <w:tblCellMar>
-            <w:top w:w="0" w:type="dxa"/>
-            <w:left w:w="108" w:type="dxa"/>
-            <w:bottom w:w="0" w:type="dxa"/>
-            <w:right w:w="108" w:type="dxa"/>
-          </w:tblCellMar>
-        </w:tblPrEx>
-        <w:tc>
-          <w:tcPr>
-            <w:tcBorders>
-              <w:top w:val="nil"/>
-              <w:left w:val="nil"/>
-              <w:bottom w:val="nil"/>
-              <w:right w:val="nil"/>
-            </w:tcBorders>
-            <w:shd w:val="clear" w:color="auto" w:fill="FFFFFF"/>
-          </w:tcPr>
-          <w:p>
-            <w:pPr>
-              <w:pStyle w:val="54"/>
-              <w:bidi w:val="0"/>
-            </w:pPr>
-            <w:r>
-              <w:rPr>
-                <w:rFonts w:hint="eastAsia"/>
-              </w:rPr>
-              <w:t>专用电厂</w:t>
-            </w:r>
-          </w:p>
-        </w:tc>
-        <w:tc>
-          <w:tcPr>
-            <w:tcBorders>
-              <w:top w:val="nil"/>
-              <w:left w:val="nil"/>
-              <w:bottom w:val="nil"/>
-              <w:right w:val="nil"/>
-            </w:tcBorders>
-            <w:shd w:val="clear" w:color="auto" w:fill="FFFFFF"/>
-          </w:tcPr>
-          <w:p>
-            <w:pPr>
-              <w:pStyle w:val="54"/>
-              <w:bidi w:val="0"/>
-            </w:pPr>
-            <w:r>
-              <w:rPr>
-                <w:rFonts w:hint="eastAsia"/>
-              </w:rPr>
-              <w:t>大</w:t>
-            </w:r>
-          </w:p>
-        </w:tc>
-        <w:tc>
-          <w:tcPr>
-            <w:tcBorders>
-              <w:top w:val="nil"/>
-              <w:left w:val="nil"/>
-              <w:bottom w:val="nil"/>
-              <w:right w:val="nil"/>
-            </w:tcBorders>
-            <w:shd w:val="clear" w:color="auto" w:fill="FFFFFF"/>
-          </w:tcPr>
-          <w:p>
-            <w:pPr>
-              <w:pStyle w:val="54"/>
-              <w:bidi w:val="0"/>
-            </w:pPr>
-            <w:r>
-              <w:rPr>
-                <w:rFonts w:hint="eastAsia"/>
-                <w:lang w:val="en-US" w:eastAsia="zh-CN"/>
-              </w:rPr>
-              <w:t>&gt;</w:t>
-            </w:r>
-            <w:r>
-              <w:t>55</w:t>
-            </w:r>
-          </w:p>
-        </w:tc>
-        <w:tc>
-          <w:tcPr>
-            <w:tcBorders>
-              <w:top w:val="nil"/>
-              <w:left w:val="nil"/>
-              <w:bottom w:val="nil"/>
-              <w:right w:val="nil"/>
-            </w:tcBorders>
-            <w:shd w:val="clear" w:color="auto" w:fill="FFFFFF"/>
-          </w:tcPr>
-          <w:p>
-            <w:pPr>
-              <w:pStyle w:val="54"/>
-              <w:bidi w:val="0"/>
-            </w:pPr>
-            <w:r>
-              <w:rPr>
-                <w:rFonts w:hint="eastAsia"/>
-                <w:lang w:val="en-US" w:eastAsia="zh-CN"/>
-              </w:rPr>
-              <w:t>&gt;</w:t>
-            </w:r>
-            <w:r>
-              <w:t>36</w:t>
-            </w:r>
-          </w:p>
-        </w:tc>
-        <w:tc>
-          <w:tcPr>
-            <w:tcBorders>
-              <w:top w:val="nil"/>
-              <w:left w:val="nil"/>
-              <w:bottom w:val="nil"/>
-              <w:right w:val="nil"/>
-            </w:tcBorders>
-            <w:shd w:val="clear" w:color="auto" w:fill="FFFFFF"/>
-          </w:tcPr>
-          <w:p>
-            <w:pPr>
-              <w:pStyle w:val="54"/>
-              <w:bidi w:val="0"/>
-            </w:pPr>
-            <w:r>
-              <w:rPr>
-                <w:rFonts w:hint="eastAsia"/>
-                <w:lang w:val="en-US" w:eastAsia="zh-CN"/>
-              </w:rPr>
-              <w:t>&gt;</w:t>
-            </w:r>
-            <w:r>
-              <w:t>30</w:t>
-            </w:r>
-          </w:p>
-        </w:tc>
-        <w:tc>
-          <w:tcPr>
-            <w:tcBorders>
-              <w:top w:val="nil"/>
-              <w:left w:val="nil"/>
-              <w:bottom w:val="nil"/>
-              <w:right w:val="nil"/>
-            </w:tcBorders>
-            <w:shd w:val="clear" w:color="auto" w:fill="FFFFFF"/>
-          </w:tcPr>
-          <w:p>
-            <w:pPr>
-              <w:pStyle w:val="54"/>
-              <w:bidi w:val="0"/>
-            </w:pPr>
-            <w:r>
-              <w:t>70×40×35</w:t>
-            </w:r>
-          </w:p>
-        </w:tc>
-        <w:tc>
-          <w:tcPr>
-            <w:tcBorders>
-              <w:top w:val="nil"/>
-              <w:left w:val="nil"/>
-              <w:bottom w:val="nil"/>
-              <w:right w:val="nil"/>
-            </w:tcBorders>
-            <w:shd w:val="clear" w:color="auto" w:fill="FFFFFF"/>
-          </w:tcPr>
-          <w:p>
-            <w:pPr>
-              <w:pStyle w:val="54"/>
-              <w:bidi w:val="0"/>
-            </w:pPr>
-            <w:r>
-              <w:t>2</w:t>
-            </w:r>
-          </w:p>
-        </w:tc>
-      </w:tr>
-      <w:tr>
-        <w:tc>
-          <w:tcPr>
-            <w:tcBorders>
-              <w:top w:val="nil"/>
-              <w:left w:val="nil"/>
-              <w:bottom w:val="nil"/>
-              <w:right w:val="nil"/>
-            </w:tcBorders>
-            <w:shd w:val="clear" w:color="auto" w:fill="FFFFFF"/>
-          </w:tcPr>
-          <w:p>
-            <w:pPr>
-              <w:pStyle w:val="54"/>
-              <w:bidi w:val="0"/>
-            </w:pPr>
-            <w:r>
-              <w:rPr>
-                <w:rFonts w:hint="eastAsia"/>
-              </w:rPr>
-              <w:t>钢铁厂</w:t>
-            </w:r>
-          </w:p>
-        </w:tc>
-        <w:tc>
-          <w:tcPr>
-            <w:tcBorders>
-              <w:top w:val="nil"/>
-              <w:left w:val="nil"/>
-              <w:bottom w:val="nil"/>
-              <w:right w:val="nil"/>
-            </w:tcBorders>
-            <w:shd w:val="clear" w:color="auto" w:fill="FFFFFF"/>
-          </w:tcPr>
-          <w:p>
-            <w:pPr>
-              <w:pStyle w:val="54"/>
-              <w:bidi w:val="0"/>
-            </w:pPr>
-            <w:r>
-              <w:rPr>
-                <w:rFonts w:hint="eastAsia"/>
-              </w:rPr>
-              <w:t>小</w:t>
-            </w:r>
-          </w:p>
-        </w:tc>
-        <w:tc>
-          <w:tcPr>
-            <w:tcBorders>
-              <w:top w:val="nil"/>
-              <w:left w:val="nil"/>
-              <w:bottom w:val="nil"/>
-              <w:right w:val="nil"/>
-            </w:tcBorders>
-            <w:shd w:val="clear" w:color="auto" w:fill="FFFFFF"/>
-          </w:tcPr>
-          <w:p>
-            <w:pPr>
-              <w:pStyle w:val="54"/>
-              <w:bidi w:val="0"/>
-            </w:pPr>
-            <w:r>
-              <w:rPr>
-                <w:rFonts w:hint="eastAsia"/>
-                <w:lang w:val="en-US" w:eastAsia="zh-CN"/>
-              </w:rPr>
-              <w:t>&lt;</w:t>
-            </w:r>
-            <w:r>
-              <w:t>180</w:t>
-            </w:r>
-          </w:p>
-        </w:tc>
-        <w:tc>
-          <w:tcPr>
-            <w:tcBorders>
-              <w:top w:val="nil"/>
-              <w:left w:val="nil"/>
-              <w:bottom w:val="nil"/>
-              <w:right w:val="nil"/>
-            </w:tcBorders>
-            <w:shd w:val="clear" w:color="auto" w:fill="FFFFFF"/>
-          </w:tcPr>
-          <w:p>
-            <w:pPr>
-              <w:pStyle w:val="54"/>
-              <w:bidi w:val="0"/>
-            </w:pPr>
-            <w:r>
-              <w:rPr>
-                <w:rFonts w:hint="eastAsia"/>
-                <w:lang w:val="en-US" w:eastAsia="zh-CN"/>
-              </w:rPr>
-              <w:t>&lt;</w:t>
-            </w:r>
-            <w:r>
-              <w:t>30</w:t>
-            </w:r>
-          </w:p>
-        </w:tc>
-        <w:tc>
-          <w:tcPr>
-            <w:tcBorders>
-              <w:top w:val="nil"/>
-              <w:left w:val="nil"/>
-              <w:bottom w:val="nil"/>
-              <w:right w:val="nil"/>
-            </w:tcBorders>
-            <w:shd w:val="clear" w:color="auto" w:fill="FFFFFF"/>
-          </w:tcPr>
-          <w:p>
-            <w:pPr>
-              <w:pStyle w:val="54"/>
-              <w:bidi w:val="0"/>
-            </w:pPr>
-            <w:r>
-              <w:rPr>
-                <w:rFonts w:hint="eastAsia"/>
-                <w:lang w:val="en-US" w:eastAsia="zh-CN"/>
-              </w:rPr>
-              <w:t>&lt;</w:t>
-            </w:r>
-            <w:r>
-              <w:t>13</w:t>
-            </w:r>
-          </w:p>
-        </w:tc>
-        <w:tc>
-          <w:tcPr>
-            <w:tcBorders>
-              <w:top w:val="nil"/>
-              <w:left w:val="nil"/>
-              <w:bottom w:val="nil"/>
-              <w:right w:val="nil"/>
-            </w:tcBorders>
-            <w:shd w:val="clear" w:color="auto" w:fill="FFFFFF"/>
-          </w:tcPr>
-          <w:p>
-            <w:pPr>
-              <w:pStyle w:val="54"/>
-              <w:bidi w:val="0"/>
-            </w:pPr>
-            <w:r>
-              <w:t>150×26×12</w:t>
-            </w:r>
-          </w:p>
-        </w:tc>
-        <w:tc>
-          <w:tcPr>
-            <w:tcBorders>
-              <w:top w:val="nil"/>
-              <w:left w:val="nil"/>
-              <w:bottom w:val="nil"/>
-              <w:right w:val="nil"/>
-            </w:tcBorders>
-            <w:shd w:val="clear" w:color="auto" w:fill="FFFFFF"/>
-          </w:tcPr>
-          <w:p>
-            <w:pPr>
-              <w:pStyle w:val="54"/>
-              <w:bidi w:val="0"/>
-            </w:pPr>
-            <w:r>
-              <w:t>1</w:t>
-            </w:r>
-          </w:p>
-        </w:tc>
-      </w:tr>
-      <w:tr>
-        <w:tblPrEx>
-          <w:tblCellMar>
-            <w:top w:w="0" w:type="dxa"/>
-            <w:left w:w="108" w:type="dxa"/>
-            <w:bottom w:w="0" w:type="dxa"/>
-            <w:right w:w="108" w:type="dxa"/>
-          </w:tblCellMar>
-        </w:tblPrEx>
-        <w:tc>
-          <w:tcPr>
-            <w:tcBorders>
-              <w:top w:val="nil"/>
-              <w:left w:val="nil"/>
-              <w:bottom w:val="nil"/>
-              <w:right w:val="nil"/>
-            </w:tcBorders>
-            <w:shd w:val="clear" w:color="auto" w:fill="FFFFFF"/>
-          </w:tcPr>
-          <w:p>
-            <w:pPr>
-              <w:pStyle w:val="54"/>
-              <w:bidi w:val="0"/>
-            </w:pPr>
-            <w:r>
-              <w:rPr>
-                <w:rFonts w:hint="eastAsia"/>
-              </w:rPr>
-              <w:t>钢铁厂</w:t>
-            </w:r>
-          </w:p>
-        </w:tc>
-        <w:tc>
-          <w:tcPr>
-            <w:tcBorders>
-              <w:top w:val="nil"/>
-              <w:left w:val="nil"/>
-              <w:bottom w:val="nil"/>
-              <w:right w:val="nil"/>
-            </w:tcBorders>
-            <w:shd w:val="clear" w:color="auto" w:fill="FFFFFF"/>
-          </w:tcPr>
-          <w:p>
-            <w:pPr>
-              <w:pStyle w:val="54"/>
-              <w:bidi w:val="0"/>
-            </w:pPr>
-            <w:r>
-              <w:rPr>
-                <w:rFonts w:hint="eastAsia"/>
-              </w:rPr>
-              <w:t>中</w:t>
-            </w:r>
-          </w:p>
-        </w:tc>
-        <w:tc>
-          <w:tcPr>
-            <w:tcBorders>
-              <w:top w:val="nil"/>
-              <w:left w:val="nil"/>
-              <w:bottom w:val="nil"/>
-              <w:right w:val="nil"/>
-            </w:tcBorders>
-            <w:shd w:val="clear" w:color="auto" w:fill="FFFFFF"/>
-          </w:tcPr>
-          <w:p>
-            <w:pPr>
-              <w:pStyle w:val="54"/>
-              <w:bidi w:val="0"/>
-            </w:pPr>
-            <w:r>
-              <w:t>180–220</w:t>
-            </w:r>
-          </w:p>
-        </w:tc>
-        <w:tc>
-          <w:tcPr>
-            <w:tcBorders>
-              <w:top w:val="nil"/>
-              <w:left w:val="nil"/>
-              <w:bottom w:val="nil"/>
-              <w:right w:val="nil"/>
-            </w:tcBorders>
-            <w:shd w:val="clear" w:color="auto" w:fill="FFFFFF"/>
-          </w:tcPr>
-          <w:p>
-            <w:pPr>
-              <w:pStyle w:val="54"/>
-              <w:bidi w:val="0"/>
-            </w:pPr>
-            <w:r>
-              <w:t>30–39</w:t>
-            </w:r>
-          </w:p>
-        </w:tc>
-        <w:tc>
-          <w:tcPr>
-            <w:tcBorders>
-              <w:top w:val="nil"/>
-              <w:left w:val="nil"/>
-              <w:bottom w:val="nil"/>
-              <w:right w:val="nil"/>
-            </w:tcBorders>
-            <w:shd w:val="clear" w:color="auto" w:fill="FFFFFF"/>
-          </w:tcPr>
-          <w:p>
-            <w:pPr>
-              <w:pStyle w:val="54"/>
-              <w:bidi w:val="0"/>
-            </w:pPr>
-            <w:r>
-              <w:t>13–18</w:t>
-            </w:r>
-          </w:p>
-        </w:tc>
-        <w:tc>
-          <w:tcPr>
-            <w:tcBorders>
-              <w:top w:val="nil"/>
-              <w:left w:val="nil"/>
-              <w:bottom w:val="nil"/>
-              <w:right w:val="nil"/>
-            </w:tcBorders>
-            <w:shd w:val="clear" w:color="auto" w:fill="FFFFFF"/>
-          </w:tcPr>
-          <w:p>
-            <w:pPr>
-              <w:pStyle w:val="54"/>
-              <w:bidi w:val="0"/>
-            </w:pPr>
-            <w:r>
-              <w:t>210×33×13.5</w:t>
-            </w:r>
-          </w:p>
-        </w:tc>
-        <w:tc>
-          <w:tcPr>
-            <w:tcBorders>
-              <w:top w:val="nil"/>
-              <w:left w:val="nil"/>
-              <w:bottom w:val="nil"/>
-              <w:right w:val="nil"/>
-            </w:tcBorders>
-            <w:shd w:val="clear" w:color="auto" w:fill="FFFFFF"/>
-          </w:tcPr>
-          <w:p>
-            <w:pPr>
-              <w:pStyle w:val="54"/>
-              <w:bidi w:val="0"/>
-            </w:pPr>
-            <w:r>
-              <w:t>1</w:t>
-            </w:r>
-          </w:p>
-        </w:tc>
-      </w:tr>
-      <w:tr>
-        <w:tblPrEx>
-          <w:tblCellMar>
-            <w:top w:w="0" w:type="dxa"/>
-            <w:left w:w="108" w:type="dxa"/>
-            <w:bottom w:w="0" w:type="dxa"/>
-            <w:right w:w="108" w:type="dxa"/>
-          </w:tblCellMar>
-        </w:tblPrEx>
-        <w:tc>
-          <w:tcPr>
-            <w:tcBorders>
-              <w:top w:val="nil"/>
-              <w:left w:val="nil"/>
-              <w:bottom w:val="single" w:color="000000" w:sz="12" w:space="0"/>
-              <w:right w:val="nil"/>
-            </w:tcBorders>
-            <w:shd w:val="clear" w:color="auto" w:fill="FFFFFF"/>
-          </w:tcPr>
-          <w:p>
-            <w:pPr>
-              <w:pStyle w:val="54"/>
-              <w:bidi w:val="0"/>
-            </w:pPr>
-            <w:r>
-              <w:rPr>
-                <w:rFonts w:hint="eastAsia"/>
-              </w:rPr>
-              <w:t>钢铁厂</w:t>
-            </w:r>
-          </w:p>
-        </w:tc>
-        <w:tc>
-          <w:tcPr>
-            <w:tcBorders>
-              <w:top w:val="nil"/>
-              <w:left w:val="nil"/>
-              <w:bottom w:val="single" w:color="000000" w:sz="12" w:space="0"/>
-              <w:right w:val="nil"/>
-            </w:tcBorders>
-            <w:shd w:val="clear" w:color="auto" w:fill="FFFFFF"/>
-          </w:tcPr>
-          <w:p>
-            <w:pPr>
-              <w:pStyle w:val="54"/>
-              <w:bidi w:val="0"/>
-            </w:pPr>
-            <w:r>
-              <w:rPr>
-                <w:rFonts w:hint="eastAsia"/>
-              </w:rPr>
-              <w:t>大</w:t>
-            </w:r>
-          </w:p>
-        </w:tc>
-        <w:tc>
-          <w:tcPr>
-            <w:tcBorders>
-              <w:top w:val="nil"/>
-              <w:left w:val="nil"/>
-              <w:bottom w:val="single" w:color="000000" w:sz="12" w:space="0"/>
-              <w:right w:val="nil"/>
-            </w:tcBorders>
-            <w:shd w:val="clear" w:color="auto" w:fill="FFFFFF"/>
-          </w:tcPr>
-          <w:p>
-            <w:pPr>
-              <w:pStyle w:val="54"/>
-              <w:bidi w:val="0"/>
-            </w:pPr>
-            <w:r>
-              <w:rPr>
-                <w:rFonts w:hint="eastAsia"/>
-                <w:lang w:val="en-US" w:eastAsia="zh-CN"/>
-              </w:rPr>
-              <w:t>&gt;</w:t>
-            </w:r>
-            <w:r>
-              <w:t>220</w:t>
-            </w:r>
-          </w:p>
-        </w:tc>
-        <w:tc>
-          <w:tcPr>
-            <w:tcBorders>
-              <w:top w:val="nil"/>
-              <w:left w:val="nil"/>
-              <w:bottom w:val="single" w:color="000000" w:sz="12" w:space="0"/>
-              <w:right w:val="nil"/>
-            </w:tcBorders>
-            <w:shd w:val="clear" w:color="auto" w:fill="FFFFFF"/>
-          </w:tcPr>
-          <w:p>
-            <w:pPr>
-              <w:pStyle w:val="54"/>
-              <w:bidi w:val="0"/>
-            </w:pPr>
-            <w:r>
-              <w:rPr>
-                <w:rFonts w:hint="eastAsia"/>
-                <w:lang w:val="en-US" w:eastAsia="zh-CN"/>
-              </w:rPr>
-              <w:t>&gt;</w:t>
-            </w:r>
-            <w:r>
-              <w:t>39</w:t>
-            </w:r>
-          </w:p>
-        </w:tc>
-        <w:tc>
-          <w:tcPr>
-            <w:tcBorders>
-              <w:top w:val="nil"/>
-              <w:left w:val="nil"/>
-              <w:bottom w:val="single" w:color="000000" w:sz="12" w:space="0"/>
-              <w:right w:val="nil"/>
-            </w:tcBorders>
-            <w:shd w:val="clear" w:color="auto" w:fill="FFFFFF"/>
-          </w:tcPr>
-          <w:p>
-            <w:pPr>
-              <w:pStyle w:val="54"/>
-              <w:bidi w:val="0"/>
-            </w:pPr>
-            <w:r>
-              <w:rPr>
-                <w:rFonts w:hint="eastAsia"/>
-                <w:lang w:val="en-US" w:eastAsia="zh-CN"/>
-              </w:rPr>
-              <w:t>&gt;</w:t>
-            </w:r>
-            <w:r>
-              <w:t>18</w:t>
-            </w:r>
-          </w:p>
-        </w:tc>
-        <w:tc>
-          <w:tcPr>
-            <w:tcBorders>
-              <w:top w:val="nil"/>
-              <w:left w:val="nil"/>
-              <w:bottom w:val="single" w:color="000000" w:sz="12" w:space="0"/>
-              <w:right w:val="nil"/>
-            </w:tcBorders>
-            <w:shd w:val="clear" w:color="auto" w:fill="FFFFFF"/>
-          </w:tcPr>
-          <w:p>
-            <w:pPr>
-              <w:pStyle w:val="54"/>
-              <w:bidi w:val="0"/>
-            </w:pPr>
-            <w:r>
-              <w:t>230×45×24</w:t>
-            </w:r>
-          </w:p>
-        </w:tc>
-        <w:tc>
-          <w:tcPr>
-            <w:tcBorders>
-              <w:top w:val="nil"/>
-              <w:left w:val="nil"/>
-              <w:bottom w:val="single" w:color="000000" w:sz="12" w:space="0"/>
-              <w:right w:val="nil"/>
-            </w:tcBorders>
-            <w:shd w:val="clear" w:color="auto" w:fill="FFFFFF"/>
-          </w:tcPr>
-          <w:p>
-            <w:pPr>
-              <w:pStyle w:val="54"/>
-              <w:bidi w:val="0"/>
-            </w:pPr>
-            <w:r>
-              <w:t>1</w:t>
+              <w:t xml:space="preserve">&gt;16,280</w:t>
             </w:r>
           </w:p>
         </w:tc>
@@ -6450,7 +5008,7 @@
           <w:rFonts w:hint="default" w:ascii="Times New Roman" w:hAnsi="Times New Roman" w:cs="Times New Roman"/>
           <w:lang w:val="en-US" w:eastAsia="zh-CN"/>
         </w:rPr>
-        <w:t>从规模分级看，电解工厂呈典型的狭长连续布置形态，长度远大于宽度，反映电解槽系列沿长轴排列的工艺特点；钢铁厂以冶炼与轧制为主，尺度随产能增加在长宽两个方向同步扩展；专用电厂体量相对紧凑，高度随规模增长较快，并在大型规模采用多层布置。三种工艺空间在大、中、小三个尺度下体现了冶金设施"工艺决定形态"的典型特征。模拟代表值即各规模档在 FDS 建模中实际采用的长宽高，相邻档位之间以代表值中点划分边界。</w:t>
+        <w:t xml:space="preserve">整体建筑面积范围由各建筑在该规模档内的长度与宽度范围换算得到，反映设施级面积对应的小、中、大区间；表中上、下限是相邻规模档的分界值，不表示任一规模档只能取该具体面积。</w:t>
       </w:r>
     </w:p>
     <w:p>
@@ -6491,7 +5049,7 @@
           <w:rFonts w:hint="eastAsia" w:ascii="Times New Roman" w:hAnsi="Times New Roman" w:cs="Times New Roman"/>
           <w:lang w:val="en-US" w:eastAsia="zh-CN"/>
         </w:rPr>
-        <w:t>冶金设施工况统一覆盖热通量、方位角、俯仰角和辐射持续时间四类热源条件。全部冶金数据综合覆盖 500～20000 kW/m²热通量，方位角包括 0°、90°、180°和 270°，俯仰角包括 0°、30°、45°和 60°，辐射持续时间包括 1.36 s、2.10 s 和 7.50 s。三个持续时间各包含 321 条合格工况，能够用于比较短时热辐射作用下的毁伤响应。</w:t>
+        <w:t>冶金设施工况统一覆盖热通量、方位角、俯仰角和辐射持续时间四类热源条件。全部冶金数据综合覆盖 500～20000 kW/m²热通量，方位角包括 0°、90°、180°和 270°，俯仰角包括 0°、30°、45°和 60°，辐射持续时间包括 1.36 s、2.10 s 和 7.50 s。三个持续时间各包含 321 条合格工况，能够用于比较短时热辐射作用下的损伤响应。</w:t>
       </w:r>
     </w:p>
     <w:p>
@@ -7539,7 +6097,7 @@
           <w:rFonts w:hint="default" w:ascii="Times New Roman" w:hAnsi="Times New Roman" w:cs="Times New Roman"/>
           <w:lang w:val="en-US" w:eastAsia="zh-CN"/>
         </w:rPr>
-        <w:t>模型输入按工程来源归并为热源工况特征与设施构型及目标特征两类。热源工况特征描述外部热辐射的作用条件，包括入射强度、作用时间、累积剂量和入射方向；设施构型及目标特征描述设施自身的几何尺度、围护与开口条件以及内部可燃物和敏感目标的分布情况。两者共同决定同一设施在不同热源工况下的毁伤响应。</w:t>
+        <w:t>模型输入按工程来源归并为热源工况特征与设施构型及目标特征两类。热源工况特征描述外部热辐射的作用条件，包括入射强度、作用时间、累积剂量和入射方向；设施构型及目标特征描述设施自身的几何尺度、围护与开口条件以及内部可燃物和敏感目标的分布情况。两者共同决定同一设施在不同热源工况下的损伤响应。</w:t>
       </w:r>
     </w:p>
     <w:p>
@@ -8975,7 +7533,7 @@
         <w:rPr>
           <w:rFonts w:hint="default" w:ascii="Times New Roman" w:hAnsi="Times New Roman" w:cs="Times New Roman"/>
         </w:rPr>
-        <w:t>从参数构成看，热源工况特征刻画了能量输入的强度、时程与方向性，是设施级 Dk 随工况变化的主要驱动；设施构型及目标特征则刻画了设施自身的受热响应条件，包括空间体量对热量的稀释作用、围护与开口对热量进入路径的调节，以及内部目标数量和迎火暴露程度对损伤形成的放大作用。两类特征在模型中共同参与树节点划分，缺一不可：仅凭热源强度无法解释同热通量下不同设施、不同方向的预测差异，仅凭设施构型也无法刻画同一设施在不同工况下的毁伤变化。两者结合，使模型能够在统一的特征空间内表达"外部能量输入—围护衰减—目标暴露—价值加权损伤"的完整响应链。</w:t>
+        <w:t>从参数构成看，热源工况特征刻画了能量输入的强度、时程与方向性，是设施级 Dk 随工况变化的主要驱动；设施构型及目标特征则刻画了设施自身的受热响应条件，包括空间体量对热量的稀释作用、围护与开口对热量进入路径的调节，以及内部目标数量和迎火暴露程度对损伤形成的放大作用。两类特征在模型中共同参与树节点划分，缺一不可：仅凭热源强度无法解释同热通量下不同设施、不同方向的预测差异，仅凭设施构型也无法刻画同一设施在不同工况下的损伤变化。两者结合，使模型能够在统一的特征空间内表达"外部能量输入—围护衰减—目标暴露—价值加权损伤"的完整响应链。</w:t>
       </w:r>
     </w:p>
     <w:p>
@@ -9038,7 +7596,7 @@
         <w:rPr>
           <w:rFonts w:hint="default" w:ascii="Times New Roman" w:hAnsi="Times New Roman" w:cs="Times New Roman"/>
         </w:rPr>
-        <w:t>迎火侧特征根据方位角动态选取。当热源方向改变时，模型同步更新受热墙面面积、门窗与总开口比例以及迎火侧敏感目标比例。因此，同一热通量下不同方向的预测差异具有明确的工程参数来源：方位角决定哪一面墙成为迎火侧，俯仰角决定辐射作用于墙面、屋面还是内部目标的分布，持续时间则通过热剂量累积放大或缩小毁伤程度。</w:t>
+        <w:t>迎火侧特征根据方位角动态选取。当热源方向改变时，模型同步更新受热墙面面积、门窗与总开口比例以及迎火侧敏感目标比例。因此，同一热通量下不同方向的预测差异具有明确的工程参数来源：方位角决定哪一面墙成为迎火侧，俯仰角决定辐射作用于墙面、屋面还是内部目标的分布，持续时间则通过热剂量累积放大或缩小损伤程度。</w:t>
       </w:r>
     </w:p>
     <w:p>
@@ -9105,11 +7663,11 @@
             <wp:effectExtent l="0" t="0" r="6350" b="17780"/>
             <wp:docPr id="58" name="Picture" descr="图 1 冶金设施专项因素置换重要性"/>
             <wp:cNvGraphicFramePr>
-              <a:graphicFrameLocks xmlns:a="http://schemas.openxmlformats.org/drawingml/2006/main" noChangeAspect="1"/>
+              <a:graphicFrameLocks noChangeAspect="1"/>
             </wp:cNvGraphicFramePr>
-            <a:graphic xmlns:a="http://schemas.openxmlformats.org/drawingml/2006/main">
+            <a:graphic>
               <a:graphicData uri="http://schemas.openxmlformats.org/drawingml/2006/picture">
-                <pic:pic xmlns:pic="http://schemas.openxmlformats.org/drawingml/2006/picture">
+                <pic:pic>
                   <pic:nvPicPr>
                     <pic:cNvPr id="58" name="Picture" descr="图 1 冶金设施专项因素置换重要性"/>
                     <pic:cNvPicPr>
@@ -10185,7 +8743,7 @@
           <w:rFonts w:hint="default" w:ascii="Times New Roman" w:hAnsi="Times New Roman" w:cs="Times New Roman"/>
           <w:lang w:val="en-US" w:eastAsia="zh-CN"/>
         </w:rPr>
-        <w:t>置换结果显示，热通量是冶金设施等级判断最主要的驱动因素，直接控制毁伤水平和各等级阈值位置；方位角通过迎火侧墙面与开口比例改变方向响应，可燃物/敏感目标比例和迎火侧总开口比例则反映高价值目标暴露与热量进入路径。细分结果进一步表明，热通量决定等级总体水平，方位角、俯仰角、迎火侧开口和敏感目标比例共同决定同一设施在不同方向上的等级变化。除上述共用特征外，个别冶金设施（如大型冶金等效设施）还补充了方位角象限标识等扩展特征，以刻画其特有的方向响应。</w:t>
+        <w:t>置换结果显示，热通量是冶金设施等级判断最主要的驱动因素，直接控制损伤水平和各等级阈值位置；方位角通过迎火侧墙面与开口比例改变方向响应，可燃物/敏感目标比例和迎火侧总开口比例则反映高价值目标暴露与热量进入路径。细分结果进一步表明，热通量决定等级总体水平，方位角、俯仰角、迎火侧开口和敏感目标比例共同决定同一设施在不同方向上的等级变化。除上述共用特征外，个别冶金设施（如大型冶金等效设施）还补充了方位角象限标识等扩展特征，以刻画其特有的方向响应。</w:t>
       </w:r>
     </w:p>
     <w:p>
@@ -10323,25 +8881,25 @@
           <w:rFonts w:hint="default" w:ascii="Times New Roman" w:hAnsi="Times New Roman" w:cs="Times New Roman"/>
         </w:rPr>
       </w:pPr>
-      <m:oMathPara>
-        <m:oMath>
-          <m:r>
-            <m:rPr>
-              <m:nor/>
-            </m:rPr>
+      <ns8:oMathPara>
+        <ns8:oMath>
+          <ns8:r>
+            <ns8:rPr>
+              <ns8:nor/>
+            </ns8:rPr>
             <w:rPr>
               <w:rFonts w:hint="default" w:ascii="Times New Roman" w:hAnsi="Times New Roman" w:cs="Times New Roman"/>
               <w:i/>
               <w:sz w:val="24"/>
               <w:u w:val="none"/>
             </w:rPr>
-            <m:t>x</m:t>
-          </m:r>
-          <m:r>
-            <m:rPr>
-              <m:nor/>
-              <m:sty m:val="p"/>
-            </m:rPr>
+            <ns8:t>x</ns8:t>
+          </ns8:r>
+          <ns8:r>
+            <ns8:rPr>
+              <ns8:nor/>
+              <ns8:sty ns8:val="p"/>
+            </ns8:rPr>
             <w:rPr>
               <w:rFonts w:hint="default" w:ascii="Times New Roman" w:hAnsi="Times New Roman" w:cs="Times New Roman"/>
               <w:b w:val="0"/>
@@ -10349,66 +8907,66 @@
               <w:sz w:val="24"/>
               <w:u w:val="none"/>
             </w:rPr>
-            <m:t>=[</m:t>
-          </m:r>
-          <m:sSub>
-            <m:sSubPr>
-              <m:ctrlPr>
+            <ns8:t>=[</ns8:t>
+          </ns8:r>
+          <ns8:sSub>
+            <ns8:sSubPr>
+              <ns8:ctrlPr>
                 <w:rPr>
                   <w:rFonts w:hint="default" w:ascii="Cambria Math" w:hAnsi="Cambria Math" w:cs="Times New Roman"/>
                   <w:sz w:val="24"/>
                   <w:u w:val="none"/>
                 </w:rPr>
-              </m:ctrlPr>
-            </m:sSubPr>
-            <m:e>
-              <m:r>
-                <m:rPr>
-                  <m:nor/>
-                </m:rPr>
+              </ns8:ctrlPr>
+            </ns8:sSubPr>
+            <ns8:e>
+              <ns8:r>
+                <ns8:rPr>
+                  <ns8:nor/>
+                </ns8:rPr>
                 <w:rPr>
                   <w:rFonts w:hint="default" w:ascii="Times New Roman" w:hAnsi="Times New Roman" w:cs="Times New Roman"/>
                   <w:i/>
                   <w:sz w:val="24"/>
                   <w:u w:val="none"/>
                 </w:rPr>
-                <m:t>x</m:t>
-              </m:r>
-              <m:ctrlPr>
+                <ns8:t>x</ns8:t>
+              </ns8:r>
+              <ns8:ctrlPr>
                 <w:rPr>
                   <w:rFonts w:hint="default" w:ascii="Cambria Math" w:hAnsi="Cambria Math" w:cs="Times New Roman"/>
                   <w:sz w:val="24"/>
                   <w:u w:val="none"/>
                 </w:rPr>
-              </m:ctrlPr>
-            </m:e>
-            <m:sub>
-              <m:r>
-                <m:rPr>
-                  <m:nor/>
-                </m:rPr>
+              </ns8:ctrlPr>
+            </ns8:e>
+            <ns8:sub>
+              <ns8:r>
+                <ns8:rPr>
+                  <ns8:nor/>
+                </ns8:rPr>
                 <w:rPr>
                   <w:rFonts w:hint="default" w:ascii="Times New Roman" w:hAnsi="Times New Roman" w:cs="Times New Roman"/>
                   <w:i/>
                   <w:sz w:val="24"/>
                   <w:u w:val="none"/>
                 </w:rPr>
-                <m:t>H</m:t>
-              </m:r>
-              <m:ctrlPr>
+                <ns8:t>H</ns8:t>
+              </ns8:r>
+              <ns8:ctrlPr>
                 <w:rPr>
                   <w:rFonts w:hint="default" w:ascii="Cambria Math" w:hAnsi="Cambria Math" w:cs="Times New Roman"/>
                   <w:sz w:val="24"/>
                   <w:u w:val="none"/>
                 </w:rPr>
-              </m:ctrlPr>
-            </m:sub>
-          </m:sSub>
-          <m:r>
-            <m:rPr>
-              <m:nor/>
-              <m:sty m:val="p"/>
-            </m:rPr>
+              </ns8:ctrlPr>
+            </ns8:sub>
+          </ns8:sSub>
+          <ns8:r>
+            <ns8:rPr>
+              <ns8:nor/>
+              <ns8:sty ns8:val="p"/>
+            </ns8:rPr>
             <w:rPr>
               <w:rFonts w:hint="default" w:ascii="Times New Roman" w:hAnsi="Times New Roman" w:cs="Times New Roman"/>
               <w:b w:val="0"/>
@@ -10416,66 +8974,66 @@
               <w:sz w:val="24"/>
               <w:u w:val="none"/>
             </w:rPr>
-            <m:t>,</m:t>
-          </m:r>
-          <m:sSub>
-            <m:sSubPr>
-              <m:ctrlPr>
+            <ns8:t>,</ns8:t>
+          </ns8:r>
+          <ns8:sSub>
+            <ns8:sSubPr>
+              <ns8:ctrlPr>
                 <w:rPr>
                   <w:rFonts w:hint="default" w:ascii="Cambria Math" w:hAnsi="Cambria Math" w:cs="Times New Roman"/>
                   <w:sz w:val="24"/>
                   <w:u w:val="none"/>
                 </w:rPr>
-              </m:ctrlPr>
-            </m:sSubPr>
-            <m:e>
-              <m:r>
-                <m:rPr>
-                  <m:nor/>
-                </m:rPr>
+              </ns8:ctrlPr>
+            </ns8:sSubPr>
+            <ns8:e>
+              <ns8:r>
+                <ns8:rPr>
+                  <ns8:nor/>
+                </ns8:rPr>
                 <w:rPr>
                   <w:rFonts w:hint="default" w:ascii="Times New Roman" w:hAnsi="Times New Roman" w:cs="Times New Roman"/>
                   <w:i/>
                   <w:sz w:val="24"/>
                   <w:u w:val="none"/>
                 </w:rPr>
-                <m:t>x</m:t>
-              </m:r>
-              <m:ctrlPr>
+                <ns8:t>x</ns8:t>
+              </ns8:r>
+              <ns8:ctrlPr>
                 <w:rPr>
                   <w:rFonts w:hint="default" w:ascii="Cambria Math" w:hAnsi="Cambria Math" w:cs="Times New Roman"/>
                   <w:sz w:val="24"/>
                   <w:u w:val="none"/>
                 </w:rPr>
-              </m:ctrlPr>
-            </m:e>
-            <m:sub>
-              <m:r>
-                <m:rPr>
-                  <m:nor/>
-                </m:rPr>
+              </ns8:ctrlPr>
+            </ns8:e>
+            <ns8:sub>
+              <ns8:r>
+                <ns8:rPr>
+                  <ns8:nor/>
+                </ns8:rPr>
                 <w:rPr>
                   <w:rFonts w:hint="default" w:ascii="Times New Roman" w:hAnsi="Times New Roman" w:cs="Times New Roman"/>
                   <w:i/>
                   <w:sz w:val="24"/>
                   <w:u w:val="none"/>
                 </w:rPr>
-                <m:t>B</m:t>
-              </m:r>
-              <m:ctrlPr>
+                <ns8:t>B</ns8:t>
+              </ns8:r>
+              <ns8:ctrlPr>
                 <w:rPr>
                   <w:rFonts w:hint="default" w:ascii="Cambria Math" w:hAnsi="Cambria Math" w:cs="Times New Roman"/>
                   <w:sz w:val="24"/>
                   <w:u w:val="none"/>
                 </w:rPr>
-              </m:ctrlPr>
-            </m:sub>
-          </m:sSub>
-          <m:r>
-            <m:rPr>
-              <m:nor/>
-              <m:sty m:val="p"/>
-            </m:rPr>
+              </ns8:ctrlPr>
+            </ns8:sub>
+          </ns8:sSub>
+          <ns8:r>
+            <ns8:rPr>
+              <ns8:nor/>
+              <ns8:sty ns8:val="p"/>
+            </ns8:rPr>
             <w:rPr>
               <w:rFonts w:hint="default" w:ascii="Times New Roman" w:hAnsi="Times New Roman" w:cs="Times New Roman"/>
               <w:b w:val="0"/>
@@ -10483,66 +9041,66 @@
               <w:sz w:val="24"/>
               <w:u w:val="none"/>
             </w:rPr>
-            <m:t>,</m:t>
-          </m:r>
-          <m:sSub>
-            <m:sSubPr>
-              <m:ctrlPr>
+            <ns8:t>,</ns8:t>
+          </ns8:r>
+          <ns8:sSub>
+            <ns8:sSubPr>
+              <ns8:ctrlPr>
                 <w:rPr>
                   <w:rFonts w:hint="default" w:ascii="Cambria Math" w:hAnsi="Cambria Math" w:cs="Times New Roman"/>
                   <w:sz w:val="24"/>
                   <w:u w:val="none"/>
                 </w:rPr>
-              </m:ctrlPr>
-            </m:sSubPr>
-            <m:e>
-              <m:r>
-                <m:rPr>
-                  <m:nor/>
-                </m:rPr>
+              </ns8:ctrlPr>
+            </ns8:sSubPr>
+            <ns8:e>
+              <ns8:r>
+                <ns8:rPr>
+                  <ns8:nor/>
+                </ns8:rPr>
                 <w:rPr>
                   <w:rFonts w:hint="default" w:ascii="Times New Roman" w:hAnsi="Times New Roman" w:cs="Times New Roman"/>
                   <w:i/>
                   <w:sz w:val="24"/>
                   <w:u w:val="none"/>
                 </w:rPr>
-                <m:t>x</m:t>
-              </m:r>
-              <m:ctrlPr>
+                <ns8:t>x</ns8:t>
+              </ns8:r>
+              <ns8:ctrlPr>
                 <w:rPr>
                   <w:rFonts w:hint="default" w:ascii="Cambria Math" w:hAnsi="Cambria Math" w:cs="Times New Roman"/>
                   <w:sz w:val="24"/>
                   <w:u w:val="none"/>
                 </w:rPr>
-              </m:ctrlPr>
-            </m:e>
-            <m:sub>
-              <m:r>
-                <m:rPr>
-                  <m:nor/>
-                </m:rPr>
+              </ns8:ctrlPr>
+            </ns8:e>
+            <ns8:sub>
+              <ns8:r>
+                <ns8:rPr>
+                  <ns8:nor/>
+                </ns8:rPr>
                 <w:rPr>
                   <w:rFonts w:hint="default" w:ascii="Times New Roman" w:hAnsi="Times New Roman" w:cs="Times New Roman"/>
                   <w:i/>
                   <w:sz w:val="24"/>
                   <w:u w:val="none"/>
                 </w:rPr>
-                <m:t>C</m:t>
-              </m:r>
-              <m:ctrlPr>
+                <ns8:t>C</ns8:t>
+              </ns8:r>
+              <ns8:ctrlPr>
                 <w:rPr>
                   <w:rFonts w:hint="default" w:ascii="Cambria Math" w:hAnsi="Cambria Math" w:cs="Times New Roman"/>
                   <w:sz w:val="24"/>
                   <w:u w:val="none"/>
                 </w:rPr>
-              </m:ctrlPr>
-            </m:sub>
-          </m:sSub>
-          <m:r>
-            <m:rPr>
-              <m:nor/>
-              <m:sty m:val="p"/>
-            </m:rPr>
+              </ns8:ctrlPr>
+            </ns8:sub>
+          </ns8:sSub>
+          <ns8:r>
+            <ns8:rPr>
+              <ns8:nor/>
+              <ns8:sty ns8:val="p"/>
+            </ns8:rPr>
             <w:rPr>
               <w:rFonts w:hint="default" w:ascii="Times New Roman" w:hAnsi="Times New Roman" w:cs="Times New Roman"/>
               <w:b w:val="0"/>
@@ -10550,10 +9108,10 @@
               <w:sz w:val="24"/>
               <w:u w:val="none"/>
             </w:rPr>
-            <m:t>]</m:t>
-          </m:r>
-        </m:oMath>
-      </m:oMathPara>
+            <ns8:t>]</ns8:t>
+          </ns8:r>
+        </ns8:oMath>
+      </ns8:oMathPara>
     </w:p>
     <w:p>
       <w:pPr>
@@ -10567,288 +9125,288 @@
         </w:rPr>
         <w:t>其中，</w:t>
       </w:r>
-      <m:oMath>
-        <m:sSub>
-          <m:sSubPr>
-            <m:ctrlPr>
+      <ns8:oMath>
+        <ns8:sSub>
+          <ns8:sSubPr>
+            <ns8:ctrlPr>
               <w:rPr>
                 <w:rFonts w:hint="default" w:ascii="Cambria Math" w:hAnsi="Cambria Math" w:cs="Times New Roman"/>
                 <w:sz w:val="24"/>
                 <w:u w:val="none"/>
               </w:rPr>
-            </m:ctrlPr>
-          </m:sSubPr>
-          <m:e>
-            <m:r>
-              <m:rPr>
-                <m:nor/>
-              </m:rPr>
+            </ns8:ctrlPr>
+          </ns8:sSubPr>
+          <ns8:e>
+            <ns8:r>
+              <ns8:rPr>
+                <ns8:nor/>
+              </ns8:rPr>
               <w:rPr>
                 <w:rFonts w:hint="default" w:ascii="Times New Roman" w:hAnsi="Times New Roman" w:cs="Times New Roman"/>
                 <w:i/>
                 <w:sz w:val="24"/>
                 <w:u w:val="none"/>
               </w:rPr>
-              <m:t>x</m:t>
-            </m:r>
-            <m:ctrlPr>
+              <ns8:t>x</ns8:t>
+            </ns8:r>
+            <ns8:ctrlPr>
               <w:rPr>
                 <w:rFonts w:hint="default" w:ascii="Cambria Math" w:hAnsi="Cambria Math" w:cs="Times New Roman"/>
                 <w:sz w:val="24"/>
                 <w:u w:val="none"/>
               </w:rPr>
-            </m:ctrlPr>
-          </m:e>
-          <m:sub>
-            <m:r>
-              <m:rPr>
-                <m:nor/>
-              </m:rPr>
+            </ns8:ctrlPr>
+          </ns8:e>
+          <ns8:sub>
+            <ns8:r>
+              <ns8:rPr>
+                <ns8:nor/>
+              </ns8:rPr>
               <w:rPr>
                 <w:rFonts w:hint="default" w:ascii="Times New Roman" w:hAnsi="Times New Roman" w:cs="Times New Roman"/>
                 <w:i/>
                 <w:sz w:val="24"/>
                 <w:u w:val="none"/>
               </w:rPr>
-              <m:t>H</m:t>
-            </m:r>
-            <m:ctrlPr>
+              <ns8:t>H</ns8:t>
+            </ns8:r>
+            <ns8:ctrlPr>
               <w:rPr>
                 <w:rFonts w:hint="default" w:ascii="Cambria Math" w:hAnsi="Cambria Math" w:cs="Times New Roman"/>
                 <w:sz w:val="24"/>
                 <w:u w:val="none"/>
               </w:rPr>
-            </m:ctrlPr>
-          </m:sub>
-        </m:sSub>
-      </m:oMath>
+            </ns8:ctrlPr>
+          </ns8:sub>
+        </ns8:sSub>
+      </ns8:oMath>
       <w:r>
         <w:rPr>
           <w:rFonts w:hint="default" w:ascii="Times New Roman" w:hAnsi="Times New Roman" w:cs="Times New Roman"/>
         </w:rPr>
         <w:t xml:space="preserve"> 为热源特征，</w:t>
       </w:r>
-      <m:oMath>
-        <m:sSub>
-          <m:sSubPr>
-            <m:ctrlPr>
+      <ns8:oMath>
+        <ns8:sSub>
+          <ns8:sSubPr>
+            <ns8:ctrlPr>
               <w:rPr>
                 <w:rFonts w:hint="default" w:ascii="Cambria Math" w:hAnsi="Cambria Math" w:cs="Times New Roman"/>
                 <w:sz w:val="24"/>
                 <w:u w:val="none"/>
               </w:rPr>
-            </m:ctrlPr>
-          </m:sSubPr>
-          <m:e>
-            <m:r>
-              <m:rPr>
-                <m:nor/>
-              </m:rPr>
+            </ns8:ctrlPr>
+          </ns8:sSubPr>
+          <ns8:e>
+            <ns8:r>
+              <ns8:rPr>
+                <ns8:nor/>
+              </ns8:rPr>
               <w:rPr>
                 <w:rFonts w:hint="default" w:ascii="Times New Roman" w:hAnsi="Times New Roman" w:cs="Times New Roman"/>
                 <w:i/>
                 <w:sz w:val="24"/>
                 <w:u w:val="none"/>
               </w:rPr>
-              <m:t>x</m:t>
-            </m:r>
-            <m:ctrlPr>
+              <ns8:t>x</ns8:t>
+            </ns8:r>
+            <ns8:ctrlPr>
               <w:rPr>
                 <w:rFonts w:hint="default" w:ascii="Cambria Math" w:hAnsi="Cambria Math" w:cs="Times New Roman"/>
                 <w:sz w:val="24"/>
                 <w:u w:val="none"/>
               </w:rPr>
-            </m:ctrlPr>
-          </m:e>
-          <m:sub>
-            <m:r>
-              <m:rPr>
-                <m:nor/>
-              </m:rPr>
+            </ns8:ctrlPr>
+          </ns8:e>
+          <ns8:sub>
+            <ns8:r>
+              <ns8:rPr>
+                <ns8:nor/>
+              </ns8:rPr>
               <w:rPr>
                 <w:rFonts w:hint="default" w:ascii="Times New Roman" w:hAnsi="Times New Roman" w:cs="Times New Roman"/>
                 <w:i/>
                 <w:sz w:val="24"/>
                 <w:u w:val="none"/>
               </w:rPr>
-              <m:t>B</m:t>
-            </m:r>
-            <m:ctrlPr>
+              <ns8:t>B</ns8:t>
+            </ns8:r>
+            <ns8:ctrlPr>
               <w:rPr>
                 <w:rFonts w:hint="default" w:ascii="Cambria Math" w:hAnsi="Cambria Math" w:cs="Times New Roman"/>
                 <w:sz w:val="24"/>
                 <w:u w:val="none"/>
               </w:rPr>
-            </m:ctrlPr>
-          </m:sub>
-        </m:sSub>
-      </m:oMath>
+            </ns8:ctrlPr>
+          </ns8:sub>
+        </ns8:sSub>
+      </ns8:oMath>
       <w:r>
         <w:rPr>
           <w:rFonts w:hint="default" w:ascii="Times New Roman" w:hAnsi="Times New Roman" w:cs="Times New Roman"/>
         </w:rPr>
         <w:t xml:space="preserve"> 为建筑特征（包括设施类别），</w:t>
       </w:r>
-      <m:oMath>
-        <m:sSub>
-          <m:sSubPr>
-            <m:ctrlPr>
+      <ns8:oMath>
+        <ns8:sSub>
+          <ns8:sSubPr>
+            <ns8:ctrlPr>
               <w:rPr>
                 <w:rFonts w:hint="default" w:ascii="Cambria Math" w:hAnsi="Cambria Math" w:cs="Times New Roman"/>
                 <w:sz w:val="24"/>
                 <w:u w:val="none"/>
               </w:rPr>
-            </m:ctrlPr>
-          </m:sSubPr>
-          <m:e>
-            <m:r>
-              <m:rPr>
-                <m:nor/>
-              </m:rPr>
+            </ns8:ctrlPr>
+          </ns8:sSubPr>
+          <ns8:e>
+            <ns8:r>
+              <ns8:rPr>
+                <ns8:nor/>
+              </ns8:rPr>
               <w:rPr>
                 <w:rFonts w:hint="default" w:ascii="Times New Roman" w:hAnsi="Times New Roman" w:cs="Times New Roman"/>
                 <w:i/>
                 <w:sz w:val="24"/>
                 <w:u w:val="none"/>
               </w:rPr>
-              <m:t>x</m:t>
-            </m:r>
-            <m:ctrlPr>
+              <ns8:t>x</ns8:t>
+            </ns8:r>
+            <ns8:ctrlPr>
               <w:rPr>
                 <w:rFonts w:hint="default" w:ascii="Cambria Math" w:hAnsi="Cambria Math" w:cs="Times New Roman"/>
                 <w:sz w:val="24"/>
                 <w:u w:val="none"/>
               </w:rPr>
-            </m:ctrlPr>
-          </m:e>
-          <m:sub>
-            <m:r>
-              <m:rPr>
-                <m:nor/>
-              </m:rPr>
+            </ns8:ctrlPr>
+          </ns8:e>
+          <ns8:sub>
+            <ns8:r>
+              <ns8:rPr>
+                <ns8:nor/>
+              </ns8:rPr>
               <w:rPr>
                 <w:rFonts w:hint="default" w:ascii="Times New Roman" w:hAnsi="Times New Roman" w:cs="Times New Roman"/>
                 <w:i/>
                 <w:sz w:val="24"/>
                 <w:u w:val="none"/>
               </w:rPr>
-              <m:t>C</m:t>
-            </m:r>
-            <m:ctrlPr>
+              <ns8:t>C</ns8:t>
+            </ns8:r>
+            <ns8:ctrlPr>
               <w:rPr>
                 <w:rFonts w:hint="default" w:ascii="Cambria Math" w:hAnsi="Cambria Math" w:cs="Times New Roman"/>
                 <w:sz w:val="24"/>
                 <w:u w:val="none"/>
               </w:rPr>
-            </m:ctrlPr>
-          </m:sub>
-        </m:sSub>
-      </m:oMath>
+            </ns8:ctrlPr>
+          </ns8:sub>
+        </ns8:sSub>
+      </ns8:oMath>
       <w:r>
         <w:rPr>
           <w:rFonts w:hint="default" w:ascii="Times New Roman" w:hAnsi="Times New Roman" w:cs="Times New Roman"/>
         </w:rPr>
         <w:t xml:space="preserve"> 为可燃物与敏感目标特征。对于包含 </w:t>
       </w:r>
-      <m:oMath>
-        <m:r>
-          <m:rPr>
-            <m:nor/>
-          </m:rPr>
+      <ns8:oMath>
+        <ns8:r>
+          <ns8:rPr>
+            <ns8:nor/>
+          </ns8:rPr>
           <w:rPr>
             <w:rFonts w:hint="default" w:ascii="Times New Roman" w:hAnsi="Times New Roman" w:cs="Times New Roman"/>
             <w:i/>
             <w:sz w:val="24"/>
             <w:u w:val="none"/>
           </w:rPr>
-          <m:t>T</m:t>
-        </m:r>
-      </m:oMath>
+          <ns8:t>T</ns8:t>
+        </ns8:r>
+      </ns8:oMath>
       <w:r>
         <w:rPr>
           <w:rFonts w:hint="default" w:ascii="Times New Roman" w:hAnsi="Times New Roman" w:cs="Times New Roman"/>
         </w:rPr>
         <w:t xml:space="preserve"> 棵树的回归森林，第 </w:t>
       </w:r>
-      <m:oMath>
-        <m:r>
-          <m:rPr>
-            <m:nor/>
-          </m:rPr>
+      <ns8:oMath>
+        <ns8:r>
+          <ns8:rPr>
+            <ns8:nor/>
+          </ns8:rPr>
           <w:rPr>
             <w:rFonts w:hint="default" w:ascii="Times New Roman" w:hAnsi="Times New Roman" w:cs="Times New Roman"/>
             <w:i/>
             <w:sz w:val="24"/>
             <w:u w:val="none"/>
           </w:rPr>
-          <m:t>t</m:t>
-        </m:r>
-      </m:oMath>
+          <ns8:t>t</ns8:t>
+        </ns8:r>
+      </ns8:oMath>
       <w:r>
         <w:rPr>
           <w:rFonts w:hint="default" w:ascii="Times New Roman" w:hAnsi="Times New Roman" w:cs="Times New Roman"/>
         </w:rPr>
         <w:t xml:space="preserve"> 棵树的输出记为 </w:t>
       </w:r>
-      <m:oMath>
-        <m:sSub>
-          <m:sSubPr>
-            <m:ctrlPr>
+      <ns8:oMath>
+        <ns8:sSub>
+          <ns8:sSubPr>
+            <ns8:ctrlPr>
               <w:rPr>
                 <w:rFonts w:hint="default" w:ascii="Cambria Math" w:hAnsi="Cambria Math" w:cs="Times New Roman"/>
                 <w:sz w:val="24"/>
                 <w:u w:val="none"/>
               </w:rPr>
-            </m:ctrlPr>
-          </m:sSubPr>
-          <m:e>
-            <m:r>
-              <m:rPr>
-                <m:nor/>
-              </m:rPr>
+            </ns8:ctrlPr>
+          </ns8:sSubPr>
+          <ns8:e>
+            <ns8:r>
+              <ns8:rPr>
+                <ns8:nor/>
+              </ns8:rPr>
               <w:rPr>
                 <w:rFonts w:hint="default" w:ascii="Times New Roman" w:hAnsi="Times New Roman" w:cs="Times New Roman"/>
                 <w:i/>
                 <w:sz w:val="24"/>
                 <w:u w:val="none"/>
               </w:rPr>
-              <m:t>f</m:t>
-            </m:r>
-            <m:ctrlPr>
+              <ns8:t>f</ns8:t>
+            </ns8:r>
+            <ns8:ctrlPr>
               <w:rPr>
                 <w:rFonts w:hint="default" w:ascii="Cambria Math" w:hAnsi="Cambria Math" w:cs="Times New Roman"/>
                 <w:sz w:val="24"/>
                 <w:u w:val="none"/>
               </w:rPr>
-            </m:ctrlPr>
-          </m:e>
-          <m:sub>
-            <m:r>
-              <m:rPr>
-                <m:nor/>
-              </m:rPr>
+            </ns8:ctrlPr>
+          </ns8:e>
+          <ns8:sub>
+            <ns8:r>
+              <ns8:rPr>
+                <ns8:nor/>
+              </ns8:rPr>
               <w:rPr>
                 <w:rFonts w:hint="default" w:ascii="Times New Roman" w:hAnsi="Times New Roman" w:cs="Times New Roman"/>
                 <w:i/>
                 <w:sz w:val="24"/>
                 <w:u w:val="none"/>
               </w:rPr>
-              <m:t>t</m:t>
-            </m:r>
-            <m:ctrlPr>
+              <ns8:t>t</ns8:t>
+            </ns8:r>
+            <ns8:ctrlPr>
               <w:rPr>
                 <w:rFonts w:hint="default" w:ascii="Cambria Math" w:hAnsi="Cambria Math" w:cs="Times New Roman"/>
                 <w:sz w:val="24"/>
                 <w:u w:val="none"/>
               </w:rPr>
-            </m:ctrlPr>
-          </m:sub>
-        </m:sSub>
-        <m:r>
-          <m:rPr>
-            <m:nor/>
-            <m:sty m:val="p"/>
-          </m:rPr>
+            </ns8:ctrlPr>
+          </ns8:sub>
+        </ns8:sSub>
+        <ns8:r>
+          <ns8:rPr>
+            <ns8:nor/>
+            <ns8:sty ns8:val="p"/>
+          </ns8:rPr>
           <w:rPr>
             <w:rFonts w:hint="default" w:ascii="Times New Roman" w:hAnsi="Times New Roman" w:cs="Times New Roman"/>
             <w:b w:val="0"/>
@@ -10856,13 +9414,13 @@
             <w:sz w:val="24"/>
             <w:u w:val="none"/>
           </w:rPr>
-          <m:t>(</m:t>
-        </m:r>
-        <m:r>
-          <m:rPr>
-            <m:nor/>
-            <m:sty m:val="bi"/>
-          </m:rPr>
+          <ns8:t>(</ns8:t>
+        </ns8:r>
+        <ns8:r>
+          <ns8:rPr>
+            <ns8:nor/>
+            <ns8:sty ns8:val="bi"/>
+          </ns8:rPr>
           <w:rPr>
             <w:rFonts w:hint="default" w:ascii="Times New Roman" w:hAnsi="Times New Roman" w:cs="Times New Roman"/>
             <w:b/>
@@ -10870,13 +9428,13 @@
             <w:sz w:val="24"/>
             <w:u w:val="none"/>
           </w:rPr>
-          <m:t>x</m:t>
-        </m:r>
-        <m:r>
-          <m:rPr>
-            <m:nor/>
-            <m:sty m:val="p"/>
-          </m:rPr>
+          <ns8:t>x</ns8:t>
+        </ns8:r>
+        <ns8:r>
+          <ns8:rPr>
+            <ns8:nor/>
+            <ns8:sty ns8:val="p"/>
+          </ns8:rPr>
           <w:rPr>
             <w:rFonts w:hint="default" w:ascii="Times New Roman" w:hAnsi="Times New Roman" w:cs="Times New Roman"/>
             <w:b w:val="0"/>
@@ -10884,9 +9442,9 @@
             <w:sz w:val="24"/>
             <w:u w:val="none"/>
           </w:rPr>
-          <m:t>)</m:t>
-        </m:r>
-      </m:oMath>
+          <ns8:t>)</ns8:t>
+        </ns8:r>
+      </ns8:oMath>
       <w:r>
         <w:rPr>
           <w:rFonts w:hint="default" w:ascii="Times New Roman" w:hAnsi="Times New Roman" w:cs="Times New Roman"/>
@@ -10908,86 +9466,86 @@
           <w:lang w:val="en-US" w:bidi="ar-SA"/>
         </w:rPr>
       </w:pPr>
-      <m:oMathPara>
-        <m:oMath>
-          <m:sSubSup>
-            <m:sSubSupPr>
-              <m:ctrlPr>
+      <ns8:oMathPara>
+        <ns8:oMath>
+          <ns8:sSubSup>
+            <ns8:sSubSupPr>
+              <ns8:ctrlPr>
                 <w:rPr>
                   <w:rFonts w:hint="default" w:ascii="Cambria Math" w:hAnsi="Cambria Math" w:cs="Times New Roman"/>
                   <w:sz w:val="24"/>
                   <w:u w:val="none"/>
                 </w:rPr>
-              </m:ctrlPr>
-            </m:sSubSupPr>
-            <m:e>
-              <m:acc>
-                <m:accPr>
-                  <m:ctrlPr>
+              </ns8:ctrlPr>
+            </ns8:sSubSupPr>
+            <ns8:e>
+              <ns8:acc>
+                <ns8:accPr>
+                  <ns8:ctrlPr>
                     <w:rPr>
                       <w:rFonts w:hint="default" w:ascii="Cambria Math" w:hAnsi="Cambria Math" w:cs="Times New Roman"/>
                       <w:sz w:val="24"/>
                       <w:u w:val="none"/>
                     </w:rPr>
-                  </m:ctrlPr>
-                </m:accPr>
-                <m:e>
-                  <m:r>
-                    <m:rPr>
-                      <m:nor/>
-                    </m:rPr>
+                  </ns8:ctrlPr>
+                </ns8:accPr>
+                <ns8:e>
+                  <ns8:r>
+                    <ns8:rPr>
+                      <ns8:nor/>
+                    </ns8:rPr>
                     <w:rPr>
                       <w:rFonts w:hint="default" w:ascii="Times New Roman" w:hAnsi="Times New Roman" w:cs="Times New Roman"/>
                       <w:i/>
                       <w:sz w:val="24"/>
                       <w:u w:val="none"/>
                     </w:rPr>
-                    <m:t>D</m:t>
-                  </m:r>
-                  <m:ctrlPr>
+                    <ns8:t>D</ns8:t>
+                  </ns8:r>
+                  <ns8:ctrlPr>
                     <w:rPr>
                       <w:rFonts w:hint="default" w:ascii="Cambria Math" w:hAnsi="Cambria Math" w:cs="Times New Roman"/>
                       <w:sz w:val="24"/>
                       <w:u w:val="none"/>
                     </w:rPr>
-                  </m:ctrlPr>
-                </m:e>
-              </m:acc>
-              <m:ctrlPr>
+                  </ns8:ctrlPr>
+                </ns8:e>
+              </ns8:acc>
+              <ns8:ctrlPr>
                 <w:rPr>
                   <w:rFonts w:hint="default" w:ascii="Cambria Math" w:hAnsi="Cambria Math" w:cs="Times New Roman"/>
                   <w:sz w:val="24"/>
                   <w:u w:val="none"/>
                 </w:rPr>
-              </m:ctrlPr>
-            </m:e>
-            <m:sub>
-              <m:r>
-                <m:rPr>
-                  <m:nor/>
-                </m:rPr>
+              </ns8:ctrlPr>
+            </ns8:e>
+            <ns8:sub>
+              <ns8:r>
+                <ns8:rPr>
+                  <ns8:nor/>
+                </ns8:rPr>
                 <w:rPr>
                   <w:rFonts w:hint="default" w:ascii="Times New Roman" w:hAnsi="Times New Roman" w:cs="Times New Roman"/>
                   <w:i/>
                   <w:sz w:val="24"/>
                   <w:u w:val="none"/>
                 </w:rPr>
-                <m:t>k</m:t>
-              </m:r>
-              <m:ctrlPr>
+                <ns8:t>k</ns8:t>
+              </ns8:r>
+              <ns8:ctrlPr>
                 <w:rPr>
                   <w:rFonts w:hint="default" w:ascii="Cambria Math" w:hAnsi="Cambria Math" w:cs="Times New Roman"/>
                   <w:sz w:val="24"/>
                   <w:u w:val="none"/>
                 </w:rPr>
-              </m:ctrlPr>
-            </m:sub>
-            <m:sup>
-              <m:r>
-                <m:rPr>
-                  <m:nor/>
-                  <m:sty m:val="p"/>
-                </m:rPr>
+              </ns8:ctrlPr>
+            </ns8:sub>
+            <ns8:sup>
+              <ns8:r>
+                <ns8:rPr>
+                  <ns8:nor/>
+                  <ns8:sty ns8:val="p"/>
+                </ns8:rPr>
                 <w:rPr>
                   <w:rFonts w:hint="default" w:ascii="Times New Roman" w:hAnsi="Times New Roman" w:cs="Times New Roman"/>
                   <w:b w:val="0"/>
@@ -10995,25 +9553,25 @@
                   <w:sz w:val="24"/>
                   <w:u w:val="none"/>
                 </w:rPr>
-                <m:t>(</m:t>
-              </m:r>
-              <m:r>
-                <m:rPr>
-                  <m:nor/>
-                </m:rPr>
+                <ns8:t>(</ns8:t>
+              </ns8:r>
+              <ns8:r>
+                <ns8:rPr>
+                  <ns8:nor/>
+                </ns8:rPr>
                 <w:rPr>
                   <w:rFonts w:hint="default" w:ascii="Times New Roman" w:hAnsi="Times New Roman" w:cs="Times New Roman"/>
                   <w:i/>
                   <w:sz w:val="24"/>
                   <w:u w:val="none"/>
                 </w:rPr>
-                <m:t>R</m:t>
-              </m:r>
-              <m:r>
-                <m:rPr>
-                  <m:nor/>
-                  <m:sty m:val="p"/>
-                </m:rPr>
+                <ns8:t>R</ns8:t>
+              </ns8:r>
+              <ns8:r>
+                <ns8:rPr>
+                  <ns8:nor/>
+                  <ns8:sty ns8:val="p"/>
+                </ns8:rPr>
                 <w:rPr>
                   <w:rFonts w:hint="default" w:ascii="Times New Roman" w:hAnsi="Times New Roman" w:cs="Times New Roman"/>
                   <w:b w:val="0"/>
@@ -11021,22 +9579,22 @@
                   <w:sz w:val="24"/>
                   <w:u w:val="none"/>
                 </w:rPr>
-                <m:t>)</m:t>
-              </m:r>
-              <m:ctrlPr>
+                <ns8:t>)</ns8:t>
+              </ns8:r>
+              <ns8:ctrlPr>
                 <w:rPr>
                   <w:rFonts w:hint="default" w:ascii="Cambria Math" w:hAnsi="Cambria Math" w:cs="Times New Roman"/>
                   <w:sz w:val="24"/>
                   <w:u w:val="none"/>
                 </w:rPr>
-              </m:ctrlPr>
-            </m:sup>
-          </m:sSubSup>
-          <m:r>
-            <m:rPr>
-              <m:nor/>
-              <m:sty m:val="p"/>
-            </m:rPr>
+              </ns8:ctrlPr>
+            </ns8:sup>
+          </ns8:sSubSup>
+          <ns8:r>
+            <ns8:rPr>
+              <ns8:nor/>
+              <ns8:sty ns8:val="p"/>
+            </ns8:rPr>
             <w:rPr>
               <w:rFonts w:hint="default" w:ascii="Times New Roman" w:hAnsi="Times New Roman" w:cs="Times New Roman"/>
               <w:b w:val="0"/>
@@ -11044,25 +9602,25 @@
               <w:sz w:val="24"/>
               <w:u w:val="none"/>
             </w:rPr>
-            <m:t>=</m:t>
-          </m:r>
-          <m:f>
-            <m:fPr>
-              <m:ctrlPr>
+            <ns8:t>=</ns8:t>
+          </ns8:r>
+          <ns8:f>
+            <ns8:fPr>
+              <ns8:ctrlPr>
                 <w:rPr>
                   <w:rFonts w:hint="default" w:ascii="Cambria Math" w:hAnsi="Cambria Math" w:cs="Times New Roman"/>
                   <w:i/>
                   <w:sz w:val="24"/>
                   <w:u w:val="none"/>
                 </w:rPr>
-              </m:ctrlPr>
-            </m:fPr>
-            <m:num>
-              <m:r>
-                <m:rPr>
-                  <m:nor/>
-                  <m:sty m:val="p"/>
-                </m:rPr>
+              </ns8:ctrlPr>
+            </ns8:fPr>
+            <ns8:num>
+              <ns8:r>
+                <ns8:rPr>
+                  <ns8:nor/>
+                  <ns8:sty ns8:val="p"/>
+                </ns8:rPr>
                 <w:rPr>
                   <w:rFonts w:hint="default" w:ascii="Times New Roman" w:hAnsi="Times New Roman" w:cs="Times New Roman"/>
                   <w:b w:val="0"/>
@@ -11070,69 +9628,69 @@
                   <w:sz w:val="24"/>
                   <w:u w:val="none"/>
                 </w:rPr>
-                <m:t>1</m:t>
-              </m:r>
-              <m:ctrlPr>
+                <ns8:t>1</ns8:t>
+              </ns8:r>
+              <ns8:ctrlPr>
                 <w:rPr>
                   <w:rFonts w:hint="default" w:ascii="Cambria Math" w:hAnsi="Cambria Math" w:cs="Times New Roman"/>
                   <w:sz w:val="24"/>
                   <w:u w:val="none"/>
                 </w:rPr>
-              </m:ctrlPr>
-            </m:num>
-            <m:den>
-              <m:r>
-                <m:rPr>
-                  <m:nor/>
-                </m:rPr>
+              </ns8:ctrlPr>
+            </ns8:num>
+            <ns8:den>
+              <ns8:r>
+                <ns8:rPr>
+                  <ns8:nor/>
+                </ns8:rPr>
                 <w:rPr>
                   <w:rFonts w:hint="default" w:ascii="Times New Roman" w:hAnsi="Times New Roman" w:cs="Times New Roman"/>
                   <w:i/>
                   <w:sz w:val="24"/>
                   <w:u w:val="none"/>
                 </w:rPr>
-                <m:t>T</m:t>
-              </m:r>
-              <m:ctrlPr>
+                <ns8:t>T</ns8:t>
+              </ns8:r>
+              <ns8:ctrlPr>
                 <w:rPr>
                   <w:rFonts w:hint="default" w:ascii="Cambria Math" w:hAnsi="Cambria Math" w:cs="Times New Roman"/>
                   <w:sz w:val="24"/>
                   <w:u w:val="none"/>
                 </w:rPr>
-              </m:ctrlPr>
-            </m:den>
-          </m:f>
-          <m:nary>
-            <m:naryPr>
-              <m:chr m:val="∑"/>
-              <m:limLoc m:val="undOvr"/>
-              <m:ctrlPr>
+              </ns8:ctrlPr>
+            </ns8:den>
+          </ns8:f>
+          <ns8:nary>
+            <ns8:naryPr>
+              <ns8:chr ns8:val="∑"/>
+              <ns8:limLoc ns8:val="undOvr"/>
+              <ns8:ctrlPr>
                 <w:rPr>
                   <w:rFonts w:hint="default" w:ascii="Cambria Math" w:hAnsi="Cambria Math" w:cs="Times New Roman"/>
                   <w:i/>
                   <w:sz w:val="24"/>
                   <w:u w:val="none"/>
                 </w:rPr>
-              </m:ctrlPr>
-            </m:naryPr>
-            <m:sub>
-              <m:r>
-                <m:rPr>
-                  <m:nor/>
-                </m:rPr>
+              </ns8:ctrlPr>
+            </ns8:naryPr>
+            <ns8:sub>
+              <ns8:r>
+                <ns8:rPr>
+                  <ns8:nor/>
+                </ns8:rPr>
                 <w:rPr>
                   <w:rFonts w:hint="default" w:ascii="Times New Roman" w:hAnsi="Times New Roman" w:cs="Times New Roman"/>
                   <w:i/>
                   <w:sz w:val="24"/>
                   <w:u w:val="none"/>
                 </w:rPr>
-                <m:t>t</m:t>
-              </m:r>
-              <m:r>
-                <m:rPr>
-                  <m:nor/>
-                  <m:sty m:val="p"/>
-                </m:rPr>
+                <ns8:t>t</ns8:t>
+              </ns8:r>
+              <ns8:r>
+                <ns8:rPr>
+                  <ns8:nor/>
+                  <ns8:sty ns8:val="p"/>
+                </ns8:rPr>
                 <w:rPr>
                   <w:rFonts w:hint="default" w:ascii="Times New Roman" w:hAnsi="Times New Roman" w:cs="Times New Roman"/>
                   <w:b w:val="0"/>
@@ -11140,105 +9698,105 @@
                   <w:sz w:val="24"/>
                   <w:u w:val="none"/>
                 </w:rPr>
-                <m:t>=1</m:t>
-              </m:r>
-              <m:ctrlPr>
+                <ns8:t>=1</ns8:t>
+              </ns8:r>
+              <ns8:ctrlPr>
                 <w:rPr>
                   <w:rFonts w:hint="default" w:ascii="Cambria Math" w:hAnsi="Cambria Math" w:cs="Times New Roman"/>
                   <w:sz w:val="24"/>
                   <w:u w:val="none"/>
                 </w:rPr>
-              </m:ctrlPr>
-            </m:sub>
-            <m:sup>
-              <m:r>
-                <m:rPr>
-                  <m:nor/>
-                </m:rPr>
+              </ns8:ctrlPr>
+            </ns8:sub>
+            <ns8:sup>
+              <ns8:r>
+                <ns8:rPr>
+                  <ns8:nor/>
+                </ns8:rPr>
                 <w:rPr>
                   <w:rFonts w:hint="default" w:ascii="Times New Roman" w:hAnsi="Times New Roman" w:cs="Times New Roman"/>
                   <w:i/>
                   <w:sz w:val="24"/>
                   <w:u w:val="none"/>
                 </w:rPr>
-                <m:t>T</m:t>
-              </m:r>
-              <m:ctrlPr>
+                <ns8:t>T</ns8:t>
+              </ns8:r>
+              <ns8:ctrlPr>
                 <w:rPr>
                   <w:rFonts w:hint="default" w:ascii="Cambria Math" w:hAnsi="Cambria Math" w:cs="Times New Roman"/>
                   <w:sz w:val="24"/>
                   <w:u w:val="none"/>
                 </w:rPr>
-              </m:ctrlPr>
-            </m:sup>
-            <m:e>
-              <m:sSub>
-                <m:sSubPr>
-                  <m:ctrlPr>
+              </ns8:ctrlPr>
+            </ns8:sup>
+            <ns8:e>
+              <ns8:sSub>
+                <ns8:sSubPr>
+                  <ns8:ctrlPr>
                     <w:rPr>
                       <w:rFonts w:hint="default" w:ascii="Cambria Math" w:hAnsi="Cambria Math" w:cs="Times New Roman"/>
                       <w:sz w:val="24"/>
                       <w:u w:val="none"/>
                     </w:rPr>
-                  </m:ctrlPr>
-                </m:sSubPr>
-                <m:e>
-                  <m:r>
-                    <m:rPr>
-                      <m:nor/>
-                    </m:rPr>
+                  </ns8:ctrlPr>
+                </ns8:sSubPr>
+                <ns8:e>
+                  <ns8:r>
+                    <ns8:rPr>
+                      <ns8:nor/>
+                    </ns8:rPr>
                     <w:rPr>
                       <w:rFonts w:hint="default" w:ascii="Times New Roman" w:hAnsi="Times New Roman" w:cs="Times New Roman"/>
                       <w:i/>
                       <w:sz w:val="24"/>
                       <w:u w:val="none"/>
                     </w:rPr>
-                    <m:t>f</m:t>
-                  </m:r>
-                  <m:ctrlPr>
+                    <ns8:t>f</ns8:t>
+                  </ns8:r>
+                  <ns8:ctrlPr>
                     <w:rPr>
                       <w:rFonts w:hint="default" w:ascii="Cambria Math" w:hAnsi="Cambria Math" w:cs="Times New Roman"/>
                       <w:sz w:val="24"/>
                       <w:u w:val="none"/>
                     </w:rPr>
-                  </m:ctrlPr>
-                </m:e>
-                <m:sub>
-                  <m:r>
-                    <m:rPr>
-                      <m:nor/>
-                    </m:rPr>
+                  </ns8:ctrlPr>
+                </ns8:e>
+                <ns8:sub>
+                  <ns8:r>
+                    <ns8:rPr>
+                      <ns8:nor/>
+                    </ns8:rPr>
                     <w:rPr>
                       <w:rFonts w:hint="default" w:ascii="Times New Roman" w:hAnsi="Times New Roman" w:cs="Times New Roman"/>
                       <w:i/>
                       <w:sz w:val="24"/>
                       <w:u w:val="none"/>
                     </w:rPr>
-                    <m:t>t</m:t>
-                  </m:r>
-                  <m:ctrlPr>
+                    <ns8:t>t</ns8:t>
+                  </ns8:r>
+                  <ns8:ctrlPr>
                     <w:rPr>
                       <w:rFonts w:hint="default" w:ascii="Cambria Math" w:hAnsi="Cambria Math" w:cs="Times New Roman"/>
                       <w:sz w:val="24"/>
                       <w:u w:val="none"/>
                     </w:rPr>
-                  </m:ctrlPr>
-                </m:sub>
-              </m:sSub>
-              <m:ctrlPr>
+                  </ns8:ctrlPr>
+                </ns8:sub>
+              </ns8:sSub>
+              <ns8:ctrlPr>
                 <w:rPr>
                   <w:rFonts w:hint="default" w:ascii="Cambria Math" w:hAnsi="Cambria Math" w:cs="Times New Roman"/>
                   <w:sz w:val="24"/>
                   <w:u w:val="none"/>
                 </w:rPr>
-              </m:ctrlPr>
-            </m:e>
-          </m:nary>
-          <m:r>
-            <m:rPr>
-              <m:nor/>
-              <m:sty m:val="p"/>
-            </m:rPr>
+              </ns8:ctrlPr>
+            </ns8:e>
+          </ns8:nary>
+          <ns8:r>
+            <ns8:rPr>
+              <ns8:nor/>
+              <ns8:sty ns8:val="p"/>
+            </ns8:rPr>
             <w:rPr>
               <w:rFonts w:hint="default" w:ascii="Times New Roman" w:hAnsi="Times New Roman" w:cs="Times New Roman"/>
               <w:b w:val="0"/>
@@ -11246,13 +9804,13 @@
               <w:sz w:val="24"/>
               <w:u w:val="none"/>
             </w:rPr>
-            <m:t>(</m:t>
-          </m:r>
-          <m:r>
-            <m:rPr>
-              <m:nor/>
-              <m:sty m:val="bi"/>
-            </m:rPr>
+            <ns8:t>(</ns8:t>
+          </ns8:r>
+          <ns8:r>
+            <ns8:rPr>
+              <ns8:nor/>
+              <ns8:sty ns8:val="bi"/>
+            </ns8:rPr>
             <w:rPr>
               <w:rFonts w:hint="default" w:ascii="Times New Roman" w:hAnsi="Times New Roman" w:cs="Times New Roman"/>
               <w:b/>
@@ -11260,13 +9818,13 @@
               <w:sz w:val="24"/>
               <w:u w:val="none"/>
             </w:rPr>
-            <m:t>x</m:t>
-          </m:r>
-          <m:r>
-            <m:rPr>
-              <m:nor/>
-              <m:sty m:val="p"/>
-            </m:rPr>
+            <ns8:t>x</ns8:t>
+          </ns8:r>
+          <ns8:r>
+            <ns8:rPr>
+              <ns8:nor/>
+              <ns8:sty ns8:val="p"/>
+            </ns8:rPr>
             <w:rPr>
               <w:rFonts w:hint="default" w:ascii="Times New Roman" w:hAnsi="Times New Roman" w:cs="Times New Roman"/>
               <w:b w:val="0"/>
@@ -11274,10 +9832,10 @@
               <w:sz w:val="24"/>
               <w:u w:val="none"/>
             </w:rPr>
-            <m:t>)</m:t>
-          </m:r>
-        </m:oMath>
-      </m:oMathPara>
+            <ns8:t>)</ns8:t>
+          </ns8:r>
+        </ns8:oMath>
+      </ns8:oMathPara>
     </w:p>
     <w:p>
       <w:pPr>
@@ -11342,43 +9900,43 @@
         </w:rPr>
         <w:t xml:space="preserve">等级。第 </w:t>
       </w:r>
-      <m:oMath>
-        <m:r>
-          <m:rPr>
-            <m:nor/>
-          </m:rPr>
+      <ns8:oMath>
+        <ns8:r>
+          <ns8:rPr>
+            <ns8:nor/>
+          </ns8:rPr>
           <w:rPr>
             <w:rFonts w:hint="default" w:ascii="Times New Roman" w:hAnsi="Times New Roman" w:cs="Times New Roman"/>
             <w:i/>
             <w:sz w:val="24"/>
             <w:u w:val="none"/>
           </w:rPr>
-          <m:t>t</m:t>
-        </m:r>
-      </m:oMath>
+          <ns8:t>t</ns8:t>
+        </ns8:r>
+      </ns8:oMath>
       <w:r>
         <w:rPr>
           <w:rFonts w:hint="default" w:ascii="Times New Roman" w:hAnsi="Times New Roman" w:cs="Times New Roman"/>
         </w:rPr>
         <w:t xml:space="preserve"> 棵分类树的输出记为 </w:t>
       </w:r>
-      <m:oMath>
-        <m:sSub>
-          <m:sSubPr>
-            <m:ctrlPr>
+      <ns8:oMath>
+        <ns8:sSub>
+          <ns8:sSubPr>
+            <ns8:ctrlPr>
               <w:rPr>
                 <w:rFonts w:hint="default" w:ascii="Cambria Math" w:hAnsi="Cambria Math" w:cs="Times New Roman"/>
                 <w:sz w:val="24"/>
                 <w:u w:val="none"/>
               </w:rPr>
-            </m:ctrlPr>
-          </m:sSubPr>
-          <m:e>
-            <m:r>
-              <m:rPr>
-                <m:nor/>
-                <m:sty m:val="p"/>
-              </m:rPr>
+            </ns8:ctrlPr>
+          </ns8:sSubPr>
+          <ns8:e>
+            <ns8:r>
+              <ns8:rPr>
+                <ns8:nor/>
+                <ns8:sty ns8:val="p"/>
+              </ns8:rPr>
               <w:rPr>
                 <w:rFonts w:hint="default" w:ascii="Times New Roman" w:hAnsi="Times New Roman" w:cs="Times New Roman"/>
                 <w:b w:val="0"/>
@@ -11386,43 +9944,43 @@
                 <w:sz w:val="24"/>
                 <w:u w:val="none"/>
               </w:rPr>
-              <m:t>h</m:t>
-            </m:r>
-            <m:ctrlPr>
+              <ns8:t>h</ns8:t>
+            </ns8:r>
+            <ns8:ctrlPr>
               <w:rPr>
                 <w:rFonts w:hint="default" w:ascii="Cambria Math" w:hAnsi="Cambria Math" w:cs="Times New Roman"/>
                 <w:sz w:val="24"/>
                 <w:u w:val="none"/>
               </w:rPr>
-            </m:ctrlPr>
-          </m:e>
-          <m:sub>
-            <m:r>
-              <m:rPr>
-                <m:nor/>
-              </m:rPr>
+            </ns8:ctrlPr>
+          </ns8:e>
+          <ns8:sub>
+            <ns8:r>
+              <ns8:rPr>
+                <ns8:nor/>
+              </ns8:rPr>
               <w:rPr>
                 <w:rFonts w:hint="default" w:ascii="Times New Roman" w:hAnsi="Times New Roman" w:cs="Times New Roman"/>
                 <w:i/>
                 <w:sz w:val="24"/>
                 <w:u w:val="none"/>
               </w:rPr>
-              <m:t>t</m:t>
-            </m:r>
-            <m:ctrlPr>
+              <ns8:t>t</ns8:t>
+            </ns8:r>
+            <ns8:ctrlPr>
               <w:rPr>
                 <w:rFonts w:hint="default" w:ascii="Cambria Math" w:hAnsi="Cambria Math" w:cs="Times New Roman"/>
                 <w:sz w:val="24"/>
                 <w:u w:val="none"/>
               </w:rPr>
-            </m:ctrlPr>
-          </m:sub>
-        </m:sSub>
-        <m:r>
-          <m:rPr>
-            <m:nor/>
-            <m:sty m:val="p"/>
-          </m:rPr>
+            </ns8:ctrlPr>
+          </ns8:sub>
+        </ns8:sSub>
+        <ns8:r>
+          <ns8:rPr>
+            <ns8:nor/>
+            <ns8:sty ns8:val="p"/>
+          </ns8:rPr>
           <w:rPr>
             <w:rFonts w:hint="default" w:ascii="Times New Roman" w:hAnsi="Times New Roman" w:cs="Times New Roman"/>
             <w:b w:val="0"/>
@@ -11430,25 +9988,25 @@
             <w:sz w:val="24"/>
             <w:u w:val="none"/>
           </w:rPr>
-          <m:t>(</m:t>
-        </m:r>
-        <m:r>
-          <m:rPr>
-            <m:nor/>
-          </m:rPr>
+          <ns8:t>(</ns8:t>
+        </ns8:r>
+        <ns8:r>
+          <ns8:rPr>
+            <ns8:nor/>
+          </ns8:rPr>
           <w:rPr>
             <w:rFonts w:hint="default" w:ascii="Times New Roman" w:hAnsi="Times New Roman" w:cs="Times New Roman"/>
             <w:i/>
             <w:sz w:val="24"/>
             <w:u w:val="none"/>
           </w:rPr>
-          <m:t>x</m:t>
-        </m:r>
-        <m:r>
-          <m:rPr>
-            <m:nor/>
-            <m:sty m:val="p"/>
-          </m:rPr>
+          <ns8:t>x</ns8:t>
+        </ns8:r>
+        <ns8:r>
+          <ns8:rPr>
+            <ns8:nor/>
+            <ns8:sty ns8:val="p"/>
+          </ns8:rPr>
           <w:rPr>
             <w:rFonts w:hint="default" w:ascii="Times New Roman" w:hAnsi="Times New Roman" w:cs="Times New Roman"/>
             <w:b w:val="0"/>
@@ -11456,9 +10014,9 @@
             <w:sz w:val="24"/>
             <w:u w:val="none"/>
           </w:rPr>
-          <m:t>)</m:t>
-        </m:r>
-      </m:oMath>
+          <ns8:t>)</ns8:t>
+        </ns8:r>
+      </ns8:oMath>
       <w:r>
         <w:rPr>
           <w:rFonts w:hint="default" w:ascii="Times New Roman" w:hAnsi="Times New Roman" w:cs="Times New Roman"/>
@@ -11473,45 +10031,45 @@
           <w:rFonts w:hint="default" w:ascii="Times New Roman" w:hAnsi="Times New Roman" w:cs="Times New Roman"/>
         </w:rPr>
       </w:pPr>
-      <m:oMathPara>
-        <m:oMath>
-          <m:acc>
-            <m:accPr>
-              <m:ctrlPr>
+      <ns8:oMathPara>
+        <ns8:oMath>
+          <ns8:acc>
+            <ns8:accPr>
+              <ns8:ctrlPr>
                 <w:rPr>
                   <w:rFonts w:hint="default" w:ascii="Cambria Math" w:hAnsi="Cambria Math" w:cs="Times New Roman"/>
                   <w:sz w:val="24"/>
                   <w:u w:val="none"/>
                 </w:rPr>
-              </m:ctrlPr>
-            </m:accPr>
-            <m:e>
-              <m:r>
-                <m:rPr>
-                  <m:nor/>
-                </m:rPr>
+              </ns8:ctrlPr>
+            </ns8:accPr>
+            <ns8:e>
+              <ns8:r>
+                <ns8:rPr>
+                  <ns8:nor/>
+                </ns8:rPr>
                 <w:rPr>
                   <w:rFonts w:hint="default" w:ascii="Times New Roman" w:hAnsi="Times New Roman" w:cs="Times New Roman"/>
                   <w:i/>
                   <w:sz w:val="24"/>
                   <w:u w:val="none"/>
                 </w:rPr>
-                <m:t>g</m:t>
-              </m:r>
-              <m:ctrlPr>
+                <ns8:t>g</ns8:t>
+              </ns8:r>
+              <ns8:ctrlPr>
                 <w:rPr>
                   <w:rFonts w:hint="default" w:ascii="Cambria Math" w:hAnsi="Cambria Math" w:cs="Times New Roman"/>
                   <w:sz w:val="24"/>
                   <w:u w:val="none"/>
                 </w:rPr>
-              </m:ctrlPr>
-            </m:e>
-          </m:acc>
-          <m:r>
-            <m:rPr>
-              <m:nor/>
-              <m:sty m:val="p"/>
-            </m:rPr>
+              </ns8:ctrlPr>
+            </ns8:e>
+          </ns8:acc>
+          <ns8:r>
+            <ns8:rPr>
+              <ns8:nor/>
+              <ns8:sty ns8:val="p"/>
+            </ns8:rPr>
             <w:rPr>
               <w:rFonts w:hint="default" w:ascii="Times New Roman" w:hAnsi="Times New Roman" w:cs="Times New Roman"/>
               <w:b w:val="0"/>
@@ -11519,67 +10077,67 @@
               <w:sz w:val="24"/>
               <w:u w:val="none"/>
             </w:rPr>
-            <m:t>=</m:t>
-          </m:r>
-          <m:func>
-            <m:funcPr>
-              <m:ctrlPr>
+            <ns8:t>=</ns8:t>
+          </ns8:r>
+          <ns8:func>
+            <ns8:funcPr>
+              <ns8:ctrlPr>
                 <w:rPr>
                   <w:rFonts w:hint="default" w:ascii="Cambria Math" w:hAnsi="Cambria Math" w:cs="Times New Roman"/>
                   <w:sz w:val="24"/>
                   <w:u w:val="none"/>
                 </w:rPr>
-              </m:ctrlPr>
-            </m:funcPr>
-            <m:fName>
-              <m:r>
-                <m:rPr>
-                  <m:nor/>
-                </m:rPr>
+              </ns8:ctrlPr>
+            </ns8:funcPr>
+            <ns8:fName>
+              <ns8:r>
+                <ns8:rPr>
+                  <ns8:nor/>
+                </ns8:rPr>
                 <w:rPr>
                   <w:rFonts w:hint="default" w:ascii="Times New Roman" w:hAnsi="Times New Roman" w:cs="Times New Roman"/>
                   <w:i/>
                   <w:sz w:val="24"/>
                   <w:u w:val="none"/>
                 </w:rPr>
-                <m:t>arg</m:t>
-              </m:r>
-              <m:ctrlPr>
+                <ns8:t>arg</ns8:t>
+              </ns8:r>
+              <ns8:ctrlPr>
                 <w:rPr>
                   <w:rFonts w:hint="default" w:ascii="Cambria Math" w:hAnsi="Cambria Math" w:cs="Times New Roman"/>
                   <w:sz w:val="24"/>
                   <w:u w:val="none"/>
                 </w:rPr>
-              </m:ctrlPr>
-            </m:fName>
-            <m:e>
-              <m:func>
-                <m:funcPr>
-                  <m:ctrlPr>
+              </ns8:ctrlPr>
+            </ns8:fName>
+            <ns8:e>
+              <ns8:func>
+                <ns8:funcPr>
+                  <ns8:ctrlPr>
                     <w:rPr>
                       <w:rFonts w:hint="default" w:ascii="Cambria Math" w:hAnsi="Cambria Math" w:cs="Times New Roman"/>
                       <w:sz w:val="24"/>
                       <w:u w:val="none"/>
                     </w:rPr>
-                  </m:ctrlPr>
-                </m:funcPr>
-                <m:fName>
-                  <m:limLow>
-                    <m:limLowPr>
-                      <m:ctrlPr>
+                  </ns8:ctrlPr>
+                </ns8:funcPr>
+                <ns8:fName>
+                  <ns8:limLow>
+                    <ns8:limLowPr>
+                      <ns8:ctrlPr>
                         <w:rPr>
                           <w:rFonts w:hint="default" w:ascii="Cambria Math" w:hAnsi="Cambria Math" w:cs="Times New Roman"/>
                           <w:sz w:val="24"/>
                           <w:u w:val="none"/>
                         </w:rPr>
-                      </m:ctrlPr>
-                    </m:limLowPr>
-                    <m:e>
-                      <m:r>
-                        <m:rPr>
-                          <m:nor/>
-                          <m:sty m:val="p"/>
-                        </m:rPr>
+                      </ns8:ctrlPr>
+                    </ns8:limLowPr>
+                    <ns8:e>
+                      <ns8:r>
+                        <ns8:rPr>
+                          <ns8:nor/>
+                          <ns8:sty ns8:val="p"/>
+                        </ns8:rPr>
                         <w:rPr>
                           <w:rFonts w:hint="default" w:ascii="Times New Roman" w:hAnsi="Times New Roman" w:cs="Times New Roman"/>
                           <w:b w:val="0"/>
@@ -11587,34 +10145,34 @@
                           <w:sz w:val="24"/>
                           <w:u w:val="none"/>
                         </w:rPr>
-                        <m:t>max</m:t>
-                      </m:r>
-                      <m:ctrlPr>
+                        <ns8:t>max</ns8:t>
+                      </ns8:r>
+                      <ns8:ctrlPr>
                         <w:rPr>
                           <w:rFonts w:hint="default" w:ascii="Cambria Math" w:hAnsi="Cambria Math" w:cs="Times New Roman"/>
                           <w:sz w:val="24"/>
                           <w:u w:val="none"/>
                         </w:rPr>
-                      </m:ctrlPr>
-                    </m:e>
-                    <m:lim>
-                      <m:r>
-                        <m:rPr>
-                          <m:nor/>
-                        </m:rPr>
+                      </ns8:ctrlPr>
+                    </ns8:e>
+                    <ns8:lim>
+                      <ns8:r>
+                        <ns8:rPr>
+                          <ns8:nor/>
+                        </ns8:rPr>
                         <w:rPr>
                           <w:rFonts w:hint="default" w:ascii="Times New Roman" w:hAnsi="Times New Roman" w:cs="Times New Roman"/>
                           <w:i/>
                           <w:sz w:val="24"/>
                           <w:u w:val="none"/>
                         </w:rPr>
-                        <m:t>c</m:t>
-                      </m:r>
-                      <m:r>
-                        <m:rPr>
-                          <m:nor/>
-                          <m:sty m:val="p"/>
-                        </m:rPr>
+                        <ns8:t>c</ns8:t>
+                      </ns8:r>
+                      <ns8:r>
+                        <ns8:rPr>
+                          <ns8:nor/>
+                          <ns8:sty ns8:val="p"/>
+                        </ns8:rPr>
                         <w:rPr>
                           <w:rFonts w:hint="default" w:ascii="Times New Roman" w:hAnsi="Times New Roman" w:cs="Times New Roman"/>
                           <w:b w:val="0"/>
@@ -11622,57 +10180,57 @@
                           <w:sz w:val="24"/>
                           <w:u w:val="none"/>
                         </w:rPr>
-                        <m:t>∈{0,1,2,3}</m:t>
-                      </m:r>
-                      <m:ctrlPr>
+                        <ns8:t>∈{0,1,2,3}</ns8:t>
+                      </ns8:r>
+                      <ns8:ctrlPr>
                         <w:rPr>
                           <w:rFonts w:hint="default" w:ascii="Cambria Math" w:hAnsi="Cambria Math" w:cs="Times New Roman"/>
                           <w:sz w:val="24"/>
                           <w:u w:val="none"/>
                         </w:rPr>
-                      </m:ctrlPr>
-                    </m:lim>
-                  </m:limLow>
-                  <m:ctrlPr>
+                      </ns8:ctrlPr>
+                    </ns8:lim>
+                  </ns8:limLow>
+                  <ns8:ctrlPr>
                     <w:rPr>
                       <w:rFonts w:hint="default" w:ascii="Cambria Math" w:hAnsi="Cambria Math" w:cs="Times New Roman"/>
                       <w:sz w:val="24"/>
                       <w:u w:val="none"/>
                     </w:rPr>
-                  </m:ctrlPr>
-                </m:fName>
-                <m:e>
-                  <m:nary>
-                    <m:naryPr>
-                      <m:chr m:val="∑"/>
-                      <m:limLoc m:val="undOvr"/>
-                      <m:ctrlPr>
+                  </ns8:ctrlPr>
+                </ns8:fName>
+                <ns8:e>
+                  <ns8:nary>
+                    <ns8:naryPr>
+                      <ns8:chr ns8:val="∑"/>
+                      <ns8:limLoc ns8:val="undOvr"/>
+                      <ns8:ctrlPr>
                         <w:rPr>
                           <w:rFonts w:hint="default" w:ascii="Cambria Math" w:hAnsi="Cambria Math" w:cs="Times New Roman"/>
                           <w:i/>
                           <w:sz w:val="24"/>
                           <w:u w:val="none"/>
                         </w:rPr>
-                      </m:ctrlPr>
-                    </m:naryPr>
-                    <m:sub>
-                      <m:r>
-                        <m:rPr>
-                          <m:nor/>
-                        </m:rPr>
+                      </ns8:ctrlPr>
+                    </ns8:naryPr>
+                    <ns8:sub>
+                      <ns8:r>
+                        <ns8:rPr>
+                          <ns8:nor/>
+                        </ns8:rPr>
                         <w:rPr>
                           <w:rFonts w:hint="default" w:ascii="Times New Roman" w:hAnsi="Times New Roman" w:cs="Times New Roman"/>
                           <w:i/>
                           <w:sz w:val="24"/>
                           <w:u w:val="none"/>
                         </w:rPr>
-                        <m:t>t</m:t>
-                      </m:r>
-                      <m:r>
-                        <m:rPr>
-                          <m:nor/>
-                          <m:sty m:val="p"/>
-                        </m:rPr>
+                        <ns8:t>t</ns8:t>
+                      </ns8:r>
+                      <ns8:r>
+                        <ns8:rPr>
+                          <ns8:nor/>
+                          <ns8:sty ns8:val="p"/>
+                        </ns8:rPr>
                         <w:rPr>
                           <w:rFonts w:hint="default" w:ascii="Times New Roman" w:hAnsi="Times New Roman" w:cs="Times New Roman"/>
                           <w:b w:val="0"/>
@@ -11680,43 +10238,43 @@
                           <w:sz w:val="24"/>
                           <w:u w:val="none"/>
                         </w:rPr>
-                        <m:t>=1</m:t>
-                      </m:r>
-                      <m:ctrlPr>
+                        <ns8:t>=1</ns8:t>
+                      </ns8:r>
+                      <ns8:ctrlPr>
                         <w:rPr>
                           <w:rFonts w:hint="default" w:ascii="Cambria Math" w:hAnsi="Cambria Math" w:cs="Times New Roman"/>
                           <w:sz w:val="24"/>
                           <w:u w:val="none"/>
                         </w:rPr>
-                      </m:ctrlPr>
-                    </m:sub>
-                    <m:sup>
-                      <m:r>
-                        <m:rPr>
-                          <m:nor/>
-                        </m:rPr>
+                      </ns8:ctrlPr>
+                    </ns8:sub>
+                    <ns8:sup>
+                      <ns8:r>
+                        <ns8:rPr>
+                          <ns8:nor/>
+                        </ns8:rPr>
                         <w:rPr>
                           <w:rFonts w:hint="default" w:ascii="Times New Roman" w:hAnsi="Times New Roman" w:cs="Times New Roman"/>
                           <w:i/>
                           <w:sz w:val="24"/>
                           <w:u w:val="none"/>
                         </w:rPr>
-                        <m:t>T</m:t>
-                      </m:r>
-                      <m:ctrlPr>
+                        <ns8:t>T</ns8:t>
+                      </ns8:r>
+                      <ns8:ctrlPr>
                         <w:rPr>
                           <w:rFonts w:hint="default" w:ascii="Cambria Math" w:hAnsi="Cambria Math" w:cs="Times New Roman"/>
                           <w:sz w:val="24"/>
                           <w:u w:val="none"/>
                         </w:rPr>
-                      </m:ctrlPr>
-                    </m:sup>
-                    <m:e>
-                      <m:r>
-                        <m:rPr>
-                          <m:nor/>
-                          <m:sty m:val="b"/>
-                        </m:rPr>
+                      </ns8:ctrlPr>
+                    </ns8:sup>
+                    <ns8:e>
+                      <ns8:r>
+                        <ns8:rPr>
+                          <ns8:nor/>
+                          <ns8:sty ns8:val="b"/>
+                        </ns8:rPr>
                         <w:rPr>
                           <w:rFonts w:hint="default" w:ascii="Times New Roman" w:hAnsi="Times New Roman" w:cs="Times New Roman"/>
                           <w:b/>
@@ -11724,66 +10282,66 @@
                           <w:sz w:val="24"/>
                           <w:u w:val="none"/>
                         </w:rPr>
-                        <m:t>1</m:t>
-                      </m:r>
-                      <m:ctrlPr>
+                        <ns8:t>1</ns8:t>
+                      </ns8:r>
+                      <ns8:ctrlPr>
                         <w:rPr>
                           <w:rFonts w:hint="default" w:ascii="Cambria Math" w:hAnsi="Cambria Math" w:cs="Times New Roman"/>
                           <w:sz w:val="24"/>
                           <w:u w:val="none"/>
                         </w:rPr>
-                      </m:ctrlPr>
-                    </m:e>
-                  </m:nary>
-                  <m:ctrlPr>
+                      </ns8:ctrlPr>
+                    </ns8:e>
+                  </ns8:nary>
+                  <ns8:ctrlPr>
                     <w:rPr>
                       <w:rFonts w:hint="default" w:ascii="Cambria Math" w:hAnsi="Cambria Math" w:cs="Times New Roman"/>
                       <w:i/>
                       <w:sz w:val="24"/>
                       <w:u w:val="none"/>
                     </w:rPr>
-                  </m:ctrlPr>
-                </m:e>
-              </m:func>
-              <m:ctrlPr>
+                  </ns8:ctrlPr>
+                </ns8:e>
+              </ns8:func>
+              <ns8:ctrlPr>
                 <w:rPr>
                   <w:rFonts w:hint="default" w:ascii="Cambria Math" w:hAnsi="Cambria Math" w:cs="Times New Roman"/>
                   <w:sz w:val="24"/>
                   <w:u w:val="none"/>
                 </w:rPr>
-              </m:ctrlPr>
-            </m:e>
-          </m:func>
-          <m:d>
-            <m:dPr>
-              <m:begChr m:val="["/>
-              <m:endChr m:val="]"/>
-              <m:ctrlPr>
+              </ns8:ctrlPr>
+            </ns8:e>
+          </ns8:func>
+          <ns8:d>
+            <ns8:dPr>
+              <ns8:begChr ns8:val="["/>
+              <ns8:endChr ns8:val="]"/>
+              <ns8:ctrlPr>
                 <w:rPr>
                   <w:rFonts w:hint="default" w:ascii="Cambria Math" w:hAnsi="Cambria Math" w:cs="Times New Roman"/>
                   <w:i/>
                   <w:sz w:val="24"/>
                   <w:u w:val="none"/>
                 </w:rPr>
-              </m:ctrlPr>
-            </m:dPr>
-            <m:e>
-              <m:sSub>
-                <m:sSubPr>
-                  <m:ctrlPr>
+              </ns8:ctrlPr>
+            </ns8:dPr>
+            <ns8:e>
+              <ns8:sSub>
+                <ns8:sSubPr>
+                  <ns8:ctrlPr>
                     <w:rPr>
                       <w:rFonts w:hint="default" w:ascii="Cambria Math" w:hAnsi="Cambria Math" w:cs="Times New Roman"/>
                       <w:sz w:val="24"/>
                       <w:u w:val="none"/>
                     </w:rPr>
-                  </m:ctrlPr>
-                </m:sSubPr>
-                <m:e>
-                  <m:r>
-                    <m:rPr>
-                      <m:nor/>
-                      <m:sty m:val="p"/>
-                    </m:rPr>
+                  </ns8:ctrlPr>
+                </ns8:sSubPr>
+                <ns8:e>
+                  <ns8:r>
+                    <ns8:rPr>
+                      <ns8:nor/>
+                      <ns8:sty ns8:val="p"/>
+                    </ns8:rPr>
                     <w:rPr>
                       <w:rFonts w:hint="default" w:ascii="Times New Roman" w:hAnsi="Times New Roman" w:cs="Times New Roman"/>
                       <w:b w:val="0"/>
@@ -11791,45 +10349,45 @@
                       <w:sz w:val="24"/>
                       <w:u w:val="none"/>
                     </w:rPr>
-                    <m:t>h</m:t>
-                  </m:r>
-                  <m:ctrlPr>
+                    <ns8:t>h</ns8:t>
+                  </ns8:r>
+                  <ns8:ctrlPr>
                     <w:rPr>
                       <w:rFonts w:hint="default" w:ascii="Cambria Math" w:hAnsi="Cambria Math" w:cs="Times New Roman"/>
                       <w:i/>
                       <w:sz w:val="24"/>
                       <w:u w:val="none"/>
                     </w:rPr>
-                  </m:ctrlPr>
-                </m:e>
-                <m:sub>
-                  <m:r>
-                    <m:rPr>
-                      <m:nor/>
-                    </m:rPr>
+                  </ns8:ctrlPr>
+                </ns8:e>
+                <ns8:sub>
+                  <ns8:r>
+                    <ns8:rPr>
+                      <ns8:nor/>
+                    </ns8:rPr>
                     <w:rPr>
                       <w:rFonts w:hint="default" w:ascii="Times New Roman" w:hAnsi="Times New Roman" w:cs="Times New Roman"/>
                       <w:i/>
                       <w:sz w:val="24"/>
                       <w:u w:val="none"/>
                     </w:rPr>
-                    <m:t>t</m:t>
-                  </m:r>
-                  <m:ctrlPr>
+                    <ns8:t>t</ns8:t>
+                  </ns8:r>
+                  <ns8:ctrlPr>
                     <w:rPr>
                       <w:rFonts w:hint="default" w:ascii="Cambria Math" w:hAnsi="Cambria Math" w:cs="Times New Roman"/>
                       <w:i/>
                       <w:sz w:val="24"/>
                       <w:u w:val="none"/>
                     </w:rPr>
-                  </m:ctrlPr>
-                </m:sub>
-              </m:sSub>
-              <m:r>
-                <m:rPr>
-                  <m:nor/>
-                  <m:sty m:val="p"/>
-                </m:rPr>
+                  </ns8:ctrlPr>
+                </ns8:sub>
+              </ns8:sSub>
+              <ns8:r>
+                <ns8:rPr>
+                  <ns8:nor/>
+                  <ns8:sty ns8:val="p"/>
+                </ns8:rPr>
                 <w:rPr>
                   <w:rFonts w:hint="default" w:ascii="Times New Roman" w:hAnsi="Times New Roman" w:cs="Times New Roman"/>
                   <w:b w:val="0"/>
@@ -11837,13 +10395,13 @@
                   <w:sz w:val="24"/>
                   <w:u w:val="none"/>
                 </w:rPr>
-                <m:t>(</m:t>
-              </m:r>
-              <m:r>
-                <m:rPr>
-                  <m:nor/>
-                  <m:sty m:val="bi"/>
-                </m:rPr>
+                <ns8:t>(</ns8:t>
+              </ns8:r>
+              <ns8:r>
+                <ns8:rPr>
+                  <ns8:nor/>
+                  <ns8:sty ns8:val="bi"/>
+                </ns8:rPr>
                 <w:rPr>
                   <w:rFonts w:hint="default" w:ascii="Times New Roman" w:hAnsi="Times New Roman" w:cs="Times New Roman"/>
                   <w:b/>
@@ -11851,13 +10409,13 @@
                   <w:sz w:val="24"/>
                   <w:u w:val="none"/>
                 </w:rPr>
-                <m:t>x</m:t>
-              </m:r>
-              <m:r>
-                <m:rPr>
-                  <m:nor/>
-                  <m:sty m:val="p"/>
-                </m:rPr>
+                <ns8:t>x</ns8:t>
+              </ns8:r>
+              <ns8:r>
+                <ns8:rPr>
+                  <ns8:nor/>
+                  <ns8:sty ns8:val="p"/>
+                </ns8:rPr>
                 <w:rPr>
                   <w:rFonts w:hint="default" w:ascii="Times New Roman" w:hAnsi="Times New Roman" w:cs="Times New Roman"/>
                   <w:b w:val="0"/>
@@ -11865,31 +10423,31 @@
                   <w:sz w:val="24"/>
                   <w:u w:val="none"/>
                 </w:rPr>
-                <m:t>)=</m:t>
-              </m:r>
-              <m:r>
-                <m:rPr>
-                  <m:nor/>
-                </m:rPr>
+                <ns8:t>)=</ns8:t>
+              </ns8:r>
+              <ns8:r>
+                <ns8:rPr>
+                  <ns8:nor/>
+                </ns8:rPr>
                 <w:rPr>
                   <w:rFonts w:hint="default" w:ascii="Times New Roman" w:hAnsi="Times New Roman" w:cs="Times New Roman"/>
                   <w:i/>
                   <w:sz w:val="24"/>
                   <w:u w:val="none"/>
                 </w:rPr>
-                <m:t>c</m:t>
-              </m:r>
-              <m:ctrlPr>
+                <ns8:t>c</ns8:t>
+              </ns8:r>
+              <ns8:ctrlPr>
                 <w:rPr>
                   <w:rFonts w:hint="default" w:ascii="Cambria Math" w:hAnsi="Cambria Math" w:cs="Times New Roman"/>
                   <w:sz w:val="24"/>
                   <w:u w:val="none"/>
                 </w:rPr>
-              </m:ctrlPr>
-            </m:e>
-          </m:d>
-        </m:oMath>
-      </m:oMathPara>
+              </ns8:ctrlPr>
+            </ns8:e>
+          </ns8:d>
+        </ns8:oMath>
+      </ns8:oMathPara>
     </w:p>
     <w:p>
       <w:pPr>
@@ -11932,52 +10490,52 @@
         </w:rPr>
         <w:t xml:space="preserve">设分类结果 </w:t>
       </w:r>
-      <m:oMath>
-        <m:acc>
-          <m:accPr>
-            <m:ctrlPr>
+      <ns8:oMath>
+        <ns8:acc>
+          <ns8:accPr>
+            <ns8:ctrlPr>
               <w:rPr>
                 <w:rFonts w:hint="default" w:ascii="Cambria Math" w:hAnsi="Cambria Math" w:cs="Times New Roman"/>
                 <w:sz w:val="24"/>
                 <w:u w:val="none"/>
               </w:rPr>
-            </m:ctrlPr>
-          </m:accPr>
-          <m:e>
-            <m:r>
-              <m:rPr>
-                <m:nor/>
-              </m:rPr>
+            </ns8:ctrlPr>
+          </ns8:accPr>
+          <ns8:e>
+            <ns8:r>
+              <ns8:rPr>
+                <ns8:nor/>
+              </ns8:rPr>
               <w:rPr>
                 <w:rFonts w:hint="default" w:ascii="Times New Roman" w:hAnsi="Times New Roman" w:cs="Times New Roman"/>
                 <w:i/>
                 <w:sz w:val="24"/>
                 <w:u w:val="none"/>
               </w:rPr>
-              <m:t>g</m:t>
-            </m:r>
-            <m:ctrlPr>
+              <ns8:t>g</ns8:t>
+            </ns8:r>
+            <ns8:ctrlPr>
               <w:rPr>
                 <w:rFonts w:hint="default" w:ascii="Cambria Math" w:hAnsi="Cambria Math" w:cs="Times New Roman"/>
                 <w:sz w:val="24"/>
                 <w:u w:val="none"/>
               </w:rPr>
-            </m:ctrlPr>
-          </m:e>
-        </m:acc>
-      </m:oMath>
+            </ns8:ctrlPr>
+          </ns8:e>
+        </ns8:acc>
+      </ns8:oMath>
       <w:r>
         <w:rPr>
           <w:rFonts w:hint="default" w:ascii="Times New Roman" w:hAnsi="Times New Roman" w:cs="Times New Roman"/>
         </w:rPr>
         <w:t xml:space="preserve"> 对应的 Dk 合法区间为 </w:t>
       </w:r>
-      <m:oMath>
-        <m:r>
-          <m:rPr>
-            <m:nor/>
-            <m:sty m:val="p"/>
-          </m:rPr>
+      <ns8:oMath>
+        <ns8:r>
+          <ns8:rPr>
+            <ns8:nor/>
+            <ns8:sty ns8:val="p"/>
+          </ns8:rPr>
           <w:rPr>
             <w:rFonts w:hint="default" w:ascii="Times New Roman" w:hAnsi="Times New Roman" w:cs="Times New Roman"/>
             <w:b w:val="0"/>
@@ -11985,86 +10543,86 @@
             <w:sz w:val="24"/>
             <w:u w:val="none"/>
           </w:rPr>
-          <m:t>[</m:t>
-        </m:r>
-        <m:sSub>
-          <m:sSubPr>
-            <m:ctrlPr>
+          <ns8:t>[</ns8:t>
+        </ns8:r>
+        <ns8:sSub>
+          <ns8:sSubPr>
+            <ns8:ctrlPr>
               <w:rPr>
                 <w:rFonts w:hint="default" w:ascii="Cambria Math" w:hAnsi="Cambria Math" w:cs="Times New Roman"/>
                 <w:sz w:val="24"/>
                 <w:u w:val="none"/>
               </w:rPr>
-            </m:ctrlPr>
-          </m:sSubPr>
-          <m:e>
-            <m:r>
-              <m:rPr>
-                <m:nor/>
-              </m:rPr>
+            </ns8:ctrlPr>
+          </ns8:sSubPr>
+          <ns8:e>
+            <ns8:r>
+              <ns8:rPr>
+                <ns8:nor/>
+              </ns8:rPr>
               <w:rPr>
                 <w:rFonts w:hint="default" w:ascii="Times New Roman" w:hAnsi="Times New Roman" w:cs="Times New Roman"/>
                 <w:i/>
                 <w:sz w:val="24"/>
                 <w:u w:val="none"/>
               </w:rPr>
-              <m:t>L</m:t>
-            </m:r>
-            <m:ctrlPr>
+              <ns8:t>L</ns8:t>
+            </ns8:r>
+            <ns8:ctrlPr>
               <w:rPr>
                 <w:rFonts w:hint="default" w:ascii="Cambria Math" w:hAnsi="Cambria Math" w:cs="Times New Roman"/>
                 <w:sz w:val="24"/>
                 <w:u w:val="none"/>
               </w:rPr>
-            </m:ctrlPr>
-          </m:e>
-          <m:sub>
-            <m:acc>
-              <m:accPr>
-                <m:ctrlPr>
+            </ns8:ctrlPr>
+          </ns8:e>
+          <ns8:sub>
+            <ns8:acc>
+              <ns8:accPr>
+                <ns8:ctrlPr>
                   <w:rPr>
                     <w:rFonts w:hint="default" w:ascii="Cambria Math" w:hAnsi="Cambria Math" w:cs="Times New Roman"/>
                     <w:sz w:val="24"/>
                     <w:u w:val="none"/>
                   </w:rPr>
-                </m:ctrlPr>
-              </m:accPr>
-              <m:e>
-                <m:r>
-                  <m:rPr>
-                    <m:nor/>
-                  </m:rPr>
+                </ns8:ctrlPr>
+              </ns8:accPr>
+              <ns8:e>
+                <ns8:r>
+                  <ns8:rPr>
+                    <ns8:nor/>
+                  </ns8:rPr>
                   <w:rPr>
                     <w:rFonts w:hint="default" w:ascii="Times New Roman" w:hAnsi="Times New Roman" w:cs="Times New Roman"/>
                     <w:i/>
                     <w:sz w:val="24"/>
                     <w:u w:val="none"/>
                   </w:rPr>
-                  <m:t>g</m:t>
-                </m:r>
-                <m:ctrlPr>
+                  <ns8:t>g</ns8:t>
+                </ns8:r>
+                <ns8:ctrlPr>
                   <w:rPr>
                     <w:rFonts w:hint="default" w:ascii="Cambria Math" w:hAnsi="Cambria Math" w:cs="Times New Roman"/>
                     <w:sz w:val="24"/>
                     <w:u w:val="none"/>
                   </w:rPr>
-                </m:ctrlPr>
-              </m:e>
-            </m:acc>
-            <m:ctrlPr>
+                </ns8:ctrlPr>
+              </ns8:e>
+            </ns8:acc>
+            <ns8:ctrlPr>
               <w:rPr>
                 <w:rFonts w:hint="default" w:ascii="Cambria Math" w:hAnsi="Cambria Math" w:cs="Times New Roman"/>
                 <w:sz w:val="24"/>
                 <w:u w:val="none"/>
               </w:rPr>
-            </m:ctrlPr>
-          </m:sub>
-        </m:sSub>
-        <m:r>
-          <m:rPr>
-            <m:nor/>
-            <m:sty m:val="p"/>
-          </m:rPr>
+            </ns8:ctrlPr>
+          </ns8:sub>
+        </ns8:sSub>
+        <ns8:r>
+          <ns8:rPr>
+            <ns8:nor/>
+            <ns8:sty ns8:val="p"/>
+          </ns8:rPr>
           <w:rPr>
             <w:rFonts w:hint="default" w:ascii="Times New Roman" w:hAnsi="Times New Roman" w:cs="Times New Roman"/>
             <w:b w:val="0"/>
@@ -12072,86 +10630,86 @@
             <w:sz w:val="24"/>
             <w:u w:val="none"/>
           </w:rPr>
-          <m:t>,</m:t>
-        </m:r>
-        <m:sSub>
-          <m:sSubPr>
-            <m:ctrlPr>
+          <ns8:t>,</ns8:t>
+        </ns8:r>
+        <ns8:sSub>
+          <ns8:sSubPr>
+            <ns8:ctrlPr>
               <w:rPr>
                 <w:rFonts w:hint="default" w:ascii="Cambria Math" w:hAnsi="Cambria Math" w:cs="Times New Roman"/>
                 <w:sz w:val="24"/>
                 <w:u w:val="none"/>
               </w:rPr>
-            </m:ctrlPr>
-          </m:sSubPr>
-          <m:e>
-            <m:r>
-              <m:rPr>
-                <m:nor/>
-              </m:rPr>
+            </ns8:ctrlPr>
+          </ns8:sSubPr>
+          <ns8:e>
+            <ns8:r>
+              <ns8:rPr>
+                <ns8:nor/>
+              </ns8:rPr>
               <w:rPr>
                 <w:rFonts w:hint="default" w:ascii="Times New Roman" w:hAnsi="Times New Roman" w:cs="Times New Roman"/>
                 <w:i/>
                 <w:sz w:val="24"/>
                 <w:u w:val="none"/>
               </w:rPr>
-              <m:t>U</m:t>
-            </m:r>
-            <m:ctrlPr>
+              <ns8:t>U</ns8:t>
+            </ns8:r>
+            <ns8:ctrlPr>
               <w:rPr>
                 <w:rFonts w:hint="default" w:ascii="Cambria Math" w:hAnsi="Cambria Math" w:cs="Times New Roman"/>
                 <w:sz w:val="24"/>
                 <w:u w:val="none"/>
               </w:rPr>
-            </m:ctrlPr>
-          </m:e>
-          <m:sub>
-            <m:acc>
-              <m:accPr>
-                <m:ctrlPr>
+            </ns8:ctrlPr>
+          </ns8:e>
+          <ns8:sub>
+            <ns8:acc>
+              <ns8:accPr>
+                <ns8:ctrlPr>
                   <w:rPr>
                     <w:rFonts w:hint="default" w:ascii="Cambria Math" w:hAnsi="Cambria Math" w:cs="Times New Roman"/>
                     <w:sz w:val="24"/>
                     <w:u w:val="none"/>
                   </w:rPr>
-                </m:ctrlPr>
-              </m:accPr>
-              <m:e>
-                <m:r>
-                  <m:rPr>
-                    <m:nor/>
-                  </m:rPr>
+                </ns8:ctrlPr>
+              </ns8:accPr>
+              <ns8:e>
+                <ns8:r>
+                  <ns8:rPr>
+                    <ns8:nor/>
+                  </ns8:rPr>
                   <w:rPr>
                     <w:rFonts w:hint="default" w:ascii="Times New Roman" w:hAnsi="Times New Roman" w:cs="Times New Roman"/>
                     <w:i/>
                     <w:sz w:val="24"/>
                     <w:u w:val="none"/>
                   </w:rPr>
-                  <m:t>g</m:t>
-                </m:r>
-                <m:ctrlPr>
+                  <ns8:t>g</ns8:t>
+                </ns8:r>
+                <ns8:ctrlPr>
                   <w:rPr>
                     <w:rFonts w:hint="default" w:ascii="Cambria Math" w:hAnsi="Cambria Math" w:cs="Times New Roman"/>
                     <w:sz w:val="24"/>
                     <w:u w:val="none"/>
                   </w:rPr>
-                </m:ctrlPr>
-              </m:e>
-            </m:acc>
-            <m:ctrlPr>
+                </ns8:ctrlPr>
+              </ns8:e>
+            </ns8:acc>
+            <ns8:ctrlPr>
               <w:rPr>
                 <w:rFonts w:hint="default" w:ascii="Cambria Math" w:hAnsi="Cambria Math" w:cs="Times New Roman"/>
                 <w:sz w:val="24"/>
                 <w:u w:val="none"/>
               </w:rPr>
-            </m:ctrlPr>
-          </m:sub>
-        </m:sSub>
-        <m:r>
-          <m:rPr>
-            <m:nor/>
-            <m:sty m:val="p"/>
-          </m:rPr>
+            </ns8:ctrlPr>
+          </ns8:sub>
+        </ns8:sSub>
+        <ns8:r>
+          <ns8:rPr>
+            <ns8:nor/>
+            <ns8:sty ns8:val="p"/>
+          </ns8:rPr>
           <w:rPr>
             <w:rFonts w:hint="default" w:ascii="Times New Roman" w:hAnsi="Times New Roman" w:cs="Times New Roman"/>
             <w:b w:val="0"/>
@@ -12159,9 +10717,9 @@
             <w:sz w:val="24"/>
             <w:u w:val="none"/>
           </w:rPr>
-          <m:t>]</m:t>
-        </m:r>
-      </m:oMath>
+          <ns8:t>]</ns8:t>
+        </ns8:r>
+      </ns8:oMath>
       <w:r>
         <w:rPr>
           <w:rFonts w:hint="default" w:ascii="Times New Roman" w:hAnsi="Times New Roman" w:cs="Times New Roman"/>
@@ -12175,86 +10733,86 @@
           <w:rFonts w:hint="default" w:ascii="Times New Roman" w:hAnsi="Times New Roman" w:cs="Times New Roman"/>
         </w:rPr>
       </w:pPr>
-      <m:oMathPara>
-        <m:oMath>
-          <m:sSub>
-            <m:sSubPr>
-              <m:ctrlPr>
+      <ns8:oMathPara>
+        <ns8:oMath>
+          <ns8:sSub>
+            <ns8:sSubPr>
+              <ns8:ctrlPr>
                 <w:rPr>
                   <w:rFonts w:hint="default" w:ascii="Cambria Math" w:hAnsi="Cambria Math" w:cs="Times New Roman"/>
                   <w:sz w:val="24"/>
                   <w:u w:val="none"/>
                 </w:rPr>
-              </m:ctrlPr>
-            </m:sSubPr>
-            <m:e>
-              <m:acc>
-                <m:accPr>
-                  <m:ctrlPr>
+              </ns8:ctrlPr>
+            </ns8:sSubPr>
+            <ns8:e>
+              <ns8:acc>
+                <ns8:accPr>
+                  <ns8:ctrlPr>
                     <w:rPr>
                       <w:rFonts w:hint="default" w:ascii="Cambria Math" w:hAnsi="Cambria Math" w:cs="Times New Roman"/>
                       <w:sz w:val="24"/>
                       <w:u w:val="none"/>
                     </w:rPr>
-                  </m:ctrlPr>
-                </m:accPr>
-                <m:e>
-                  <m:r>
-                    <m:rPr>
-                      <m:nor/>
-                    </m:rPr>
+                  </ns8:ctrlPr>
+                </ns8:accPr>
+                <ns8:e>
+                  <ns8:r>
+                    <ns8:rPr>
+                      <ns8:nor/>
+                    </ns8:rPr>
                     <w:rPr>
                       <w:rFonts w:hint="default" w:ascii="Times New Roman" w:hAnsi="Times New Roman" w:cs="Times New Roman"/>
                       <w:i/>
                       <w:sz w:val="24"/>
                       <w:u w:val="none"/>
                     </w:rPr>
-                    <m:t>D</m:t>
-                  </m:r>
-                  <m:ctrlPr>
+                    <ns8:t>D</ns8:t>
+                  </ns8:r>
+                  <ns8:ctrlPr>
                     <w:rPr>
                       <w:rFonts w:hint="default" w:ascii="Cambria Math" w:hAnsi="Cambria Math" w:cs="Times New Roman"/>
                       <w:sz w:val="24"/>
                       <w:u w:val="none"/>
                     </w:rPr>
-                  </m:ctrlPr>
-                </m:e>
-              </m:acc>
-              <m:ctrlPr>
+                  </ns8:ctrlPr>
+                </ns8:e>
+              </ns8:acc>
+              <ns8:ctrlPr>
                 <w:rPr>
                   <w:rFonts w:hint="default" w:ascii="Cambria Math" w:hAnsi="Cambria Math" w:cs="Times New Roman"/>
                   <w:sz w:val="24"/>
                   <w:u w:val="none"/>
                 </w:rPr>
-              </m:ctrlPr>
-            </m:e>
-            <m:sub>
-              <m:r>
-                <m:rPr>
-                  <m:nor/>
-                </m:rPr>
+              </ns8:ctrlPr>
+            </ns8:e>
+            <ns8:sub>
+              <ns8:r>
+                <ns8:rPr>
+                  <ns8:nor/>
+                </ns8:rPr>
                 <w:rPr>
                   <w:rFonts w:hint="default" w:ascii="Times New Roman" w:hAnsi="Times New Roman" w:cs="Times New Roman"/>
                   <w:i/>
                   <w:sz w:val="24"/>
                   <w:u w:val="none"/>
                 </w:rPr>
-                <m:t>k</m:t>
-              </m:r>
-              <m:ctrlPr>
+                <ns8:t>k</ns8:t>
+              </ns8:r>
+              <ns8:ctrlPr>
                 <w:rPr>
                   <w:rFonts w:hint="default" w:ascii="Cambria Math" w:hAnsi="Cambria Math" w:cs="Times New Roman"/>
                   <w:sz w:val="24"/>
                   <w:u w:val="none"/>
                 </w:rPr>
-              </m:ctrlPr>
-            </m:sub>
-          </m:sSub>
-          <m:r>
-            <m:rPr>
-              <m:nor/>
-              <m:sty m:val="p"/>
-            </m:rPr>
+              </ns8:ctrlPr>
+            </ns8:sub>
+          </ns8:sSub>
+          <ns8:r>
+            <ns8:rPr>
+              <ns8:nor/>
+              <ns8:sty ns8:val="p"/>
+            </ns8:rPr>
             <w:rPr>
               <w:rFonts w:hint="default" w:ascii="Times New Roman" w:hAnsi="Times New Roman" w:cs="Times New Roman"/>
               <w:b w:val="0"/>
@@ -12262,24 +10820,24 @@
               <w:sz w:val="24"/>
               <w:u w:val="none"/>
             </w:rPr>
-            <m:t>=</m:t>
-          </m:r>
-          <m:func>
-            <m:funcPr>
-              <m:ctrlPr>
+            <ns8:t>=</ns8:t>
+          </ns8:r>
+          <ns8:func>
+            <ns8:funcPr>
+              <ns8:ctrlPr>
                 <w:rPr>
                   <w:rFonts w:hint="default" w:ascii="Cambria Math" w:hAnsi="Cambria Math" w:cs="Times New Roman"/>
                   <w:sz w:val="24"/>
                   <w:u w:val="none"/>
                 </w:rPr>
-              </m:ctrlPr>
-            </m:funcPr>
-            <m:fName>
-              <m:r>
-                <m:rPr>
-                  <m:nor/>
-                  <m:sty m:val="p"/>
-                </m:rPr>
+              </ns8:ctrlPr>
+            </ns8:funcPr>
+            <ns8:fName>
+              <ns8:r>
+                <ns8:rPr>
+                  <ns8:nor/>
+                  <ns8:sty ns8:val="p"/>
+                </ns8:rPr>
                 <w:rPr>
                   <w:rFonts w:hint="default" w:ascii="Times New Roman" w:hAnsi="Times New Roman" w:cs="Times New Roman"/>
                   <w:b w:val="0"/>
@@ -12287,45 +10845,45 @@
                   <w:sz w:val="24"/>
                   <w:u w:val="none"/>
                 </w:rPr>
-                <m:t>min</m:t>
-              </m:r>
-              <m:ctrlPr>
+                <ns8:t>min</ns8:t>
+              </ns8:r>
+              <ns8:ctrlPr>
                 <w:rPr>
                   <w:rFonts w:hint="default" w:ascii="Cambria Math" w:hAnsi="Cambria Math" w:cs="Times New Roman"/>
                   <w:sz w:val="24"/>
                   <w:u w:val="none"/>
                 </w:rPr>
-              </m:ctrlPr>
-            </m:fName>
-            <m:e>
-              <m:d>
-                <m:dPr>
-                  <m:ctrlPr>
+              </ns8:ctrlPr>
+            </ns8:fName>
+            <ns8:e>
+              <ns8:d>
+                <ns8:dPr>
+                  <ns8:ctrlPr>
                     <w:rPr>
                       <w:rFonts w:hint="default" w:ascii="Cambria Math" w:hAnsi="Cambria Math" w:cs="Times New Roman"/>
                       <w:i/>
                       <w:sz w:val="24"/>
                       <w:u w:val="none"/>
                     </w:rPr>
-                  </m:ctrlPr>
-                </m:dPr>
-                <m:e>
-                  <m:func>
-                    <m:funcPr>
-                      <m:ctrlPr>
+                  </ns8:ctrlPr>
+                </ns8:dPr>
+                <ns8:e>
+                  <ns8:func>
+                    <ns8:funcPr>
+                      <ns8:ctrlPr>
                         <w:rPr>
                           <w:rFonts w:hint="default" w:ascii="Cambria Math" w:hAnsi="Cambria Math" w:cs="Times New Roman"/>
                           <w:sz w:val="24"/>
                           <w:u w:val="none"/>
                         </w:rPr>
-                      </m:ctrlPr>
-                    </m:funcPr>
-                    <m:fName>
-                      <m:r>
-                        <m:rPr>
-                          <m:nor/>
-                          <m:sty m:val="p"/>
-                        </m:rPr>
+                      </ns8:ctrlPr>
+                    </ns8:funcPr>
+                    <ns8:fName>
+                      <ns8:r>
+                        <ns8:rPr>
+                          <ns8:nor/>
+                          <ns8:sty ns8:val="p"/>
+                        </ns8:rPr>
                         <w:rPr>
                           <w:rFonts w:hint="default" w:ascii="Times New Roman" w:hAnsi="Times New Roman" w:cs="Times New Roman"/>
                           <w:b w:val="0"/>
@@ -12333,107 +10891,107 @@
                           <w:sz w:val="24"/>
                           <w:u w:val="none"/>
                         </w:rPr>
-                        <m:t>max</m:t>
-                      </m:r>
-                      <m:ctrlPr>
+                        <ns8:t>max</ns8:t>
+                      </ns8:r>
+                      <ns8:ctrlPr>
                         <w:rPr>
                           <w:rFonts w:hint="default" w:ascii="Cambria Math" w:hAnsi="Cambria Math" w:cs="Times New Roman"/>
                           <w:sz w:val="24"/>
                           <w:u w:val="none"/>
                         </w:rPr>
-                      </m:ctrlPr>
-                    </m:fName>
-                    <m:e>
-                      <m:d>
-                        <m:dPr>
-                          <m:ctrlPr>
+                      </ns8:ctrlPr>
+                    </ns8:fName>
+                    <ns8:e>
+                      <ns8:d>
+                        <ns8:dPr>
+                          <ns8:ctrlPr>
                             <w:rPr>
                               <w:rFonts w:hint="default" w:ascii="Cambria Math" w:hAnsi="Cambria Math" w:cs="Times New Roman"/>
                               <w:i/>
                               <w:sz w:val="24"/>
                               <w:u w:val="none"/>
                             </w:rPr>
-                          </m:ctrlPr>
-                        </m:dPr>
-                        <m:e>
-                          <m:sSubSup>
-                            <m:sSubSupPr>
-                              <m:ctrlPr>
+                          </ns8:ctrlPr>
+                        </ns8:dPr>
+                        <ns8:e>
+                          <ns8:sSubSup>
+                            <ns8:sSubSupPr>
+                              <ns8:ctrlPr>
                                 <w:rPr>
                                   <w:rFonts w:hint="default" w:ascii="Cambria Math" w:hAnsi="Cambria Math" w:cs="Times New Roman"/>
                                   <w:sz w:val="24"/>
                                   <w:u w:val="none"/>
                                 </w:rPr>
-                              </m:ctrlPr>
-                            </m:sSubSupPr>
-                            <m:e>
-                              <m:acc>
-                                <m:accPr>
-                                  <m:ctrlPr>
+                              </ns8:ctrlPr>
+                            </ns8:sSubSupPr>
+                            <ns8:e>
+                              <ns8:acc>
+                                <ns8:accPr>
+                                  <ns8:ctrlPr>
                                     <w:rPr>
                                       <w:rFonts w:hint="default" w:ascii="Cambria Math" w:hAnsi="Cambria Math" w:cs="Times New Roman"/>
                                       <w:sz w:val="24"/>
                                       <w:u w:val="none"/>
                                     </w:rPr>
-                                  </m:ctrlPr>
-                                </m:accPr>
-                                <m:e>
-                                  <m:r>
-                                    <m:rPr>
-                                      <m:nor/>
-                                    </m:rPr>
+                                  </ns8:ctrlPr>
+                                </ns8:accPr>
+                                <ns8:e>
+                                  <ns8:r>
+                                    <ns8:rPr>
+                                      <ns8:nor/>
+                                    </ns8:rPr>
                                     <w:rPr>
                                       <w:rFonts w:hint="default" w:ascii="Times New Roman" w:hAnsi="Times New Roman" w:cs="Times New Roman"/>
                                       <w:i/>
                                       <w:sz w:val="24"/>
                                       <w:u w:val="none"/>
                                     </w:rPr>
-                                    <m:t>D</m:t>
-                                  </m:r>
-                                  <m:ctrlPr>
+                                    <ns8:t>D</ns8:t>
+                                  </ns8:r>
+                                  <ns8:ctrlPr>
                                     <w:rPr>
                                       <w:rFonts w:hint="default" w:ascii="Cambria Math" w:hAnsi="Cambria Math" w:cs="Times New Roman"/>
                                       <w:sz w:val="24"/>
                                       <w:u w:val="none"/>
                                     </w:rPr>
-                                  </m:ctrlPr>
-                                </m:e>
-                              </m:acc>
-                              <m:ctrlPr>
+                                  </ns8:ctrlPr>
+                                </ns8:e>
+                              </ns8:acc>
+                              <ns8:ctrlPr>
                                 <w:rPr>
                                   <w:rFonts w:hint="default" w:ascii="Cambria Math" w:hAnsi="Cambria Math" w:cs="Times New Roman"/>
                                   <w:sz w:val="24"/>
                                   <w:u w:val="none"/>
                                 </w:rPr>
-                              </m:ctrlPr>
-                            </m:e>
-                            <m:sub>
-                              <m:r>
-                                <m:rPr>
-                                  <m:nor/>
-                                </m:rPr>
+                              </ns8:ctrlPr>
+                            </ns8:e>
+                            <ns8:sub>
+                              <ns8:r>
+                                <ns8:rPr>
+                                  <ns8:nor/>
+                                </ns8:rPr>
                                 <w:rPr>
                                   <w:rFonts w:hint="default" w:ascii="Times New Roman" w:hAnsi="Times New Roman" w:cs="Times New Roman"/>
                                   <w:i/>
                                   <w:sz w:val="24"/>
                                   <w:u w:val="none"/>
                                 </w:rPr>
-                                <m:t>k</m:t>
-                              </m:r>
-                              <m:ctrlPr>
+                                <ns8:t>k</ns8:t>
+                              </ns8:r>
+                              <ns8:ctrlPr>
                                 <w:rPr>
                                   <w:rFonts w:hint="default" w:ascii="Cambria Math" w:hAnsi="Cambria Math" w:cs="Times New Roman"/>
                                   <w:sz w:val="24"/>
                                   <w:u w:val="none"/>
                                 </w:rPr>
-                              </m:ctrlPr>
-                            </m:sub>
-                            <m:sup>
-                              <m:r>
-                                <m:rPr>
-                                  <m:nor/>
-                                  <m:sty m:val="p"/>
-                                </m:rPr>
+                              </ns8:ctrlPr>
+                            </ns8:sub>
+                            <ns8:sup>
+                              <ns8:r>
+                                <ns8:rPr>
+                                  <ns8:nor/>
+                                  <ns8:sty ns8:val="p"/>
+                                </ns8:rPr>
                                 <w:rPr>
                                   <w:rFonts w:hint="default" w:ascii="Times New Roman" w:hAnsi="Times New Roman" w:cs="Times New Roman"/>
                                   <w:b w:val="0"/>
@@ -12441,25 +10999,25 @@
                                   <w:sz w:val="24"/>
                                   <w:u w:val="none"/>
                                 </w:rPr>
-                                <m:t>(</m:t>
-                              </m:r>
-                              <m:r>
-                                <m:rPr>
-                                  <m:nor/>
-                                </m:rPr>
+                                <ns8:t>(</ns8:t>
+                              </ns8:r>
+                              <ns8:r>
+                                <ns8:rPr>
+                                  <ns8:nor/>
+                                </ns8:rPr>
                                 <w:rPr>
                                   <w:rFonts w:hint="default" w:ascii="Times New Roman" w:hAnsi="Times New Roman" w:cs="Times New Roman"/>
                                   <w:i/>
                                   <w:sz w:val="24"/>
                                   <w:u w:val="none"/>
                                 </w:rPr>
-                                <m:t>R</m:t>
-                              </m:r>
-                              <m:r>
-                                <m:rPr>
-                                  <m:nor/>
-                                  <m:sty m:val="p"/>
-                                </m:rPr>
+                                <ns8:t>R</ns8:t>
+                              </ns8:r>
+                              <ns8:r>
+                                <ns8:rPr>
+                                  <ns8:nor/>
+                                  <ns8:sty ns8:val="p"/>
+                                </ns8:rPr>
                                 <w:rPr>
                                   <w:rFonts w:hint="default" w:ascii="Times New Roman" w:hAnsi="Times New Roman" w:cs="Times New Roman"/>
                                   <w:b w:val="0"/>
@@ -12467,22 +11025,22 @@
                                   <w:sz w:val="24"/>
                                   <w:u w:val="none"/>
                                 </w:rPr>
-                                <m:t>)</m:t>
-                              </m:r>
-                              <m:ctrlPr>
+                                <ns8:t>)</ns8:t>
+                              </ns8:r>
+                              <ns8:ctrlPr>
                                 <w:rPr>
                                   <w:rFonts w:hint="default" w:ascii="Cambria Math" w:hAnsi="Cambria Math" w:cs="Times New Roman"/>
                                   <w:sz w:val="24"/>
                                   <w:u w:val="none"/>
                                 </w:rPr>
-                              </m:ctrlPr>
-                            </m:sup>
-                          </m:sSubSup>
-                          <m:r>
-                            <m:rPr>
-                              <m:nor/>
-                              <m:sty m:val="p"/>
-                            </m:rPr>
+                              </ns8:ctrlPr>
+                            </ns8:sup>
+                          </ns8:sSubSup>
+                          <ns8:r>
+                            <ns8:rPr>
+                              <ns8:nor/>
+                              <ns8:sty ns8:val="p"/>
+                            </ns8:rPr>
                             <w:rPr>
                               <w:rFonts w:hint="default" w:ascii="Times New Roman" w:hAnsi="Times New Roman" w:cs="Times New Roman"/>
                               <w:b w:val="0"/>
@@ -12490,105 +11048,105 @@
                               <w:sz w:val="24"/>
                               <w:u w:val="none"/>
                             </w:rPr>
-                            <m:t>,</m:t>
-                          </m:r>
-                          <m:sSub>
-                            <m:sSubPr>
-                              <m:ctrlPr>
+                            <ns8:t>,</ns8:t>
+                          </ns8:r>
+                          <ns8:sSub>
+                            <ns8:sSubPr>
+                              <ns8:ctrlPr>
                                 <w:rPr>
                                   <w:rFonts w:hint="default" w:ascii="Cambria Math" w:hAnsi="Cambria Math" w:cs="Times New Roman"/>
                                   <w:sz w:val="24"/>
                                   <w:u w:val="none"/>
                                 </w:rPr>
-                              </m:ctrlPr>
-                            </m:sSubPr>
-                            <m:e>
-                              <m:r>
-                                <m:rPr>
-                                  <m:nor/>
-                                </m:rPr>
+                              </ns8:ctrlPr>
+                            </ns8:sSubPr>
+                            <ns8:e>
+                              <ns8:r>
+                                <ns8:rPr>
+                                  <ns8:nor/>
+                                </ns8:rPr>
                                 <w:rPr>
                                   <w:rFonts w:hint="default" w:ascii="Times New Roman" w:hAnsi="Times New Roman" w:cs="Times New Roman"/>
                                   <w:i/>
                                   <w:sz w:val="24"/>
                                   <w:u w:val="none"/>
                                 </w:rPr>
-                                <m:t>L</m:t>
-                              </m:r>
-                              <m:ctrlPr>
+                                <ns8:t>L</ns8:t>
+                              </ns8:r>
+                              <ns8:ctrlPr>
                                 <w:rPr>
                                   <w:rFonts w:hint="default" w:ascii="Cambria Math" w:hAnsi="Cambria Math" w:cs="Times New Roman"/>
                                   <w:sz w:val="24"/>
                                   <w:u w:val="none"/>
                                 </w:rPr>
-                              </m:ctrlPr>
-                            </m:e>
-                            <m:sub>
-                              <m:acc>
-                                <m:accPr>
-                                  <m:ctrlPr>
+                              </ns8:ctrlPr>
+                            </ns8:e>
+                            <ns8:sub>
+                              <ns8:acc>
+                                <ns8:accPr>
+                                  <ns8:ctrlPr>
                                     <w:rPr>
                                       <w:rFonts w:hint="default" w:ascii="Cambria Math" w:hAnsi="Cambria Math" w:cs="Times New Roman"/>
                                       <w:sz w:val="24"/>
                                       <w:u w:val="none"/>
                                     </w:rPr>
-                                  </m:ctrlPr>
-                                </m:accPr>
-                                <m:e>
-                                  <m:r>
-                                    <m:rPr>
-                                      <m:nor/>
-                                    </m:rPr>
+                                  </ns8:ctrlPr>
+                                </ns8:accPr>
+                                <ns8:e>
+                                  <ns8:r>
+                                    <ns8:rPr>
+                                      <ns8:nor/>
+                                    </ns8:rPr>
                                     <w:rPr>
                                       <w:rFonts w:hint="default" w:ascii="Times New Roman" w:hAnsi="Times New Roman" w:cs="Times New Roman"/>
                                       <w:i/>
                                       <w:sz w:val="24"/>
                                       <w:u w:val="none"/>
                                     </w:rPr>
-                                    <m:t>g</m:t>
-                                  </m:r>
-                                  <m:ctrlPr>
+                                    <ns8:t>g</ns8:t>
+                                  </ns8:r>
+                                  <ns8:ctrlPr>
                                     <w:rPr>
                                       <w:rFonts w:hint="default" w:ascii="Cambria Math" w:hAnsi="Cambria Math" w:cs="Times New Roman"/>
                                       <w:sz w:val="24"/>
                                       <w:u w:val="none"/>
                                     </w:rPr>
-                                  </m:ctrlPr>
-                                </m:e>
-                              </m:acc>
-                              <m:ctrlPr>
+                                  </ns8:ctrlPr>
+                                </ns8:e>
+                              </ns8:acc>
+                              <ns8:ctrlPr>
                                 <w:rPr>
                                   <w:rFonts w:hint="default" w:ascii="Cambria Math" w:hAnsi="Cambria Math" w:cs="Times New Roman"/>
                                   <w:sz w:val="24"/>
                                   <w:u w:val="none"/>
                                 </w:rPr>
-                              </m:ctrlPr>
-                            </m:sub>
-                          </m:sSub>
-                          <m:ctrlPr>
+                              </ns8:ctrlPr>
+                            </ns8:sub>
+                          </ns8:sSub>
+                          <ns8:ctrlPr>
                             <w:rPr>
                               <w:rFonts w:hint="default" w:ascii="Cambria Math" w:hAnsi="Cambria Math" w:cs="Times New Roman"/>
                               <w:sz w:val="24"/>
                               <w:u w:val="none"/>
                             </w:rPr>
-                          </m:ctrlPr>
-                        </m:e>
-                      </m:d>
-                      <m:ctrlPr>
+                          </ns8:ctrlPr>
+                        </ns8:e>
+                      </ns8:d>
+                      <ns8:ctrlPr>
                         <w:rPr>
                           <w:rFonts w:hint="default" w:ascii="Cambria Math" w:hAnsi="Cambria Math" w:cs="Times New Roman"/>
                           <w:i/>
                           <w:sz w:val="24"/>
                           <w:u w:val="none"/>
                         </w:rPr>
-                      </m:ctrlPr>
-                    </m:e>
-                  </m:func>
-                  <m:r>
-                    <m:rPr>
-                      <m:nor/>
-                      <m:sty m:val="p"/>
-                    </m:rPr>
+                      </ns8:ctrlPr>
+                    </ns8:e>
+                  </ns8:func>
+                  <ns8:r>
+                    <ns8:rPr>
+                      <ns8:nor/>
+                      <ns8:sty ns8:val="p"/>
+                    </ns8:rPr>
                     <w:rPr>
                       <w:rFonts w:hint="default" w:ascii="Times New Roman" w:hAnsi="Times New Roman" w:cs="Times New Roman"/>
                       <w:b w:val="0"/>
@@ -12596,103 +11154,103 @@
                       <w:sz w:val="24"/>
                       <w:u w:val="none"/>
                     </w:rPr>
-                    <m:t>,</m:t>
-                  </m:r>
-                  <m:sSub>
-                    <m:sSubPr>
-                      <m:ctrlPr>
+                    <ns8:t>,</ns8:t>
+                  </ns8:r>
+                  <ns8:sSub>
+                    <ns8:sSubPr>
+                      <ns8:ctrlPr>
                         <w:rPr>
                           <w:rFonts w:hint="default" w:ascii="Cambria Math" w:hAnsi="Cambria Math" w:cs="Times New Roman"/>
                           <w:sz w:val="24"/>
                           <w:u w:val="none"/>
                         </w:rPr>
-                      </m:ctrlPr>
-                    </m:sSubPr>
-                    <m:e>
-                      <m:r>
-                        <m:rPr>
-                          <m:nor/>
-                        </m:rPr>
+                      </ns8:ctrlPr>
+                    </ns8:sSubPr>
+                    <ns8:e>
+                      <ns8:r>
+                        <ns8:rPr>
+                          <ns8:nor/>
+                        </ns8:rPr>
                         <w:rPr>
                           <w:rFonts w:hint="default" w:ascii="Times New Roman" w:hAnsi="Times New Roman" w:cs="Times New Roman"/>
                           <w:i/>
                           <w:sz w:val="24"/>
                           <w:u w:val="none"/>
                         </w:rPr>
-                        <m:t>U</m:t>
-                      </m:r>
-                      <m:ctrlPr>
+                        <ns8:t>U</ns8:t>
+                      </ns8:r>
+                      <ns8:ctrlPr>
                         <w:rPr>
                           <w:rFonts w:hint="default" w:ascii="Cambria Math" w:hAnsi="Cambria Math" w:cs="Times New Roman"/>
                           <w:i/>
                           <w:sz w:val="24"/>
                           <w:u w:val="none"/>
                         </w:rPr>
-                      </m:ctrlPr>
-                    </m:e>
-                    <m:sub>
-                      <m:acc>
-                        <m:accPr>
-                          <m:ctrlPr>
+                      </ns8:ctrlPr>
+                    </ns8:e>
+                    <ns8:sub>
+                      <ns8:acc>
+                        <ns8:accPr>
+                          <ns8:ctrlPr>
                             <w:rPr>
                               <w:rFonts w:hint="default" w:ascii="Cambria Math" w:hAnsi="Cambria Math" w:cs="Times New Roman"/>
                               <w:sz w:val="24"/>
                               <w:u w:val="none"/>
                             </w:rPr>
-                          </m:ctrlPr>
-                        </m:accPr>
-                        <m:e>
-                          <m:r>
-                            <m:rPr>
-                              <m:nor/>
-                            </m:rPr>
+                          </ns8:ctrlPr>
+                        </ns8:accPr>
+                        <ns8:e>
+                          <ns8:r>
+                            <ns8:rPr>
+                              <ns8:nor/>
+                            </ns8:rPr>
                             <w:rPr>
                               <w:rFonts w:hint="default" w:ascii="Times New Roman" w:hAnsi="Times New Roman" w:cs="Times New Roman"/>
                               <w:i/>
                               <w:sz w:val="24"/>
                               <w:u w:val="none"/>
                             </w:rPr>
-                            <m:t>g</m:t>
-                          </m:r>
-                          <m:ctrlPr>
+                            <ns8:t>g</ns8:t>
+                          </ns8:r>
+                          <ns8:ctrlPr>
                             <w:rPr>
                               <w:rFonts w:hint="default" w:ascii="Cambria Math" w:hAnsi="Cambria Math" w:cs="Times New Roman"/>
                               <w:sz w:val="24"/>
                               <w:u w:val="none"/>
                             </w:rPr>
-                          </m:ctrlPr>
-                        </m:e>
-                      </m:acc>
-                      <m:ctrlPr>
+                          </ns8:ctrlPr>
+                        </ns8:e>
+                      </ns8:acc>
+                      <ns8:ctrlPr>
                         <w:rPr>
                           <w:rFonts w:hint="default" w:ascii="Cambria Math" w:hAnsi="Cambria Math" w:cs="Times New Roman"/>
                           <w:sz w:val="24"/>
                           <w:u w:val="none"/>
                         </w:rPr>
-                      </m:ctrlPr>
-                    </m:sub>
-                  </m:sSub>
-                  <m:ctrlPr>
+                      </ns8:ctrlPr>
+                    </ns8:sub>
+                  </ns8:sSub>
+                  <ns8:ctrlPr>
                     <w:rPr>
                       <w:rFonts w:hint="default" w:ascii="Cambria Math" w:hAnsi="Cambria Math" w:cs="Times New Roman"/>
                       <w:sz w:val="24"/>
                       <w:u w:val="none"/>
                     </w:rPr>
-                  </m:ctrlPr>
-                </m:e>
-              </m:d>
-              <m:ctrlPr>
+                  </ns8:ctrlPr>
+                </ns8:e>
+              </ns8:d>
+              <ns8:ctrlPr>
                 <w:rPr>
                   <w:rFonts w:hint="default" w:ascii="Cambria Math" w:hAnsi="Cambria Math" w:cs="Times New Roman"/>
                   <w:i/>
                   <w:sz w:val="24"/>
                   <w:u w:val="none"/>
                 </w:rPr>
-              </m:ctrlPr>
-            </m:e>
-          </m:func>
-        </m:oMath>
-      </m:oMathPara>
+              </ns8:ctrlPr>
+            </ns8:e>
+          </ns8:func>
+        </ns8:oMath>
+      </ns8:oMathPara>
     </w:p>
     <w:p>
       <w:pPr>
@@ -14294,11 +12852,11 @@
             <wp:effectExtent l="0" t="0" r="10160" b="14605"/>
             <wp:docPr id="7" name="图片 1" descr="IMG_256"/>
             <wp:cNvGraphicFramePr>
-              <a:graphicFrameLocks xmlns:a="http://schemas.openxmlformats.org/drawingml/2006/main" noChangeAspect="1"/>
+              <a:graphicFrameLocks noChangeAspect="1"/>
             </wp:cNvGraphicFramePr>
-            <a:graphic xmlns:a="http://schemas.openxmlformats.org/drawingml/2006/main">
+            <a:graphic>
               <a:graphicData uri="http://schemas.openxmlformats.org/drawingml/2006/picture">
-                <pic:pic xmlns:pic="http://schemas.openxmlformats.org/drawingml/2006/picture">
+                <pic:pic>
                   <pic:nvPicPr>
                     <pic:cNvPr id="7" name="图片 1" descr="IMG_256"/>
                     <pic:cNvPicPr>
@@ -14449,7 +13007,7 @@
         <w:rPr>
           <w:rFonts w:hint="default" w:ascii="Times New Roman" w:hAnsi="Times New Roman" w:cs="Times New Roman"/>
         </w:rPr>
-        <w:t>6558 条合格工况按毁伤等级分层划分为训练集和独立测试集，其中独立测试集约占 20%，其余用于拟合模型参数；另以五折交叉验证评价模型在不同数据划分下的总体稳定性。训练集用于拟合模型参数，独立测试集仅用于最终性能评价。</w:t>
+        <w:t>6558 条合格工况按损伤等级分层划分为训练集和独立测试集，其中独立测试集约占 20%，其余用于拟合模型参数；另以五折交叉验证评价模型在不同数据划分下的总体稳定性。训练集用于拟合模型参数，独立测试集仅用于最终性能评价。</w:t>
       </w:r>
     </w:p>
     <w:p>
@@ -14763,25 +13321,25 @@
                 <w:i w:val="0"/>
               </w:rPr>
             </w:pPr>
-            <m:oMathPara>
-              <m:oMath>
-                <m:f>
-                  <m:fPr>
-                    <m:ctrlPr>
+            <ns8:oMathPara>
+              <ns8:oMath>
+                <ns8:f>
+                  <ns8:fPr>
+                    <ns8:ctrlPr>
                       <w:rPr>
                         <w:rFonts w:hint="default" w:ascii="Cambria Math" w:hAnsi="Cambria Math" w:cs="Times New Roman"/>
                         <w:i/>
                         <w:sz w:val="24"/>
                         <w:u w:val="none"/>
                       </w:rPr>
-                    </m:ctrlPr>
-                  </m:fPr>
-                  <m:num>
-                    <m:r>
-                      <m:rPr>
-                        <m:nor/>
-                        <m:sty m:val="p"/>
-                      </m:rPr>
+                    </ns8:ctrlPr>
+                  </ns8:fPr>
+                  <ns8:num>
+                    <ns8:r>
+                      <ns8:rPr>
+                        <ns8:nor/>
+                        <ns8:sty ns8:val="p"/>
+                      </ns8:rPr>
                       <w:rPr>
                         <w:rFonts w:hint="default" w:ascii="Times New Roman" w:hAnsi="Times New Roman" w:cs="Times New Roman"/>
                         <w:b w:val="0"/>
@@ -14789,134 +13347,134 @@
                         <w:sz w:val="24"/>
                         <w:u w:val="none"/>
                       </w:rPr>
-                      <m:t>1</m:t>
-                    </m:r>
-                    <m:ctrlPr>
+                      <ns8:t>1</ns8:t>
+                    </ns8:r>
+                    <ns8:ctrlPr>
                       <w:rPr>
                         <w:rFonts w:hint="default" w:ascii="Cambria Math" w:hAnsi="Cambria Math" w:cs="Times New Roman"/>
                         <w:sz w:val="24"/>
                         <w:u w:val="none"/>
                       </w:rPr>
-                    </m:ctrlPr>
-                  </m:num>
-                  <m:den>
-                    <m:r>
-                      <m:rPr>
-                        <m:nor/>
-                      </m:rPr>
+                    </ns8:ctrlPr>
+                  </ns8:num>
+                  <ns8:den>
+                    <ns8:r>
+                      <ns8:rPr>
+                        <ns8:nor/>
+                      </ns8:rPr>
                       <w:rPr>
                         <w:rFonts w:hint="default" w:ascii="Times New Roman" w:hAnsi="Times New Roman" w:cs="Times New Roman"/>
                         <w:i/>
                         <w:sz w:val="24"/>
                         <w:u w:val="none"/>
                       </w:rPr>
-                      <m:t>n</m:t>
-                    </m:r>
-                    <m:ctrlPr>
+                      <ns8:t>n</ns8:t>
+                    </ns8:r>
+                    <ns8:ctrlPr>
                       <w:rPr>
                         <w:rFonts w:hint="default" w:ascii="Cambria Math" w:hAnsi="Cambria Math" w:cs="Times New Roman"/>
                         <w:sz w:val="24"/>
                         <w:u w:val="none"/>
                       </w:rPr>
-                    </m:ctrlPr>
-                  </m:den>
-                </m:f>
-                <m:nary>
-                  <m:naryPr>
-                    <m:chr m:val="∑"/>
-                    <m:limLoc m:val="undOvr"/>
-                    <m:subHide m:val="1"/>
-                    <m:supHide m:val="1"/>
-                    <m:ctrlPr>
+                    </ns8:ctrlPr>
+                  </ns8:den>
+                </ns8:f>
+                <ns8:nary>
+                  <ns8:naryPr>
+                    <ns8:chr ns8:val="∑"/>
+                    <ns8:limLoc ns8:val="undOvr"/>
+                    <ns8:subHide ns8:val="1"/>
+                    <ns8:supHide ns8:val="1"/>
+                    <ns8:ctrlPr>
                       <w:rPr>
                         <w:rFonts w:hint="default" w:ascii="Cambria Math" w:hAnsi="Cambria Math" w:cs="Times New Roman"/>
                         <w:i/>
                         <w:sz w:val="24"/>
                         <w:u w:val="none"/>
                       </w:rPr>
-                    </m:ctrlPr>
-                  </m:naryPr>
-                  <m:sub>
-                    <m:ctrlPr>
+                    </ns8:ctrlPr>
+                  </ns8:naryPr>
+                  <ns8:sub>
+                    <ns8:ctrlPr>
                       <w:rPr>
                         <w:rFonts w:hint="default" w:ascii="Cambria Math" w:hAnsi="Cambria Math" w:cs="Times New Roman"/>
                         <w:sz w:val="24"/>
                         <w:u w:val="none"/>
                       </w:rPr>
-                    </m:ctrlPr>
-                  </m:sub>
-                  <m:sup>
-                    <m:ctrlPr>
+                    </ns8:ctrlPr>
+                  </ns8:sub>
+                  <ns8:sup>
+                    <ns8:ctrlPr>
                       <w:rPr>
                         <w:rFonts w:hint="default" w:ascii="Cambria Math" w:hAnsi="Cambria Math" w:cs="Times New Roman"/>
                         <w:sz w:val="24"/>
                         <w:u w:val="none"/>
                       </w:rPr>
-                    </m:ctrlPr>
-                  </m:sup>
-                  <m:e>
-                    <m:d>
-                      <m:dPr>
-                        <m:begChr m:val="|"/>
-                        <m:endChr m:val="|"/>
-                        <m:ctrlPr>
+                    </ns8:ctrlPr>
+                  </ns8:sup>
+                  <ns8:e>
+                    <ns8:d>
+                      <ns8:dPr>
+                        <ns8:begChr ns8:val="|"/>
+                        <ns8:endChr ns8:val="|"/>
+                        <ns8:ctrlPr>
                           <w:rPr>
                             <w:rFonts w:hint="default" w:ascii="Cambria Math" w:hAnsi="Cambria Math" w:cs="Times New Roman"/>
                             <w:sz w:val="24"/>
                             <w:u w:val="none"/>
                           </w:rPr>
-                        </m:ctrlPr>
-                      </m:dPr>
-                      <m:e>
-                        <m:sSub>
-                          <m:sSubPr>
-                            <m:ctrlPr>
+                        </ns8:ctrlPr>
+                      </ns8:dPr>
+                      <ns8:e>
+                        <ns8:sSub>
+                          <ns8:sSubPr>
+                            <ns8:ctrlPr>
                               <w:rPr>
                                 <w:rFonts w:hint="default" w:ascii="Cambria Math" w:hAnsi="Cambria Math" w:cs="Times New Roman"/>
                                 <w:sz w:val="24"/>
                                 <w:u w:val="none"/>
                               </w:rPr>
-                            </m:ctrlPr>
-                          </m:sSubPr>
-                          <m:e>
-                            <m:r>
-                              <m:rPr>
-                                <m:nor/>
-                              </m:rPr>
+                            </ns8:ctrlPr>
+                          </ns8:sSubPr>
+                          <ns8:e>
+                            <ns8:r>
+                              <ns8:rPr>
+                                <ns8:nor/>
+                              </ns8:rPr>
                               <w:rPr>
                                 <w:rFonts w:hint="default" w:ascii="Times New Roman" w:hAnsi="Times New Roman" w:cs="Times New Roman"/>
                                 <w:i/>
                                 <w:sz w:val="24"/>
                                 <w:u w:val="none"/>
                               </w:rPr>
-                              <m:t>D</m:t>
-                            </m:r>
-                            <m:ctrlPr>
+                              <ns8:t>D</ns8:t>
+                            </ns8:r>
+                            <ns8:ctrlPr>
                               <w:rPr>
                                 <w:rFonts w:hint="default" w:ascii="Cambria Math" w:hAnsi="Cambria Math" w:cs="Times New Roman"/>
                                 <w:sz w:val="24"/>
                                 <w:u w:val="none"/>
                               </w:rPr>
-                            </m:ctrlPr>
-                          </m:e>
-                          <m:sub>
-                            <m:r>
-                              <m:rPr>
-                                <m:nor/>
-                              </m:rPr>
+                            </ns8:ctrlPr>
+                          </ns8:e>
+                          <ns8:sub>
+                            <ns8:r>
+                              <ns8:rPr>
+                                <ns8:nor/>
+                              </ns8:rPr>
                               <w:rPr>
                                 <w:rFonts w:hint="default" w:ascii="Times New Roman" w:hAnsi="Times New Roman" w:cs="Times New Roman"/>
                                 <w:i/>
                                 <w:sz w:val="24"/>
                                 <w:u w:val="none"/>
                               </w:rPr>
-                              <m:t>k</m:t>
-                            </m:r>
-                            <m:r>
-                              <m:rPr>
-                                <m:nor/>
-                                <m:sty m:val="p"/>
-                              </m:rPr>
+                              <ns8:t>k</ns8:t>
+                            </ns8:r>
+                            <ns8:r>
+                              <ns8:rPr>
+                                <ns8:nor/>
+                                <ns8:sty ns8:val="p"/>
+                              </ns8:rPr>
                               <w:rPr>
                                 <w:rFonts w:hint="default" w:ascii="Times New Roman" w:hAnsi="Times New Roman" w:cs="Times New Roman"/>
                                 <w:b w:val="0"/>
@@ -14924,109 +13482,109 @@
                                 <w:sz w:val="24"/>
                                 <w:u w:val="none"/>
                               </w:rPr>
-                              <m:t>,</m:t>
-                            </m:r>
-                            <m:r>
-                              <m:rPr>
-                                <m:nor/>
-                              </m:rPr>
+                              <ns8:t>,</ns8:t>
+                            </ns8:r>
+                            <ns8:r>
+                              <ns8:rPr>
+                                <ns8:nor/>
+                              </ns8:rPr>
                               <w:rPr>
                                 <w:rFonts w:hint="default" w:ascii="Times New Roman" w:hAnsi="Times New Roman" w:cs="Times New Roman"/>
                                 <w:i/>
                                 <w:sz w:val="24"/>
                                 <w:u w:val="none"/>
                               </w:rPr>
-                              <m:t>i</m:t>
-                            </m:r>
-                            <m:ctrlPr>
+                              <ns8:t>i</ns8:t>
+                            </ns8:r>
+                            <ns8:ctrlPr>
                               <w:rPr>
                                 <w:rFonts w:hint="default" w:ascii="Cambria Math" w:hAnsi="Cambria Math" w:cs="Times New Roman"/>
                                 <w:sz w:val="24"/>
                                 <w:u w:val="none"/>
                               </w:rPr>
-                            </m:ctrlPr>
-                          </m:sub>
-                        </m:sSub>
-                        <m:r>
-                          <m:rPr>
-                            <m:sty m:val="p"/>
-                          </m:rPr>
+                            </ns8:ctrlPr>
+                          </ns8:sub>
+                        </ns8:sSub>
+                        <ns8:r>
+                          <ns8:rPr>
+                            <ns8:sty ns8:val="p"/>
+                          </ns8:rPr>
                           <w:rPr>
                             <w:rFonts w:hint="default" w:ascii="Times New Roman" w:hAnsi="Times New Roman" w:cs="Times New Roman"/>
                             <w:sz w:val="24"/>
                             <w:u w:val="none"/>
                           </w:rPr>
-                          <m:t>−</m:t>
-                        </m:r>
-                        <m:sSub>
-                          <m:sSubPr>
-                            <m:ctrlPr>
+                          <ns8:t>−</ns8:t>
+                        </ns8:r>
+                        <ns8:sSub>
+                          <ns8:sSubPr>
+                            <ns8:ctrlPr>
                               <w:rPr>
                                 <w:rFonts w:hint="default" w:ascii="Cambria Math" w:hAnsi="Cambria Math" w:cs="Times New Roman"/>
                                 <w:sz w:val="24"/>
                                 <w:u w:val="none"/>
                               </w:rPr>
-                            </m:ctrlPr>
-                          </m:sSubPr>
-                          <m:e>
-                            <m:acc>
-                              <m:accPr>
-                                <m:ctrlPr>
+                            </ns8:ctrlPr>
+                          </ns8:sSubPr>
+                          <ns8:e>
+                            <ns8:acc>
+                              <ns8:accPr>
+                                <ns8:ctrlPr>
                                   <w:rPr>
                                     <w:rFonts w:hint="default" w:ascii="Cambria Math" w:hAnsi="Cambria Math" w:cs="Times New Roman"/>
                                     <w:sz w:val="24"/>
                                     <w:u w:val="none"/>
                                   </w:rPr>
-                                </m:ctrlPr>
-                              </m:accPr>
-                              <m:e>
-                                <m:r>
-                                  <m:rPr>
-                                    <m:nor/>
-                                  </m:rPr>
+                                </ns8:ctrlPr>
+                              </ns8:accPr>
+                              <ns8:e>
+                                <ns8:r>
+                                  <ns8:rPr>
+                                    <ns8:nor/>
+                                  </ns8:rPr>
                                   <w:rPr>
                                     <w:rFonts w:hint="default" w:ascii="Times New Roman" w:hAnsi="Times New Roman" w:cs="Times New Roman"/>
                                     <w:i/>
                                     <w:sz w:val="24"/>
                                     <w:u w:val="none"/>
                                   </w:rPr>
-                                  <m:t>D</m:t>
-                                </m:r>
-                                <m:ctrlPr>
+                                  <ns8:t>D</ns8:t>
+                                </ns8:r>
+                                <ns8:ctrlPr>
                                   <w:rPr>
                                     <w:rFonts w:hint="default" w:ascii="Cambria Math" w:hAnsi="Cambria Math" w:cs="Times New Roman"/>
                                     <w:sz w:val="24"/>
                                     <w:u w:val="none"/>
                                   </w:rPr>
-                                </m:ctrlPr>
-                              </m:e>
-                            </m:acc>
-                            <m:ctrlPr>
+                                </ns8:ctrlPr>
+                              </ns8:e>
+                            </ns8:acc>
+                            <ns8:ctrlPr>
                               <w:rPr>
                                 <w:rFonts w:hint="default" w:ascii="Cambria Math" w:hAnsi="Cambria Math" w:cs="Times New Roman"/>
                                 <w:sz w:val="24"/>
                                 <w:u w:val="none"/>
                               </w:rPr>
-                            </m:ctrlPr>
-                          </m:e>
-                          <m:sub>
-                            <m:r>
-                              <m:rPr>
-                                <m:nor/>
-                              </m:rPr>
+                            </ns8:ctrlPr>
+                          </ns8:e>
+                          <ns8:sub>
+                            <ns8:r>
+                              <ns8:rPr>
+                                <ns8:nor/>
+                              </ns8:rPr>
                               <w:rPr>
                                 <w:rFonts w:hint="default" w:ascii="Times New Roman" w:hAnsi="Times New Roman" w:cs="Times New Roman"/>
                                 <w:i/>
                                 <w:sz w:val="24"/>
                                 <w:u w:val="none"/>
                               </w:rPr>
-                              <m:t>k</m:t>
-                            </m:r>
-                            <m:r>
-                              <m:rPr>
-                                <m:nor/>
-                                <m:sty m:val="p"/>
-                              </m:rPr>
+                              <ns8:t>k</ns8:t>
+                            </ns8:r>
+                            <ns8:r>
+                              <ns8:rPr>
+                                <ns8:nor/>
+                                <ns8:sty ns8:val="p"/>
+                              </ns8:rPr>
                               <w:rPr>
                                 <w:rFonts w:hint="default" w:ascii="Times New Roman" w:hAnsi="Times New Roman" w:cs="Times New Roman"/>
                                 <w:b w:val="0"/>
@@ -15034,49 +13592,49 @@
                                 <w:sz w:val="24"/>
                                 <w:u w:val="none"/>
                               </w:rPr>
-                              <m:t>,</m:t>
-                            </m:r>
-                            <m:r>
-                              <m:rPr>
-                                <m:nor/>
-                              </m:rPr>
+                              <ns8:t>,</ns8:t>
+                            </ns8:r>
+                            <ns8:r>
+                              <ns8:rPr>
+                                <ns8:nor/>
+                              </ns8:rPr>
                               <w:rPr>
                                 <w:rFonts w:hint="default" w:ascii="Times New Roman" w:hAnsi="Times New Roman" w:cs="Times New Roman"/>
                                 <w:i/>
                                 <w:sz w:val="24"/>
                                 <w:u w:val="none"/>
                               </w:rPr>
-                              <m:t>i</m:t>
-                            </m:r>
-                            <m:ctrlPr>
+                              <ns8:t>i</ns8:t>
+                            </ns8:r>
+                            <ns8:ctrlPr>
                               <w:rPr>
                                 <w:rFonts w:hint="default" w:ascii="Cambria Math" w:hAnsi="Cambria Math" w:cs="Times New Roman"/>
                                 <w:sz w:val="24"/>
                                 <w:u w:val="none"/>
                               </w:rPr>
-                            </m:ctrlPr>
-                          </m:sub>
-                        </m:sSub>
-                        <m:ctrlPr>
+                            </ns8:ctrlPr>
+                          </ns8:sub>
+                        </ns8:sSub>
+                        <ns8:ctrlPr>
                           <w:rPr>
                             <w:rFonts w:hint="default" w:ascii="Cambria Math" w:hAnsi="Cambria Math" w:cs="Times New Roman"/>
                             <w:sz w:val="24"/>
                             <w:u w:val="none"/>
                           </w:rPr>
-                        </m:ctrlPr>
-                      </m:e>
-                    </m:d>
-                    <m:ctrlPr>
+                        </ns8:ctrlPr>
+                      </ns8:e>
+                    </ns8:d>
+                    <ns8:ctrlPr>
                       <w:rPr>
                         <w:rFonts w:hint="default" w:ascii="Cambria Math" w:hAnsi="Cambria Math" w:cs="Times New Roman"/>
                         <w:sz w:val="24"/>
                         <w:u w:val="none"/>
                       </w:rPr>
-                    </m:ctrlPr>
-                  </m:e>
-                </m:nary>
-              </m:oMath>
-            </m:oMathPara>
+                    </ns8:ctrlPr>
+                  </ns8:e>
+                </ns8:nary>
+              </ns8:oMath>
+            </ns8:oMathPara>
           </w:p>
         </w:tc>
         <w:tc>
@@ -15177,47 +13735,47 @@
                 <w:b w:val="0"/>
               </w:rPr>
             </w:pPr>
-            <m:oMathPara>
-              <m:oMath>
-                <m:rad>
-                  <m:radPr>
-                    <m:degHide m:val="1"/>
-                    <m:ctrlPr>
+            <ns8:oMathPara>
+              <ns8:oMath>
+                <ns8:rad>
+                  <ns8:radPr>
+                    <ns8:degHide ns8:val="1"/>
+                    <ns8:ctrlPr>
                       <w:rPr>
                         <w:rFonts w:hint="default" w:ascii="Cambria Math" w:hAnsi="Cambria Math" w:cs="Times New Roman"/>
                         <w:i/>
                         <w:sz w:val="24"/>
                         <w:u w:val="none"/>
                       </w:rPr>
-                    </m:ctrlPr>
-                  </m:radPr>
-                  <m:deg>
-                    <m:ctrlPr>
+                    </ns8:ctrlPr>
+                  </ns8:radPr>
+                  <ns8:deg>
+                    <ns8:ctrlPr>
                       <w:rPr>
                         <w:rFonts w:hint="default" w:ascii="Cambria Math" w:hAnsi="Cambria Math" w:cs="Times New Roman"/>
                         <w:sz w:val="24"/>
                         <w:u w:val="none"/>
                       </w:rPr>
-                    </m:ctrlPr>
-                  </m:deg>
-                  <m:e>
-                    <m:f>
-                      <m:fPr>
-                        <m:ctrlPr>
+                    </ns8:ctrlPr>
+                  </ns8:deg>
+                  <ns8:e>
+                    <ns8:f>
+                      <ns8:fPr>
+                        <ns8:ctrlPr>
                           <w:rPr>
                             <w:rFonts w:hint="default" w:ascii="Cambria Math" w:hAnsi="Cambria Math" w:cs="Times New Roman"/>
                             <w:i/>
                             <w:sz w:val="24"/>
                             <w:u w:val="none"/>
                           </w:rPr>
-                        </m:ctrlPr>
-                      </m:fPr>
-                      <m:num>
-                        <m:r>
-                          <m:rPr>
-                            <m:nor/>
-                            <m:sty m:val="p"/>
-                          </m:rPr>
+                        </ns8:ctrlPr>
+                      </ns8:fPr>
+                      <ns8:num>
+                        <ns8:r>
+                          <ns8:rPr>
+                            <ns8:nor/>
+                            <ns8:sty ns8:val="p"/>
+                          </ns8:rPr>
                           <w:rPr>
                             <w:rFonts w:hint="default" w:ascii="Times New Roman" w:hAnsi="Times New Roman" w:cs="Times New Roman"/>
                             <w:b w:val="0"/>
@@ -15225,77 +13783,77 @@
                             <w:sz w:val="24"/>
                             <w:u w:val="none"/>
                           </w:rPr>
-                          <m:t>1</m:t>
-                        </m:r>
-                        <m:ctrlPr>
+                          <ns8:t>1</ns8:t>
+                        </ns8:r>
+                        <ns8:ctrlPr>
                           <w:rPr>
                             <w:rFonts w:hint="default" w:ascii="Cambria Math" w:hAnsi="Cambria Math" w:cs="Times New Roman"/>
                             <w:sz w:val="24"/>
                             <w:u w:val="none"/>
                           </w:rPr>
-                        </m:ctrlPr>
-                      </m:num>
-                      <m:den>
-                        <m:r>
-                          <m:rPr>
-                            <m:nor/>
-                          </m:rPr>
+                        </ns8:ctrlPr>
+                      </ns8:num>
+                      <ns8:den>
+                        <ns8:r>
+                          <ns8:rPr>
+                            <ns8:nor/>
+                          </ns8:rPr>
                           <w:rPr>
                             <w:rFonts w:hint="default" w:ascii="Times New Roman" w:hAnsi="Times New Roman" w:cs="Times New Roman"/>
                             <w:i/>
                             <w:sz w:val="24"/>
                             <w:u w:val="none"/>
                           </w:rPr>
-                          <m:t>n</m:t>
-                        </m:r>
-                        <m:ctrlPr>
+                          <ns8:t>n</ns8:t>
+                        </ns8:r>
+                        <ns8:ctrlPr>
                           <w:rPr>
                             <w:rFonts w:hint="default" w:ascii="Cambria Math" w:hAnsi="Cambria Math" w:cs="Times New Roman"/>
                             <w:sz w:val="24"/>
                             <w:u w:val="none"/>
                           </w:rPr>
-                        </m:ctrlPr>
-                      </m:den>
-                    </m:f>
-                    <m:nary>
-                      <m:naryPr>
-                        <m:chr m:val="∑"/>
-                        <m:limLoc m:val="undOvr"/>
-                        <m:subHide m:val="1"/>
-                        <m:supHide m:val="1"/>
-                        <m:ctrlPr>
+                        </ns8:ctrlPr>
+                      </ns8:den>
+                    </ns8:f>
+                    <ns8:nary>
+                      <ns8:naryPr>
+                        <ns8:chr ns8:val="∑"/>
+                        <ns8:limLoc ns8:val="undOvr"/>
+                        <ns8:subHide ns8:val="1"/>
+                        <ns8:supHide ns8:val="1"/>
+                        <ns8:ctrlPr>
                           <w:rPr>
                             <w:rFonts w:hint="default" w:ascii="Cambria Math" w:hAnsi="Cambria Math" w:cs="Times New Roman"/>
                             <w:i/>
                             <w:sz w:val="24"/>
                             <w:u w:val="none"/>
                           </w:rPr>
-                        </m:ctrlPr>
-                      </m:naryPr>
-                      <m:sub>
-                        <m:ctrlPr>
+                        </ns8:ctrlPr>
+                      </ns8:naryPr>
+                      <ns8:sub>
+                        <ns8:ctrlPr>
                           <w:rPr>
                             <w:rFonts w:hint="default" w:ascii="Cambria Math" w:hAnsi="Cambria Math" w:cs="Times New Roman"/>
                             <w:sz w:val="24"/>
                             <w:u w:val="none"/>
                           </w:rPr>
-                        </m:ctrlPr>
-                      </m:sub>
-                      <m:sup>
-                        <m:ctrlPr>
+                        </ns8:ctrlPr>
+                      </ns8:sub>
+                      <ns8:sup>
+                        <ns8:ctrlPr>
                           <w:rPr>
                             <w:rFonts w:hint="default" w:ascii="Cambria Math" w:hAnsi="Cambria Math" w:cs="Times New Roman"/>
                             <w:sz w:val="24"/>
                             <w:u w:val="none"/>
                           </w:rPr>
-                        </m:ctrlPr>
-                      </m:sup>
-                      <m:e>
-                        <m:r>
-                          <m:rPr>
-                            <m:nor/>
-                            <m:sty m:val="p"/>
-                          </m:rPr>
+                        </ns8:ctrlPr>
+                      </ns8:sup>
+                      <ns8:e>
+                        <ns8:r>
+                          <ns8:rPr>
+                            <ns8:nor/>
+                            <ns8:sty ns8:val="p"/>
+                          </ns8:rPr>
                           <w:rPr>
                             <w:rFonts w:hint="default" w:ascii="Times New Roman" w:hAnsi="Times New Roman" w:cs="Times New Roman"/>
                             <w:b w:val="0"/>
@@ -15303,66 +13861,66 @@
                             <w:sz w:val="24"/>
                             <w:u w:val="none"/>
                           </w:rPr>
-                          <m:t>(</m:t>
-                        </m:r>
-                        <m:ctrlPr>
+                          <ns8:t>(</ns8:t>
+                        </ns8:r>
+                        <ns8:ctrlPr>
                           <w:rPr>
                             <w:rFonts w:hint="default" w:ascii="Cambria Math" w:hAnsi="Cambria Math" w:cs="Times New Roman"/>
                             <w:sz w:val="24"/>
                             <w:u w:val="none"/>
                           </w:rPr>
-                        </m:ctrlPr>
-                      </m:e>
-                    </m:nary>
-                    <m:sSub>
-                      <m:sSubPr>
-                        <m:ctrlPr>
+                        </ns8:ctrlPr>
+                      </ns8:e>
+                    </ns8:nary>
+                    <ns8:sSub>
+                      <ns8:sSubPr>
+                        <ns8:ctrlPr>
                           <w:rPr>
                             <w:rFonts w:hint="default" w:ascii="Cambria Math" w:hAnsi="Cambria Math" w:cs="Times New Roman"/>
                             <w:sz w:val="24"/>
                             <w:u w:val="none"/>
                           </w:rPr>
-                        </m:ctrlPr>
-                      </m:sSubPr>
-                      <m:e>
-                        <m:r>
-                          <m:rPr>
-                            <m:nor/>
-                          </m:rPr>
+                        </ns8:ctrlPr>
+                      </ns8:sSubPr>
+                      <ns8:e>
+                        <ns8:r>
+                          <ns8:rPr>
+                            <ns8:nor/>
+                          </ns8:rPr>
                           <w:rPr>
                             <w:rFonts w:hint="default" w:ascii="Times New Roman" w:hAnsi="Times New Roman" w:cs="Times New Roman"/>
                             <w:i/>
                             <w:sz w:val="24"/>
                             <w:u w:val="none"/>
                           </w:rPr>
-                          <m:t>D</m:t>
-                        </m:r>
-                        <m:ctrlPr>
+                          <ns8:t>D</ns8:t>
+                        </ns8:r>
+                        <ns8:ctrlPr>
                           <w:rPr>
                             <w:rFonts w:hint="default" w:ascii="Cambria Math" w:hAnsi="Cambria Math" w:cs="Times New Roman"/>
                             <w:sz w:val="24"/>
                             <w:u w:val="none"/>
                           </w:rPr>
-                        </m:ctrlPr>
-                      </m:e>
-                      <m:sub>
-                        <m:r>
-                          <m:rPr>
-                            <m:nor/>
-                          </m:rPr>
+                        </ns8:ctrlPr>
+                      </ns8:e>
+                      <ns8:sub>
+                        <ns8:r>
+                          <ns8:rPr>
+                            <ns8:nor/>
+                          </ns8:rPr>
                           <w:rPr>
                             <w:rFonts w:hint="default" w:ascii="Times New Roman" w:hAnsi="Times New Roman" w:cs="Times New Roman"/>
                             <w:i/>
                             <w:sz w:val="24"/>
                             <w:u w:val="none"/>
                           </w:rPr>
-                          <m:t>k</m:t>
-                        </m:r>
-                        <m:r>
-                          <m:rPr>
-                            <m:nor/>
-                            <m:sty m:val="p"/>
-                          </m:rPr>
+                          <ns8:t>k</ns8:t>
+                        </ns8:r>
+                        <ns8:r>
+                          <ns8:rPr>
+                            <ns8:nor/>
+                            <ns8:sty ns8:val="p"/>
+                          </ns8:rPr>
                           <w:rPr>
                             <w:rFonts w:hint="default" w:ascii="Times New Roman" w:hAnsi="Times New Roman" w:cs="Times New Roman"/>
                             <w:b w:val="0"/>
@@ -15370,34 +13928,34 @@
                             <w:sz w:val="24"/>
                             <w:u w:val="none"/>
                           </w:rPr>
-                          <m:t>,</m:t>
-                        </m:r>
-                        <m:r>
-                          <m:rPr>
-                            <m:nor/>
-                          </m:rPr>
+                          <ns8:t>,</ns8:t>
+                        </ns8:r>
+                        <ns8:r>
+                          <ns8:rPr>
+                            <ns8:nor/>
+                          </ns8:rPr>
                           <w:rPr>
                             <w:rFonts w:hint="default" w:ascii="Times New Roman" w:hAnsi="Times New Roman" w:cs="Times New Roman"/>
                             <w:i/>
                             <w:sz w:val="24"/>
                             <w:u w:val="none"/>
                           </w:rPr>
-                          <m:t>i</m:t>
-                        </m:r>
-                        <m:ctrlPr>
+                          <ns8:t>i</ns8:t>
+                        </ns8:r>
+                        <ns8:ctrlPr>
                           <w:rPr>
                             <w:rFonts w:hint="default" w:ascii="Cambria Math" w:hAnsi="Cambria Math" w:cs="Times New Roman"/>
                             <w:sz w:val="24"/>
                             <w:u w:val="none"/>
                           </w:rPr>
-                        </m:ctrlPr>
-                      </m:sub>
-                    </m:sSub>
-                    <m:r>
-                      <m:rPr>
-                        <m:nor/>
-                        <m:sty m:val="p"/>
-                      </m:rPr>
+                        </ns8:ctrlPr>
+                      </ns8:sub>
+                    </ns8:sSub>
+                    <ns8:r>
+                      <ns8:rPr>
+                        <ns8:nor/>
+                        <ns8:sty ns8:val="p"/>
+                      </ns8:rPr>
                       <w:rPr>
                         <w:rFonts w:hint="default" w:ascii="Times New Roman" w:hAnsi="Times New Roman" w:cs="Times New Roman"/>
                         <w:b w:val="0"/>
@@ -15405,77 +13963,77 @@
                         <w:sz w:val="24"/>
                         <w:u w:val="none"/>
                       </w:rPr>
-                      <m:t>−</m:t>
-                    </m:r>
-                    <m:sSub>
-                      <m:sSubPr>
-                        <m:ctrlPr>
+                      <ns8:t>−</ns8:t>
+                    </ns8:r>
+                    <ns8:sSub>
+                      <ns8:sSubPr>
+                        <ns8:ctrlPr>
                           <w:rPr>
                             <w:rFonts w:hint="default" w:ascii="Cambria Math" w:hAnsi="Cambria Math" w:cs="Times New Roman"/>
                             <w:sz w:val="24"/>
                             <w:u w:val="none"/>
                           </w:rPr>
-                        </m:ctrlPr>
-                      </m:sSubPr>
-                      <m:e>
-                        <m:acc>
-                          <m:accPr>
-                            <m:ctrlPr>
+                        </ns8:ctrlPr>
+                      </ns8:sSubPr>
+                      <ns8:e>
+                        <ns8:acc>
+                          <ns8:accPr>
+                            <ns8:ctrlPr>
                               <w:rPr>
                                 <w:rFonts w:hint="default" w:ascii="Cambria Math" w:hAnsi="Cambria Math" w:cs="Times New Roman"/>
                                 <w:sz w:val="24"/>
                                 <w:u w:val="none"/>
                               </w:rPr>
-                            </m:ctrlPr>
-                          </m:accPr>
-                          <m:e>
-                            <m:r>
-                              <m:rPr>
-                                <m:nor/>
-                              </m:rPr>
+                            </ns8:ctrlPr>
+                          </ns8:accPr>
+                          <ns8:e>
+                            <ns8:r>
+                              <ns8:rPr>
+                                <ns8:nor/>
+                              </ns8:rPr>
                               <w:rPr>
                                 <w:rFonts w:hint="default" w:ascii="Times New Roman" w:hAnsi="Times New Roman" w:cs="Times New Roman"/>
                                 <w:i/>
                                 <w:sz w:val="24"/>
                                 <w:u w:val="none"/>
                               </w:rPr>
-                              <m:t>D</m:t>
-                            </m:r>
-                            <m:ctrlPr>
+                              <ns8:t>D</ns8:t>
+                            </ns8:r>
+                            <ns8:ctrlPr>
                               <w:rPr>
                                 <w:rFonts w:hint="default" w:ascii="Cambria Math" w:hAnsi="Cambria Math" w:cs="Times New Roman"/>
                                 <w:sz w:val="24"/>
                                 <w:u w:val="none"/>
                               </w:rPr>
-                            </m:ctrlPr>
-                          </m:e>
-                        </m:acc>
-                        <m:ctrlPr>
+                            </ns8:ctrlPr>
+                          </ns8:e>
+                        </ns8:acc>
+                        <ns8:ctrlPr>
                           <w:rPr>
                             <w:rFonts w:hint="default" w:ascii="Cambria Math" w:hAnsi="Cambria Math" w:cs="Times New Roman"/>
                             <w:sz w:val="24"/>
                             <w:u w:val="none"/>
                           </w:rPr>
-                        </m:ctrlPr>
-                      </m:e>
-                      <m:sub>
-                        <m:r>
-                          <m:rPr>
-                            <m:nor/>
-                          </m:rPr>
+                        </ns8:ctrlPr>
+                      </ns8:e>
+                      <ns8:sub>
+                        <ns8:r>
+                          <ns8:rPr>
+                            <ns8:nor/>
+                          </ns8:rPr>
                           <w:rPr>
                             <w:rFonts w:hint="default" w:ascii="Times New Roman" w:hAnsi="Times New Roman" w:cs="Times New Roman"/>
                             <w:i/>
                             <w:sz w:val="24"/>
                             <w:u w:val="none"/>
                           </w:rPr>
-                          <m:t>k</m:t>
-                        </m:r>
-                        <m:r>
-                          <m:rPr>
-                            <m:nor/>
-                            <m:sty m:val="p"/>
-                          </m:rPr>
+                          <ns8:t>k</ns8:t>
+                        </ns8:r>
+                        <ns8:r>
+                          <ns8:rPr>
+                            <ns8:nor/>
+                            <ns8:sty ns8:val="p"/>
+                          </ns8:rPr>
                           <w:rPr>
                             <w:rFonts w:hint="default" w:ascii="Times New Roman" w:hAnsi="Times New Roman" w:cs="Times New Roman"/>
                             <w:b w:val="0"/>
@@ -15483,45 +14041,45 @@
                             <w:sz w:val="24"/>
                             <w:u w:val="none"/>
                           </w:rPr>
-                          <m:t>,</m:t>
-                        </m:r>
-                        <m:r>
-                          <m:rPr>
-                            <m:nor/>
-                          </m:rPr>
+                          <ns8:t>,</ns8:t>
+                        </ns8:r>
+                        <ns8:r>
+                          <ns8:rPr>
+                            <ns8:nor/>
+                          </ns8:rPr>
                           <w:rPr>
                             <w:rFonts w:hint="default" w:ascii="Times New Roman" w:hAnsi="Times New Roman" w:cs="Times New Roman"/>
                             <w:i/>
                             <w:sz w:val="24"/>
                             <w:u w:val="none"/>
                           </w:rPr>
-                          <m:t>i</m:t>
-                        </m:r>
-                        <m:ctrlPr>
+                          <ns8:t>i</ns8:t>
+                        </ns8:r>
+                        <ns8:ctrlPr>
                           <w:rPr>
                             <w:rFonts w:hint="default" w:ascii="Cambria Math" w:hAnsi="Cambria Math" w:cs="Times New Roman"/>
                             <w:sz w:val="24"/>
                             <w:u w:val="none"/>
                           </w:rPr>
-                        </m:ctrlPr>
-                      </m:sub>
-                    </m:sSub>
-                    <m:sSup>
-                      <m:sSupPr>
-                        <m:ctrlPr>
+                        </ns8:ctrlPr>
+                      </ns8:sub>
+                    </ns8:sSub>
+                    <ns8:sSup>
+                      <ns8:sSupPr>
+                        <ns8:ctrlPr>
                           <w:rPr>
                             <w:rFonts w:hint="default" w:ascii="Cambria Math" w:hAnsi="Cambria Math" w:cs="Times New Roman"/>
                             <w:sz w:val="24"/>
                             <w:u w:val="none"/>
                           </w:rPr>
-                        </m:ctrlPr>
-                      </m:sSupPr>
-                      <m:e>
-                        <m:r>
-                          <m:rPr>
-                            <m:nor/>
-                            <m:sty m:val="p"/>
-                          </m:rPr>
+                        </ns8:ctrlPr>
+                      </ns8:sSupPr>
+                      <ns8:e>
+                        <ns8:r>
+                          <ns8:rPr>
+                            <ns8:nor/>
+                            <ns8:sty ns8:val="p"/>
+                          </ns8:rPr>
                           <w:rPr>
                             <w:rFonts w:hint="default" w:ascii="Times New Roman" w:hAnsi="Times New Roman" w:cs="Times New Roman"/>
                             <w:b w:val="0"/>
@@ -15529,22 +14087,22 @@
                             <w:sz w:val="24"/>
                             <w:u w:val="none"/>
                           </w:rPr>
-                          <m:t>)</m:t>
-                        </m:r>
-                        <m:ctrlPr>
+                          <ns8:t>)</ns8:t>
+                        </ns8:r>
+                        <ns8:ctrlPr>
                           <w:rPr>
                             <w:rFonts w:hint="default" w:ascii="Cambria Math" w:hAnsi="Cambria Math" w:cs="Times New Roman"/>
                             <w:sz w:val="24"/>
                             <w:u w:val="none"/>
                           </w:rPr>
-                        </m:ctrlPr>
-                      </m:e>
-                      <m:sup>
-                        <m:r>
-                          <m:rPr>
-                            <m:nor/>
-                            <m:sty m:val="p"/>
-                          </m:rPr>
+                        </ns8:ctrlPr>
+                      </ns8:e>
+                      <ns8:sup>
+                        <ns8:r>
+                          <ns8:rPr>
+                            <ns8:nor/>
+                            <ns8:sty ns8:val="p"/>
+                          </ns8:rPr>
                           <w:rPr>
                             <w:rFonts w:hint="default" w:ascii="Times New Roman" w:hAnsi="Times New Roman" w:cs="Times New Roman"/>
                             <w:b w:val="0"/>
@@ -15552,28 +14110,28 @@
                             <w:sz w:val="24"/>
                             <w:u w:val="none"/>
                           </w:rPr>
-                          <m:t>2</m:t>
-                        </m:r>
-                        <m:ctrlPr>
+                          <ns8:t>2</ns8:t>
+                        </ns8:r>
+                        <ns8:ctrlPr>
                           <w:rPr>
                             <w:rFonts w:hint="default" w:ascii="Cambria Math" w:hAnsi="Cambria Math" w:cs="Times New Roman"/>
                             <w:sz w:val="24"/>
                             <w:u w:val="none"/>
                           </w:rPr>
-                        </m:ctrlPr>
-                      </m:sup>
-                    </m:sSup>
-                    <m:ctrlPr>
+                        </ns8:ctrlPr>
+                      </ns8:sup>
+                    </ns8:sSup>
+                    <ns8:ctrlPr>
                       <w:rPr>
                         <w:rFonts w:hint="default" w:ascii="Cambria Math" w:hAnsi="Cambria Math" w:cs="Times New Roman"/>
                         <w:sz w:val="24"/>
                         <w:u w:val="none"/>
                       </w:rPr>
-                    </m:ctrlPr>
-                  </m:e>
-                </m:rad>
-              </m:oMath>
-            </m:oMathPara>
+                    </ns8:ctrlPr>
+                  </ns8:e>
+                </ns8:rad>
+              </ns8:oMath>
+            </ns8:oMathPara>
           </w:p>
         </w:tc>
         <w:tc>
@@ -16227,7 +14785,7 @@
         <w:rPr>
           <w:rFonts w:hint="default" w:ascii="Times New Roman" w:hAnsi="Times New Roman" w:cs="Times New Roman"/>
         </w:rPr>
-        <w:t>五折和独立测试的等级准确率均超过 95%，且两者差异较小，表明模型在不同划分方式下保持了较稳定的四级毁伤判定能力。独立测试 MAE 为 0.0084，说明连续 Dk 的平均绝对偏差约为 0.009；RMSE 高于 MAE，反映少量工况存在相对较大的连续值偏差。</w:t>
+        <w:t>五折和独立测试的等级准确率均超过 95%，且两者差异较小，表明模型在不同划分方式下保持了较稳定的四级损伤判定能力。独立测试 MAE 为 0.0084，说明连续 Dk 的平均绝对偏差约为 0.009；RMSE 高于 MAE，反映少量工况存在相对较大的连续值偏差。</w:t>
       </w:r>
       <w:r>
         <w:rPr>
@@ -16256,11 +14814,11 @@
             <wp:effectExtent l="0" t="0" r="8255" b="12700"/>
             <wp:docPr id="71" name="Picture" descr="图 2 冶金设施五折交叉验证等级混淆矩阵"/>
             <wp:cNvGraphicFramePr>
-              <a:graphicFrameLocks xmlns:a="http://schemas.openxmlformats.org/drawingml/2006/main" noChangeAspect="1"/>
+              <a:graphicFrameLocks noChangeAspect="1"/>
             </wp:cNvGraphicFramePr>
-            <a:graphic xmlns:a="http://schemas.openxmlformats.org/drawingml/2006/main">
+            <a:graphic>
               <a:graphicData uri="http://schemas.openxmlformats.org/drawingml/2006/picture">
-                <pic:pic xmlns:pic="http://schemas.openxmlformats.org/drawingml/2006/picture">
+                <pic:pic>
                   <pic:nvPicPr>
                     <pic:cNvPr id="71" name="Picture" descr="图 2 冶金设施五折交叉验证等级混淆矩阵"/>
                     <pic:cNvPicPr>
@@ -16377,7 +14935,7 @@
           <w:rFonts w:hint="eastAsia" w:ascii="Times New Roman" w:hAnsi="Times New Roman" w:cs="Times New Roman"/>
           <w:lang w:val="en-US" w:eastAsia="zh-CN"/>
         </w:rPr>
-        <w:t>机械制造与的功能、建筑开口和高价值目标组合更复杂，专项应用采用逐设施模型与 FDS 复核相结合的工程流程。模型直接输出连续 Dk 和四级毁伤结果；对于等级边界附近或方向响应不稳定的工况，程序提示转入 FDS 精细计算，避免低置信度边界工况被直接输出为确定等级。</w:t>
+        <w:t>机械制造与的功能、建筑开口和高价值目标组合更复杂，专项应用采用逐设施模型与 FDS 复核相结合的工程流程。模型直接输出连续 Dk 和四级损伤结果；对于等级边界附近或方向响应不稳定的工况，程序提示转入 FDS 精细计算，避免低置信度边界工况被直接输出为确定等级。</w:t>
       </w:r>
     </w:p>
     <w:p>
@@ -17419,7 +15977,7 @@
         <w:rPr>
           <w:rFonts w:hint="default" w:ascii="Times New Roman" w:hAnsi="Times New Roman" w:cs="Times New Roman"/>
         </w:rPr>
-        <w:t>预测结果界面以设施名称和本次热源工况为基础信息，突出显示设施整体毁伤等级，同时显示本次模型加载和推理耗时。热源参数区分别显示方位角、俯仰角、目标热通量和持续时间。程序在预测过程中显示加载状态；首次模型加载通常为数秒，后续预测受缓存影响会明显加快。</w:t>
+        <w:t>预测结果界面以设施名称和本次热源工况为基础信息，突出显示设施整体损伤等级，同时显示本次模型预测用时。热源参数区分别显示方位角、俯仰角、目标热通量和持续时间。程序在预测过程中显示加载状态；首次模型加载通常为数秒，后续预测受缓存影响会明显加快。</w:t>
       </w:r>
       <w:r/>
       <w:r/>
@@ -18234,11 +16792,11 @@
             <wp:effectExtent l="0" t="0" r="6350" b="7620"/>
             <wp:docPr id="6" name="图片 1"/>
             <wp:cNvGraphicFramePr>
-              <a:graphicFrameLocks xmlns:a="http://schemas.openxmlformats.org/drawingml/2006/main" noChangeAspect="1"/>
+              <a:graphicFrameLocks noChangeAspect="1"/>
             </wp:cNvGraphicFramePr>
-            <a:graphic xmlns:a="http://schemas.openxmlformats.org/drawingml/2006/main">
+            <a:graphic>
               <a:graphicData uri="http://schemas.openxmlformats.org/drawingml/2006/picture">
-                <pic:pic xmlns:pic="http://schemas.openxmlformats.org/drawingml/2006/picture">
+                <pic:pic>
                   <pic:nvPicPr>
                     <pic:cNvPr id="6" name="图片 1"/>
                     <pic:cNvPicPr>
@@ -18277,11 +16835,11 @@
             <wp:effectExtent l="0" t="0" r="17145" b="7620"/>
             <wp:docPr id="8" name="图片 2"/>
             <wp:cNvGraphicFramePr>
-              <a:graphicFrameLocks xmlns:a="http://schemas.openxmlformats.org/drawingml/2006/main" noChangeAspect="1"/>
+              <a:graphicFrameLocks noChangeAspect="1"/>
             </wp:cNvGraphicFramePr>
-            <a:graphic xmlns:a="http://schemas.openxmlformats.org/drawingml/2006/main">
+            <a:graphic>
               <a:graphicData uri="http://schemas.openxmlformats.org/drawingml/2006/picture">
-                <pic:pic xmlns:pic="http://schemas.openxmlformats.org/drawingml/2006/picture">
+                <pic:pic>
                   <pic:nvPicPr>
                     <pic:cNvPr id="8" name="图片 2"/>
                     <pic:cNvPicPr>
@@ -18435,7 +16993,7 @@
         <w:rPr>
           <w:rFonts w:hint="default" w:ascii="Times New Roman" w:hAnsi="Times New Roman" w:cs="Times New Roman"/>
         </w:rPr>
-        <w:t>等级约束 ExtraTrees 模型采用 50 棵回归树和 50 棵分类树，同时输出连续 Dk 和四级毁伤结果。综合五折等级准确率为 95.9591%，独立测试等级准确率为 97.2075%；冶金类专项独立测试准确率为 98.3660%。五折和独立测试结果接近，说明模型在当前工况范围内具有较稳定的工程预测表现。</w:t>
+        <w:t>等级约束 ExtraTrees 模型采用 50 棵回归树和 50 棵分类树，同时输出连续 Dk 和四级损伤结果。综合五折等级准确率为 95.9591%，独立测试等级准确率为 97.2075%；冶金类专项独立测试准确率为 98.3660%。五折和独立测试结果接近，说明模型在当前工况范围内具有较稳定的工程预测表现。</w:t>
       </w:r>
     </w:p>
     <w:p>
@@ -18448,7 +17006,7 @@
         <w:rPr>
           <w:rFonts w:hint="default" w:ascii="Times New Roman" w:hAnsi="Times New Roman" w:cs="Times New Roman"/>
         </w:rPr>
-        <w:t>冶金专项因素分析表明，热通量是影响 Dk 和等级水平的首要工程因素，热剂量、方位角、俯仰角、迎火侧总开口比例和敏感目标比例共同决定方向差异。不同方向和工况下的毁伤响应能够识别各设施更易达到轻微、中等或严重破坏的作用条件，并对尚未跨越等级的区域作出明确区分。</w:t>
+        <w:t>冶金专项因素分析表明，热通量是影响 Dk 和等级水平的首要工程因素，热剂量、方位角、俯仰角、迎火侧总开口比例和敏感目标比例共同决定方向差异。不同方向和工况下的损伤响应能够识别各设施更易达到轻微、中等或严重破坏的作用条件，并对尚未跨越等级的区域作出明确区分。</w:t>
       </w:r>
     </w:p>
     <w:p>
